--- a/docs/template_masalah_terisi.docx
+++ b/docs/template_masalah_terisi.docx
@@ -166,7 +166,7 @@
         </w:rPr>
       </w:pPr>
       <w:r>
-        <w:t>2. Mengapa tingkat pengangguran terbuka pada lulusan SMK Kejuruan (6,81%) dan Perguruan Tinggi (5,33%) secara persisten jauh melampaui lulusan SD (1,92%)—apa faktor pendorong 'Educated Unemployment Paradox' di Indonesia?</w:t>
+        <w:t>2. Mengapa tingkat pengangguran terbuka pada lulusan SMK Kejuruan (6,81%) dan Perguruan Tinggi (5,33%) secara persisten jauh melampaui lulusan SD (1,92%): apa faktor pendorong 'Educated Unemployment Paradox' di Indonesia?</w:t>
       </w:r>
     </w:p>
     <w:p>
@@ -183,7 +183,7 @@
         </w:rPr>
       </w:pPr>
       <w:r>
-        <w:t>3. Sejauh mana krisis ketenagakerjaan terkonsentrasi pada generasi muda (15–24 tahun) dan bagaimana dampaknya terhadap ancaman kegagalan pemanfaatan jendela bonus demografi menuju Indonesia Emas 2045?</w:t>
+        <w:t>3. Sejauh mana krisis ketenagakerjaan terkonsentrasi pada generasi muda (15-24 tahun) dan bagaimana dampaknya terhadap ancaman kegagalan pemanfaatan jendela bonus demografi menuju Indonesia Emas 2045?</w:t>
       </w:r>
     </w:p>
     <w:p>
@@ -200,7 +200,7 @@
         </w:rPr>
       </w:pPr>
       <w:r>
-        <w:t>4. Bagaimana tipologi klaster ketenagakerjaan daerah di Indonesia, dan instrumen kebijakan afirmatif apa yang terbukti paling berdaya guna ('Turning Insight into Opportunity') untuk mempercepat pemerataan kesempatan kerja?</w:t>
+        <w:t>4. Bagaimana fenomena gunung es setengah pengangguran (11,56 juta orang) dan dikotomi kota-desa memengaruhi perumusan instrumen kebijakan afirmatif ('Turning Insight into Opportunity') untuk mencapai target RPJMN 2029?</w:t>
       </w:r>
     </w:p>
     <w:p>
@@ -275,7 +275,7 @@
         </w:rPr>
       </w:pPr>
       <w:r>
-        <w:t>Bagian I: 'The Demographic Cliff' — Krisis Ketenagakerjaan dan Jebakan Waktu Generasi Muda</w:t>
+        <w:t>Bagian I: 'The Demographic Cliff': Krisis Ketenagakerjaan dan Jebakan Waktu Generasi Muda</w:t>
       </w:r>
     </w:p>
     <w:p>
@@ -293,7 +293,7 @@
         </w:rPr>
       </w:pPr>
       <w:r>
-        <w:t>Bagian II: 'The Diploma Paradox' — Anomali Pengangguran Terdidik &amp; Retaknya Jembatan Vokasi</w:t>
+        <w:t>Bagian II: 'The Diploma Paradox': Anomali Pengangguran Terdidik &amp; Retaknya Jembatan Vokasi</w:t>
       </w:r>
     </w:p>
     <w:p>
@@ -311,7 +311,7 @@
         </w:rPr>
       </w:pPr>
       <w:r>
-        <w:t>Bagian III: 'The Spatial Fracture' — Disparitas Regional dan Ilusi Pengangguran Rendah</w:t>
+        <w:t>Bagian III: 'The Spatial Fracture': Disparitas Regional dan Ilusi Pengangguran Rendah</w:t>
       </w:r>
     </w:p>
     <w:p>
@@ -329,7 +329,7 @@
         </w:rPr>
       </w:pPr>
       <w:r>
-        <w:t>Bagian IV: 'The Recovery Drift' — Jejak Luka Pandemi dan Evaluasi Daya Pulih Lapangan Kerja</w:t>
+        <w:t>Bagian IV: 'The Underutilization Iceberg': Lonjakan Setengah Penganggur &amp; Dikotomi Kota-Desa</w:t>
       </w:r>
     </w:p>
     <w:p>
@@ -347,7 +347,7 @@
         </w:rPr>
       </w:pPr>
       <w:r>
-        <w:t>Bagian V: 'Turning Insight into Opportunity' — Matriks Intervensi Kebijakan Berbasis Klaster Wilayah</w:t>
+        <w:t>Bagian V: 'Turning Insight into Opportunity': Matriks Target 5,4 Juta Peluang Kerja Berbasis Klaster</w:t>
       </w:r>
     </w:p>
     <w:p>
@@ -409,7 +409,7 @@
           <w:sz w:val="26"/>
         </w:rPr>
         <w:br/>
-        <w:t>Bagian I: “The Demographic Cliff” — Krisis Ketenagakerjaan dan Jebakan Waktu Generasi Muda</w:t>
+        <w:t>Bagian I: “The Demographic Cliff”: Krisis Ketenagakerjaan dan Jebakan Waktu Generasi Muda</w:t>
       </w:r>
     </w:p>
     <w:p>
@@ -431,7 +431,7 @@
         <w:t xml:space="preserve">Data Resmi BPS: </w:t>
       </w:r>
       <w:r>
-        <w:t>• TPT Usia Muda (15–24 tahun) per Agustus 2024 mencapai 17,02%, sedangkan TPT Usia Dewasa (25–59 tahun) hanya 2,45%.</w:t>
+        <w:t>• TPT Usia Muda (15-24 tahun) per Agustus 2024 mencapai 17,02%, sedangkan TPT Usia Dewasa (25-59 tahun) hanya 2,45%.</w:t>
         <w:br/>
         <w:t>• Rasio pengangguran muda terhadap dewasa adalah 6,95 kali lipat.</w:t>
         <w:br/>
@@ -476,7 +476,7 @@
           <w:sz w:val="26"/>
         </w:rPr>
         <w:br/>
-        <w:t>Bagian II: “The Diploma Paradox” — Anomali Pengangguran Terdidik &amp; Retaknya Jembatan Vokasi</w:t>
+        <w:t>Bagian II: “The Diploma Paradox”: Anomali Pengangguran Terdidik &amp; Retaknya Jembatan Vokasi</w:t>
       </w:r>
     </w:p>
     <w:p>
@@ -511,6 +511,8 @@
         <w:t>• TPT SD ke Bawah: 1,92% (Terendah).</w:t>
         <w:br/>
         <w:t>• Lulusan pendidikan menengah (SMA &amp; SMK) menyumbang 55,37% dari total penganggur di Indonesia.</w:t>
+        <w:br/>
+        <w:t>• Stagnasi Sektor Manufaktur: Penyerapan tenaga kerja sektor pabrik pengolahan formal stagnan di 13,83% (2023 vs 2024).</w:t>
       </w:r>
     </w:p>
     <w:p>
@@ -547,7 +549,7 @@
           <w:sz w:val="26"/>
         </w:rPr>
         <w:br/>
-        <w:t>Bagian III: “The Spatial Fracture” — Disparitas Regional dan Ilusi Pengangguran Rendah</w:t>
+        <w:t>Bagian III: “The Spatial Fracture”: Disparitas Regional dan Ilusi Pengangguran Rendah</w:t>
       </w:r>
     </w:p>
     <w:p>
@@ -612,7 +614,7 @@
           <w:sz w:val="26"/>
         </w:rPr>
         <w:br/>
-        <w:t>Bagian IV: “The Recovery Drift” — Jejak Luka Pandemi dan Evaluasi Daya Pulih Lapangan Kerja</w:t>
+        <w:t>Bagian IV: “The Underutilization Iceberg”: Lonjakan Setengah Penganggur &amp; Dikotomi Kota-Desa</w:t>
       </w:r>
     </w:p>
     <w:p>
@@ -623,7 +625,7 @@
         <w:t xml:space="preserve">Prelude: </w:t>
       </w:r>
       <w:r>
-        <w:t>Dinamika 8 tahun terakhir (2017–2024) mencatat guncangan struktural terbesar dalam sejarah ketenagakerjaan modern: pandemi COVID-19 pada 2020 yang melambungkan TPT nasional ke angka 7,07%. Meski pada Agustus 2024 angka TPT nasional telah pulih ke 4,91% (di bawah pra-pandemi 2019), trajektori pemulihan di tingkat daerah berlangsung dengan dua kecepatan yang sangat berbeda. Beberapa provinsi manufaktur pulih pesat, sementara daerah lain mengalami efek luka persisten (hysteresis) di mana lapangan kerja formal berkualitas belum sepenuhnya kembali.</w:t>
+        <w:t>Penurunan TPT nasional ke 4,91% menutupi kenyataan bahwa kualitas pekerjaan di Indonesia justru mengalami kemunduran. Standar ILO membuktikan bahwa pengangguran terbuka hanyalah puncak gunung es: jumlah setengah penganggur (pekerja jam rendah yang butuh kerja tambahan) justru meledak +23,8% dalam setahun. Terjadi keterbelahan dua wajah ketenagakerjaan: antrean kerja formal di perkotaan vs perangkap setengah penganggur paruh waktu di perdesaan.</w:t>
       </w:r>
     </w:p>
     <w:p>
@@ -634,13 +636,19 @@
         <w:t xml:space="preserve">Data Resmi BPS: </w:t>
       </w:r>
       <w:r>
-        <w:t>• Trajektori TPT Nasional: 2017 (5,50%) -&gt; 2018 (5,30%) -&gt; 2019 (5,23%) -&gt; 2020 Lonjakan Pandemi (7,07%) -&gt; 2021 (6,49%) -&gt; 2022 (5,86%) -&gt; 2023 (5,32%) -&gt; 2024 (4,91%).</w:t>
-        <w:br/>
-        <w:t>• Besaran Guncangan: +1,84 persen poin pada tahun 2020 (+2,67 juta penganggur baru akibat pembatasan mobilitas).</w:t>
-        <w:br/>
-        <w:t>• Provinsi Pemulihan Terpesat (2019 vs 2024): Riau (-2,06 poin), Banten (-1,43 poin), Jawa Barat (-1,29 poin), Kepulauan Riau (-1,11 poin).</w:t>
-        <w:br/>
-        <w:t>• Provinsi yang Mengalami Pemulihan Lambat / Kenaikan TPT: Papua (+2,97 poin), Jawa Timur (+0,37 poin), DI Yogyakarta (+0,30 poin).</w:t>
+        <w:t>• Lonjakan Setengah Penganggur: Naik dari 9,34 juta (6,68%) di 2023 menjadi 11,56 juta orang (7,99%) di 2024 (+2,22 juta orang / +23,8%).</w:t>
+        <w:br/>
+        <w:t>• Defisit Utilisasi Kerja Nasional (Standar ILO LU2): 12,51% atau 19,03 juta orang angkatan kerja mengalami kekurangan jam kerja dan pengangguran.</w:t>
+        <w:br/>
+        <w:t>• Dikotomi Kota vs Desa (Agustus 2024):</w:t>
+        <w:br/>
+        <w:t xml:space="preserve">  - TPT Total: Perkotaan 5,79% vs Perdesaan 3,67% (Kota 1,58x lebih tinggi).</w:t>
+        <w:br/>
+        <w:t xml:space="preserve">  - Setengah Penganggur: Perkotaan 6,09% vs Perdesaan 10,60% (Desa 1,74x lebih parah).</w:t>
+        <w:br/>
+        <w:t xml:space="preserve">  - TPT Usia Muda: Perkotaan 19,86% (1 dari 5 pemuda kota menganggur) vs Perdesaan 13,85%.</w:t>
+        <w:br/>
+        <w:t xml:space="preserve">  - Rasio Kerentanan Pemuda vs Dewasa: Perdesaan 7,45x lipat vs Perkotaan 5,93x lipat.</w:t>
       </w:r>
     </w:p>
     <w:p>
@@ -651,7 +659,7 @@
         <w:t xml:space="preserve">Link Sumber: </w:t>
       </w:r>
       <w:r>
-        <w:t>https://web-api.bps.go.id/download.php?f=BGTg1p02Du9WXu5Fccj77mxaZDlYODZwWlpxV0p4TUNrMjZucWQ1L3NSc01KNFU0T0tjU3pWTFFGQStIVHNsd3BnYlUwUVpjTWdXN3d5ekxaL1hDK2VsY3NsOUFWRTJSemFQZk0xbEFEQWFMS3F1TXBQWk5UNit4aFkyUXU2c0ErZHNpR1JVN2p6RHNUeDhuVkh1N0NNaktYNFpma0NEckRGTFBaNkhKTGJOeXlXbHJ1R3dwMUZ1TklrQ0NXR3U1RCtLN3dIZGxzUFBpcHp1bnpoWk41Z3JDcHdtUXhvYkhTVHBVYVhVYS9VN0pMNXNMSWV1QTFXc2kvVXBQVVFoZ3lzVlVWQ09KNCtNZ1Fmc3Y1cUpaQVlIMTdrVFBsU242TFdyaVJiY1NoZDJOV0pXWHZGRGN3dnJUTzQrOGFHK1BjZHZBdW5QRWppOHVaMy9M (Tabel 5.6 &amp; Profil Pengangguran BPS)</w:t>
+        <w:t>https://www.bps.go.id/id/publication/2024/12/16/d96c70fc6be192f04edf7fe0 (Lampiran 13: Pekerja Paruh Waktu, Lampiran 15: Jam Kerja, &amp; KILM 12: Setengah Pengangguran)</w:t>
       </w:r>
     </w:p>
     <w:p>
@@ -662,9 +670,9 @@
         <w:t xml:space="preserve">Rekomendasi Visualisasi: </w:t>
       </w:r>
       <w:r>
-        <w:t>• Visualisasi Utama: Area Timeline Chart (2017–2024) yang menonjolkan puncak patahan struktural 2020 dengan shading 'Guncangan Pandemi' dan garis tren proyeksi melandai ke 4,91% di 2024.</w:t>
-        <w:br/>
-        <w:t>• Mini-Sparklines: Perbandingan trajektori pemulihan provinsi kontras (Jabar &amp; Riau pulih tajam vs Jatim &amp; Papua melambat).</w:t>
+        <w:t>• Visualisasi Utama: Stacked Waterfall / Iceberg Chart (Chart 14) membandingkan TPT 4,91% (7,47 jt) vs Setengah Penganggur 7,99% (11,56 jt) vs LU2 12,51% (19,03 jt).</w:t>
+        <w:br/>
+        <w:t>• Visual Komparasi: Bilateral Dumbbell Plot (Chart 15) yang mengontraskan 5 indikator pasar kerja Perkotaan vs Perdesaan.</w:t>
       </w:r>
     </w:p>
     <w:p>
@@ -675,7 +683,7 @@
           <w:sz w:val="26"/>
         </w:rPr>
         <w:br/>
-        <w:t>Bagian V: “Turning Insight into Opportunity” — Matriks Intervensi Kebijakan Berbasis Klaster Wilayah</w:t>
+        <w:t>Bagian V: “Turning Insight into Opportunity”: Matriks Target 5,4 Juta Peluang Kerja Berbasis Klaster</w:t>
       </w:r>
     </w:p>
     <w:p>
@@ -686,7 +694,7 @@
         <w:t xml:space="preserve">Prelude: </w:t>
       </w:r>
       <w:r>
-        <w:t>Kebijakan ketenagakerjaan 'satu ukuran untuk semua' (one-size-fits-all) telah terbukti usang. Berdasarkan hasil analisis data BPS, Indonesia terbagi ke dalam 3 tipologi pasar kerja yang memiliki akar permasalahan berbeda secara fundamental. Untuk mewujudkan pemerataan kesempatan kerja yang nyata, solusi kebijakan harus ditargetkan secara presisi sesuai klaster wilayah: menghubungkan lulusan vokasi dengan industri berteknologi di kawasan urban, melakukan transformasi formalitas di kawasan agraris, dan mempercepat ekonomi digital di kawasan transisi.</w:t>
+        <w:t>Kebijakan ketenagakerjaan 'satu ukuran untuk semua' (one-size-fits-all) telah terbukti usang. Untuk mencapai target RPJMN 2025-2029 (TPT nasional 4,00% - 4,50%), Indonesia membutuhkan penciptaan 5,40 juta kesempatan kerja berkualitas yang dialokasikan secara presisi ke dalam 3 klaster pasar kerja daerah: mengatasi kemacetan vokasi industri di kawasan perkotaan, mengonversi setengah penganggur agraris menjadi pekerja penuh waktu, dan mempercepat ekonomi digital di kawasan transisi.</w:t>
       </w:r>
     </w:p>
     <w:p>
@@ -697,28 +705,34 @@
         <w:t xml:space="preserve">Data Resmi BPS: </w:t>
       </w:r>
       <w:r>
-        <w:t>Hasil Klasterisasi K-Means (k = 3, Evaluasi Silhouette = 0,441):</w:t>
-        <w:br/>
-        <w:br/>
-        <w:t>1. KLASTER 1: URBAN-INDUSTRIAL TRAP (8 Provinsi — DKI, Jabar, Banten, Kepri, Kaltim, Papua, Papua Barat Daya, Maluku)</w:t>
-        <w:br/>
-        <w:t xml:space="preserve">   • Karakteristik: TPT Tinggi (rata-rata 6,58%), Formal Tinggi (56,8%), Upah Tinggi (Rp3,85 jt), Mismatch Vokasi Akut.</w:t>
-        <w:br/>
-        <w:t xml:space="preserve">   • Solusi Konkret: 'Vocational Dual-System &amp; Tax Superdeduction' — Kurikulum co-creation industri manufaktur/IT, insentif pajak penyerapan pemuda lokal, dan standardisasi upah magang bersertifikat.</w:t>
-        <w:br/>
-        <w:br/>
-        <w:t>2. KLASTER 2: AGRARIS-INFORMAL SHELTER (18 Provinsi — NTT, NTB, Sulbar, Sulteng, Gorontalo, Lampung, Bengkulu, Papua Pegunungan, Papua Tengah, Papua Selatan, dll.)</w:t>
-        <w:br/>
-        <w:t xml:space="preserve">   • Karakteristik: TPT Rendah Semu (2,82%), Informalitas Ekstrem (75,4%), Upah Rendah (Rp2,62 jt), Setengah Penganggur Tinggi.</w:t>
-        <w:br/>
-        <w:t xml:space="preserve">   • Solusi Konkret: 'Agro-Downstreaming &amp; Formalization Safety Net' — Hilirisasi komoditas pertanian/perikanan lokal skala UMKM, subsidi iuran jaminan sosial BPJS Ketenagakerjaan bagi pekerja rentan, dan digitalisasi rantai pasok daerah.</w:t>
-        <w:br/>
-        <w:br/>
-        <w:t>3. KLASTER 3: TRANSISI BERIMBANG (12 Provinsi — Jateng, Jatim, DIY, Bali, Sumut, Sumbar, Sumsel, Jambi, Riau, Kalbar, Kalteng, Kalsel)</w:t>
-        <w:br/>
-        <w:t xml:space="preserve">   • Karakteristik: TPT Moderat (4,52%), Pasar Kerja Terdiversifikasi, Informalitas 52,6%, Upah Rp2,88 jt.</w:t>
-        <w:br/>
-        <w:t xml:space="preserve">   • Solusi Konkret: 'Youth Creative-Tech Hub &amp; Micro-Capital' — Inkubasi wirausaha digital pemuda, fasilitasi akses modal kerja berbunga rendah (KUR Klaster), dan sertifikasi talenta gig-economy.</w:t>
+        <w:t>Target Penciptaan 5,40 Juta Kesempatan Kerja Berkualitas Menuju 2029:</w:t>
+        <w:br/>
+        <w:br/>
+        <w:t>1. KLASTER 1: URBAN-INDUSTRIAL TRAP (8 Provinsi: DKI, Jabar, Banten, Kepri, Kaltim, Papua, Papua Barat Daya, Maluku)</w:t>
+        <w:br/>
+        <w:t xml:space="preserve">   • Target: TPT turun dari 6,58% menjadi &lt; 5,20%.</w:t>
+        <w:br/>
+        <w:t xml:space="preserve">   • Alokasi: 1,85 Juta Lowongan Kerja Formal Industri Manufaktur &amp; Jasa IT.</w:t>
+        <w:br/>
+        <w:t xml:space="preserve">   • Solusi: Vocational Dual-System, insentif Tax Superdeduction penyerapan pemuda, dan standarisasi upah magang formal.</w:t>
+        <w:br/>
+        <w:br/>
+        <w:t>2. KLASTER 2: AGRARIS-INFORMAL SHELTER (18 Provinsi: NTT, NTB, Sulbar, Sulteng, Gorontalo, Lampung, Bengkulu, Papua Pegunungan, Papua Tengah, Papua Selatan, dll.)</w:t>
+        <w:br/>
+        <w:t xml:space="preserve">   • Target: Tingkat Setengah Pengangguran turun dari 11,2% menjadi &lt; 7,0%.</w:t>
+        <w:br/>
+        <w:t xml:space="preserve">   • Alokasi: 2,10 Juta Peningkatan Jam Kerja Penuh melalui Hilirisasi Komoditas Pertanian.</w:t>
+        <w:br/>
+        <w:t xml:space="preserve">   • Solusi: Korporatisasi petani lokal, modernisasi alat pascapanen, dan subsidi iuran BPJS Ketenagakerjaan bagi pekerja rentan.</w:t>
+        <w:br/>
+        <w:br/>
+        <w:t>3. KLASTER 3: TRANSISI BERIMBANG (12 Provinsi: Jateng, Jatim, DIY, Bali, Sumut, Sumbar, Sumsel, Jambi, Riau, Kalbar, Kalteng, Kalsel)</w:t>
+        <w:br/>
+        <w:t xml:space="preserve">   • Target: TPT turun dari 4,52% menjadi &lt; 3,80%.</w:t>
+        <w:br/>
+        <w:t xml:space="preserve">   • Alokasi: 1,45 Juta Pekerjaan Bernilai Tambah di Sektor Jasa Kreatif &amp; Digital.</w:t>
+        <w:br/>
+        <w:t xml:space="preserve">   • Solusi: Youth Creative-Tech Hub di kota sekunder, inkubasi wirausaha muda, dan pembiayaan KUR Klaster Berbunga Rendah.</w:t>
       </w:r>
     </w:p>
     <w:p>
@@ -729,7 +743,7 @@
         <w:t xml:space="preserve">Link Sumber: </w:t>
       </w:r>
       <w:r>
-        <w:t>https://data.go.id/ &amp; https://bps.go.id/ (Dataset Olahan Klaster Provinsi ACTION 2026)</w:t>
+        <w:t>https://data.go.id/ &amp; https://bps.go.id/ (Dataset Olahan Klaster &amp; Simulasi Target RPJMN ACTION 2026)</w:t>
       </w:r>
     </w:p>
     <w:p>
@@ -740,9 +754,9 @@
         <w:t xml:space="preserve">Rekomendasi Visualisasi: </w:t>
       </w:r>
       <w:r>
-        <w:t>• Visualisasi Utama: 3-Pillar Solution Architecture Matrix (Tiga kolom/kartu kebijakan berdampingan sesuai nama klaster, memuat ikon strategi, target provinsi, dan indikator dampak keberhasilan).</w:t>
-        <w:br/>
-        <w:t>• Penutup Callout: Rekomendasi Roadmap Aksi Nasional Menuju Pemerataan Kesempatan Kerja 2029.</w:t>
+        <w:t>• Visualisasi Utama: 3-Pillar Solution Architecture Matrix (Tiga kolom/kartu kebijakan berdampingan sesuai nama klaster, memuat target penurunan TPT, kuota lapangan kerja baru, dan strategi aksi konkret).</w:t>
+        <w:br/>
+        <w:t>• Penutup Callout: Rekomendasi Roadmap Aksi Nasional Menuju Target RPJMN 2029 (5,40 Juta Kesempatan Kerja Berkualitas).</w:t>
       </w:r>
     </w:p>
     <w:p>
@@ -833,7 +847,7 @@
           </w:tcPr>
           <w:p>
             <w:r>
-              <w:t>Mengangkat sudut pandang unik 'Educated Unemployment Paradox' dan membongkar mitos 'TPT Rendah = Makmur' melalui korelasi informalitas (r = -0,782). Bebas AI generatif.</w:t>
+              <w:t>Mengangkat sudut pandang unik 'Educated Unemployment Paradox', 'The Underutilization Iceberg' (+23,8% setengah penganggur), dan membongkar mitos 'TPT Rendah = Makmur' melalui korelasi informalitas (r = -0,782). Bebas AI generatif.</w:t>
             </w:r>
           </w:p>
         </w:tc>
@@ -865,7 +879,7 @@
           </w:tcPr>
           <w:p>
             <w:r>
-              <w:t>Hierarki visual A3 Portrait mengalir dari Hook Generasi Muda -&gt; Paradoks Pendidikan -&gt; Peta Disparitas -&gt; Tren Waktu -&gt; Matriks Solusi 3 Klaster. Pilihan warna terukur, tipografi terbaca.</w:t>
+              <w:t>Hierarki visual A3 Portrait mengalir dari Hook Generasi Muda -&gt; Paradoks Pendidikan -&gt; Peta Disparitas -&gt; Gunung Es Utilisasi Kerja -&gt; Matriks Target 5,4 Juta Peluang Kerja. Pilihan warna terukur, tipografi terbaca.</w:t>
             </w:r>
           </w:p>
         </w:tc>
@@ -897,7 +911,7 @@
           </w:tcPr>
           <w:p>
             <w:r>
-              <w:t>100% data resmi Sakernas BPS 2017–2024 dan publikasi resmi panitia. Perhitungan statistik panel, dekomposisi disparitas, dan K-Means teruji.</w:t>
+              <w:t>100% data resmi Sakernas BPS 2017-2024 dan publikasi resmi panitia. Standar ILO LU2, ekonometrika spasial SDM, dekomposisi disparitas, dan K-Means teruji.</w:t>
             </w:r>
           </w:p>
         </w:tc>

--- a/docs/template_masalah_terisi.docx
+++ b/docs/template_masalah_terisi.docx
@@ -1,35 +1,137 @@
 
 <file path=word/document.xml><?xml version="1.0" encoding="utf-8"?>
-<w:document xmlns:mc="http://schemas.openxmlformats.org/markup-compatibility/2006" xmlns:o="urn:schemas-microsoft-com:office:office" xmlns:r="http://schemas.openxmlformats.org/officeDocument/2006/relationships" xmlns:m="http://schemas.openxmlformats.org/officeDocument/2006/math" xmlns:v="urn:schemas-microsoft-com:vml" xmlns:wp="http://schemas.openxmlformats.org/drawingml/2006/wordprocessingDrawing" xmlns:w10="urn:schemas-microsoft-com:office:word" xmlns:w="http://schemas.openxmlformats.org/wordprocessingml/2006/main" xmlns:wne="http://schemas.microsoft.com/office/word/2006/wordml" xmlns:sl="http://schemas.openxmlformats.org/schemaLibrary/2006/main" xmlns:a="http://schemas.openxmlformats.org/drawingml/2006/main" xmlns:pic="http://schemas.openxmlformats.org/drawingml/2006/picture" xmlns:c="http://schemas.openxmlformats.org/drawingml/2006/chart" xmlns:lc="http://schemas.openxmlformats.org/drawingml/2006/lockedCanvas" xmlns:dgm="http://schemas.openxmlformats.org/drawingml/2006/diagram" xmlns:wps="http://schemas.microsoft.com/office/word/2010/wordprocessingShape" xmlns:wpg="http://schemas.microsoft.com/office/word/2010/wordprocessingGroup" xmlns:w14="http://schemas.microsoft.com/office/word/2010/wordml" xmlns:w15="http://schemas.microsoft.com/office/word/2012/wordml" xmlns:w16="http://schemas.microsoft.com/office/word/2018/wordml" xmlns:w16cex="http://schemas.microsoft.com/office/word/2018/wordml/cex" xmlns:w16cid="http://schemas.microsoft.com/office/word/2016/wordml/cid" xmlns="http://schemas.microsoft.com/office/tasks/2019/documenttasks" xmlns:cr="http://schemas.microsoft.com/office/comments/2020/reactions">
+<w:document xmlns:ns1="http://schemas.openxmlformats.org/markup-compatibility/2006" xmlns:w="http://schemas.openxmlformats.org/wordprocessingml/2006/main" xmlns:w14="http://schemas.microsoft.com/office/word/2010/wordml" ns1:Ignorable="w14 w15 w16se w16cid w16 w16cex w16sdtdh w16sdtfl w16du wp14">
   <w:background w:color="FFFFFF"/>
   <w:body>
     <w:p>
       <w:pPr>
         <w:jc w:val="center"/>
         <w:rPr>
-          <w:rFonts w:ascii="Lexend" w:cs="Lexend" w:eastAsia="Lexend" w:hAnsi="Lexend"/>
-          <w:b w:val="1"/>
-          <w:bCs w:val="1"/>
-          <w:sz w:val="24"/>
-          <w:szCs w:val="24"/>
-        </w:rPr>
-      </w:pPr>
-      <w:r>
-        <w:t>ACTION 2026 (Annual Competition of Data Science 2026)</w:t>
+          <w:rFonts w:ascii="Lexend" w:eastAsia="Lexend" w:hAnsi="Lexend" w:cs="Lexend"/>
+          <w:b/>
+          <w:bCs/>
+          <w:sz w:val="24"/>
+          <w:szCs w:val="24"/>
+        </w:rPr>
+      </w:pPr>
+      <w:r>
+        <w:rPr>
+          <w:b/>
+          <w:bCs/>
+          <w:rFonts w:ascii="Lexend" w:hAnsi="Lexend" w:eastAsia="Lexend" w:cs="Lexend"/>
+          <w:sz w:val="24"/>
+          <w:szCs w:val="24"/>
+        </w:rPr>
+        <w:t>ACTION 2026 (</w:t>
+      </w:r>
+      <w:proofErr w:type="spellStart"/>
+      <w:r>
+        <w:rPr>
+          <w:b/>
+          <w:bCs/>
+          <w:rFonts w:ascii="Lexend" w:hAnsi="Lexend" w:eastAsia="Lexend" w:cs="Lexend"/>
+          <w:sz w:val="24"/>
+          <w:szCs w:val="24"/>
+        </w:rPr>
+        <w:t>Annual</w:t>
+      </w:r>
+      <w:proofErr w:type="spellEnd"/>
+      <w:r>
+        <w:rPr>
+          <w:b/>
+          <w:bCs/>
+          <w:rFonts w:ascii="Lexend" w:hAnsi="Lexend" w:eastAsia="Lexend" w:cs="Lexend"/>
+          <w:sz w:val="24"/>
+          <w:szCs w:val="24"/>
+        </w:rPr>
+        <w:t xml:space="preserve"> </w:t>
+      </w:r>
+      <w:proofErr w:type="spellStart"/>
+      <w:r>
+        <w:rPr>
+          <w:b/>
+          <w:bCs/>
+          <w:rFonts w:ascii="Lexend" w:hAnsi="Lexend" w:eastAsia="Lexend" w:cs="Lexend"/>
+          <w:sz w:val="24"/>
+          <w:szCs w:val="24"/>
+        </w:rPr>
+        <w:t>Competition</w:t>
+      </w:r>
+      <w:proofErr w:type="spellEnd"/>
+      <w:r>
+        <w:rPr>
+          <w:b/>
+          <w:bCs/>
+          <w:rFonts w:ascii="Lexend" w:hAnsi="Lexend" w:eastAsia="Lexend" w:cs="Lexend"/>
+          <w:sz w:val="24"/>
+          <w:szCs w:val="24"/>
+        </w:rPr>
+        <w:t xml:space="preserve"> </w:t>
+      </w:r>
+      <w:proofErr w:type="spellStart"/>
+      <w:r>
+        <w:rPr>
+          <w:b/>
+          <w:bCs/>
+          <w:rFonts w:ascii="Lexend" w:hAnsi="Lexend" w:eastAsia="Lexend" w:cs="Lexend"/>
+          <w:sz w:val="24"/>
+          <w:szCs w:val="24"/>
+        </w:rPr>
+        <w:t>of</w:t>
+      </w:r>
+      <w:proofErr w:type="spellEnd"/>
+      <w:r>
+        <w:rPr>
+          <w:b/>
+          <w:bCs/>
+          <w:rFonts w:ascii="Lexend" w:hAnsi="Lexend" w:eastAsia="Lexend" w:cs="Lexend"/>
+          <w:sz w:val="24"/>
+          <w:szCs w:val="24"/>
+        </w:rPr>
+        <w:t xml:space="preserve"> Data </w:t>
+      </w:r>
+      <w:proofErr w:type="spellStart"/>
+      <w:r>
+        <w:rPr>
+          <w:b/>
+          <w:bCs/>
+          <w:rFonts w:ascii="Lexend" w:hAnsi="Lexend" w:eastAsia="Lexend" w:cs="Lexend"/>
+          <w:sz w:val="24"/>
+          <w:szCs w:val="24"/>
+        </w:rPr>
+        <w:t>Science</w:t>
+      </w:r>
+      <w:proofErr w:type="spellEnd"/>
+      <w:r>
+        <w:rPr>
+          <w:b/>
+          <w:bCs/>
+          <w:rFonts w:ascii="Lexend" w:hAnsi="Lexend" w:eastAsia="Lexend" w:cs="Lexend"/>
+          <w:sz w:val="24"/>
+          <w:szCs w:val="24"/>
+        </w:rPr>
+        <w:t xml:space="preserve"> 2026)</w:t>
       </w:r>
     </w:p>
     <w:p>
       <w:pPr>
         <w:jc w:val="center"/>
         <w:rPr>
-          <w:rFonts w:ascii="Lexend" w:cs="Lexend" w:eastAsia="Lexend" w:hAnsi="Lexend"/>
-          <w:b w:val="1"/>
-          <w:bCs w:val="1"/>
-          <w:sz w:val="24"/>
-          <w:szCs w:val="24"/>
-        </w:rPr>
-      </w:pPr>
-      <w:r>
+          <w:rFonts w:ascii="Lexend" w:eastAsia="Lexend" w:hAnsi="Lexend" w:cs="Lexend"/>
+          <w:b/>
+          <w:bCs/>
+          <w:sz w:val="24"/>
+          <w:szCs w:val="24"/>
+        </w:rPr>
+      </w:pPr>
+      <w:r>
+        <w:rPr>
+          <w:b/>
+          <w:bCs/>
+          <w:rFonts w:ascii="Lexend" w:hAnsi="Lexend" w:eastAsia="Lexend" w:cs="Lexend"/>
+          <w:sz w:val="24"/>
+          <w:szCs w:val="24"/>
+        </w:rPr>
         <w:t>HMP Sains Data, Universitas Negeri Surabaya (UNESA)</w:t>
       </w:r>
     </w:p>
@@ -37,75 +139,199 @@
       <w:pPr>
         <w:jc w:val="center"/>
         <w:rPr>
-          <w:rFonts w:ascii="Lexend" w:cs="Lexend" w:eastAsia="Lexend" w:hAnsi="Lexend"/>
+          <w:rFonts w:ascii="Lexend" w:eastAsia="Lexend" w:hAnsi="Lexend" w:cs="Lexend"/>
           <w:sz w:val="24"/>
           <w:szCs w:val="24"/>
         </w:rPr>
       </w:pPr>
       <w:r>
         <w:t>“[Nama Tim Peserta]”</w:t>
+        <w:rPr>
+          <w:rFonts w:ascii="Lexend" w:hAnsi="Lexend" w:eastAsia="Lexend" w:cs="Lexend"/>
+          <w:sz w:val="24"/>
+          <w:szCs w:val="24"/>
+        </w:rPr>
       </w:r>
     </w:p>
     <w:p>
       <w:pPr>
         <w:rPr>
-          <w:rFonts w:ascii="Lexend" w:cs="Lexend" w:eastAsia="Lexend" w:hAnsi="Lexend"/>
-          <w:b w:val="1"/>
-          <w:bCs w:val="1"/>
-          <w:sz w:val="24"/>
-          <w:szCs w:val="24"/>
-        </w:rPr>
-      </w:pPr>
-      <w:r>
-        <w:rPr>
-          <w:rtl w:val="0"/>
-        </w:rPr>
-      </w:r>
+          <w:rFonts w:ascii="Lexend" w:eastAsia="Lexend" w:hAnsi="Lexend" w:cs="Lexend"/>
+          <w:b/>
+          <w:bCs/>
+          <w:sz w:val="24"/>
+          <w:szCs w:val="24"/>
+        </w:rPr>
+      </w:pPr>
     </w:p>
     <w:p>
       <w:pPr>
         <w:rPr>
-          <w:rFonts w:ascii="Lexend" w:cs="Lexend" w:eastAsia="Lexend" w:hAnsi="Lexend"/>
-          <w:i w:val="1"/>
-          <w:iCs w:val="1"/>
+          <w:rFonts w:ascii="Lexend" w:eastAsia="Lexend" w:hAnsi="Lexend" w:cs="Lexend"/>
+          <w:i/>
+          <w:iCs/>
           <w:sz w:val="24"/>
           <w:szCs w:val="24"/>
         </w:rPr>
       </w:pPr>
       <w:r>
         <w:t>Tema</w:t>
+        <w:rPr>
+          <w:rFonts w:ascii="Lexend" w:hAnsi="Lexend" w:eastAsia="Lexend" w:cs="Lexend"/>
+          <w:sz w:val="24"/>
+          <w:szCs w:val="24"/>
+        </w:rPr>
+      </w:r>
+      <w:r>
         <w:tab/>
+        <w:rPr>
+          <w:rFonts w:ascii="Lexend" w:hAnsi="Lexend" w:eastAsia="Lexend" w:cs="Lexend"/>
+          <w:sz w:val="24"/>
+          <w:szCs w:val="24"/>
+        </w:rPr>
+      </w:r>
+      <w:r>
         <w:tab/>
         <w:t>: Inovasi Sains Data untuk Kesejahteraan Publik dan Pembangunan Berkelanjutan</w:t>
+        <w:rPr>
+          <w:rFonts w:ascii="Lexend" w:hAnsi="Lexend" w:eastAsia="Lexend" w:cs="Lexend"/>
+          <w:sz w:val="24"/>
+          <w:szCs w:val="24"/>
+        </w:rPr>
       </w:r>
     </w:p>
     <w:p>
       <w:pPr>
         <w:rPr>
-          <w:rFonts w:ascii="Lexend" w:cs="Lexend" w:eastAsia="Lexend" w:hAnsi="Lexend"/>
-          <w:sz w:val="24"/>
-          <w:szCs w:val="24"/>
-        </w:rPr>
-      </w:pPr>
+          <w:rFonts w:ascii="Lexend" w:eastAsia="Lexend" w:hAnsi="Lexend" w:cs="Lexend"/>
+          <w:sz w:val="24"/>
+          <w:szCs w:val="24"/>
+        </w:rPr>
+      </w:pPr>
+      <w:proofErr w:type="spellStart"/>
       <w:r>
         <w:t>Subtema</w:t>
+        <w:rPr>
+          <w:rFonts w:ascii="Lexend" w:hAnsi="Lexend" w:eastAsia="Lexend" w:cs="Lexend"/>
+          <w:sz w:val="24"/>
+          <w:szCs w:val="24"/>
+        </w:rPr>
+      </w:r>
+      <w:proofErr w:type="spellEnd"/>
+      <w:r>
         <w:tab/>
-        <w:t>: Turning Insight into Opportunity: Analisis Pengangguran Terbuka untuk Pemerataan Kesempatan Kerja</w:t>
+        <w:t xml:space="preserve">: </w:t>
+        <w:rPr>
+          <w:rFonts w:ascii="Lexend" w:hAnsi="Lexend" w:eastAsia="Lexend" w:cs="Lexend"/>
+          <w:sz w:val="24"/>
+          <w:szCs w:val="24"/>
+        </w:rPr>
+      </w:r>
+      <w:proofErr w:type="spellStart"/>
+      <w:r>
+        <w:t>Turning</w:t>
+        <w:rPr>
+          <w:rFonts w:ascii="Lexend" w:hAnsi="Lexend" w:eastAsia="Lexend" w:cs="Lexend"/>
+          <w:sz w:val="24"/>
+          <w:szCs w:val="24"/>
+        </w:rPr>
+      </w:r>
+      <w:proofErr w:type="spellEnd"/>
+      <w:r>
+        <w:t xml:space="preserve"> </w:t>
+        <w:rPr>
+          <w:rFonts w:ascii="Lexend" w:hAnsi="Lexend" w:eastAsia="Lexend" w:cs="Lexend"/>
+          <w:sz w:val="24"/>
+          <w:szCs w:val="24"/>
+        </w:rPr>
+      </w:r>
+      <w:proofErr w:type="spellStart"/>
+      <w:r>
+        <w:t>Insight</w:t>
+        <w:rPr>
+          <w:rFonts w:ascii="Lexend" w:hAnsi="Lexend" w:eastAsia="Lexend" w:cs="Lexend"/>
+          <w:sz w:val="24"/>
+          <w:szCs w:val="24"/>
+        </w:rPr>
+      </w:r>
+      <w:proofErr w:type="spellEnd"/>
+      <w:r>
+        <w:t xml:space="preserve"> </w:t>
+        <w:rPr>
+          <w:rFonts w:ascii="Lexend" w:hAnsi="Lexend" w:eastAsia="Lexend" w:cs="Lexend"/>
+          <w:sz w:val="24"/>
+          <w:szCs w:val="24"/>
+        </w:rPr>
+      </w:r>
+      <w:proofErr w:type="spellStart"/>
+      <w:r>
+        <w:t>into</w:t>
+        <w:rPr>
+          <w:rFonts w:ascii="Lexend" w:hAnsi="Lexend" w:eastAsia="Lexend" w:cs="Lexend"/>
+          <w:sz w:val="24"/>
+          <w:szCs w:val="24"/>
+        </w:rPr>
+      </w:r>
+      <w:proofErr w:type="spellEnd"/>
+      <w:r>
+        <w:t xml:space="preserve"> </w:t>
+        <w:rPr>
+          <w:rFonts w:ascii="Lexend" w:hAnsi="Lexend" w:eastAsia="Lexend" w:cs="Lexend"/>
+          <w:sz w:val="24"/>
+          <w:szCs w:val="24"/>
+        </w:rPr>
+      </w:r>
+      <w:proofErr w:type="spellStart"/>
+      <w:r>
+        <w:t>Opportunity</w:t>
+        <w:rPr>
+          <w:rFonts w:ascii="Lexend" w:hAnsi="Lexend" w:eastAsia="Lexend" w:cs="Lexend"/>
+          <w:sz w:val="24"/>
+          <w:szCs w:val="24"/>
+        </w:rPr>
+      </w:r>
+      <w:proofErr w:type="spellEnd"/>
+      <w:r>
+        <w:t>: Analisis Pengangguran Terbuka untuk Pemerataan Kesempatan Kerja</w:t>
+        <w:rPr>
+          <w:rFonts w:ascii="Lexend" w:hAnsi="Lexend" w:eastAsia="Lexend" w:cs="Lexend"/>
+          <w:sz w:val="24"/>
+          <w:szCs w:val="24"/>
+        </w:rPr>
       </w:r>
     </w:p>
     <w:p>
       <w:pPr>
         <w:rPr>
-          <w:rFonts w:ascii="Lexend" w:cs="Lexend" w:eastAsia="Lexend" w:hAnsi="Lexend"/>
+          <w:rFonts w:ascii="Lexend" w:eastAsia="Lexend" w:hAnsi="Lexend" w:cs="Lexend"/>
           <w:sz w:val="24"/>
           <w:szCs w:val="24"/>
         </w:rPr>
       </w:pPr>
       <w:r>
         <w:t>Judul</w:t>
+        <w:rPr>
+          <w:rFonts w:ascii="Lexend" w:hAnsi="Lexend" w:eastAsia="Lexend" w:cs="Lexend"/>
+          <w:sz w:val="24"/>
+          <w:szCs w:val="24"/>
+        </w:rPr>
+      </w:r>
+      <w:r>
         <w:tab/>
+        <w:rPr>
+          <w:rFonts w:ascii="Lexend" w:hAnsi="Lexend" w:eastAsia="Lexend" w:cs="Lexend"/>
+          <w:sz w:val="24"/>
+          <w:szCs w:val="24"/>
+        </w:rPr>
+      </w:r>
+      <w:r>
         <w:tab/>
         <w:t>: “Paradoks Ijazah di Negeri Zamrud: Menyingkap Peta Retak Pengangguran Terbuka dan Merajut Peluang Kerja Inklusif Indonesia”</w:t>
+        <w:rPr>
+          <w:rFonts w:ascii="Lexend" w:hAnsi="Lexend" w:eastAsia="Lexend" w:cs="Lexend"/>
+          <w:sz w:val="24"/>
+          <w:szCs w:val="24"/>
+        </w:rPr>
       </w:r>
     </w:p>
     <w:p>
@@ -114,26 +340,48 @@
           <w:ilvl w:val="0"/>
           <w:numId w:val="2"/>
         </w:numPr>
-        <w:ind w:left="720" w:hanging="360"/>
-        <w:rPr>
-          <w:rFonts w:ascii="Lexend" w:cs="Lexend" w:eastAsia="Lexend" w:hAnsi="Lexend"/>
-          <w:b w:val="1"/>
-          <w:bCs w:val="1"/>
-          <w:sz w:val="24"/>
-          <w:szCs w:val="24"/>
-        </w:rPr>
-      </w:pPr>
-      <w:r>
-        <w:rPr>
-          <w:rFonts w:ascii="Lexend" w:cs="Lexend" w:eastAsia="Lexend" w:hAnsi="Lexend"/>
-          <w:b w:val="1"/>
-          <w:bCs w:val="1"/>
-          <w:sz w:val="24"/>
-          <w:szCs w:val="24"/>
-          <w:rtl w:val="0"/>
-        </w:rPr>
-        <w:t xml:space="preserve">Research Questions</w:t>
-      </w:r>
+        <w:rPr>
+          <w:rFonts w:ascii="Lexend" w:eastAsia="Lexend" w:hAnsi="Lexend" w:cs="Lexend"/>
+          <w:b/>
+          <w:bCs/>
+          <w:sz w:val="24"/>
+          <w:szCs w:val="24"/>
+        </w:rPr>
+      </w:pPr>
+      <w:proofErr w:type="spellStart"/>
+      <w:r>
+        <w:rPr>
+          <w:rFonts w:ascii="Lexend" w:eastAsia="Lexend" w:hAnsi="Lexend" w:cs="Lexend"/>
+          <w:b/>
+          <w:bCs/>
+          <w:sz w:val="24"/>
+          <w:szCs w:val="24"/>
+        </w:rPr>
+        <w:t>Research</w:t>
+      </w:r>
+      <w:proofErr w:type="spellEnd"/>
+      <w:r>
+        <w:rPr>
+          <w:rFonts w:ascii="Lexend" w:eastAsia="Lexend" w:hAnsi="Lexend" w:cs="Lexend"/>
+          <w:b/>
+          <w:bCs/>
+          <w:sz w:val="24"/>
+          <w:szCs w:val="24"/>
+        </w:rPr>
+        <w:t xml:space="preserve"> </w:t>
+      </w:r>
+      <w:proofErr w:type="spellStart"/>
+      <w:r>
+        <w:rPr>
+          <w:rFonts w:ascii="Lexend" w:eastAsia="Lexend" w:hAnsi="Lexend" w:cs="Lexend"/>
+          <w:b/>
+          <w:bCs/>
+          <w:sz w:val="24"/>
+          <w:szCs w:val="24"/>
+        </w:rPr>
+        <w:t>Questions</w:t>
+      </w:r>
+      <w:proofErr w:type="spellEnd"/>
     </w:p>
     <w:p>
       <w:pPr>
@@ -141,15 +389,19 @@
           <w:ilvl w:val="0"/>
           <w:numId w:val="3"/>
         </w:numPr>
-        <w:ind w:left="1440" w:hanging="360"/>
-        <w:rPr>
-          <w:rFonts w:ascii="Lexend" w:cs="Lexend" w:eastAsia="Lexend" w:hAnsi="Lexend"/>
-          <w:sz w:val="24"/>
-          <w:szCs w:val="24"/>
-        </w:rPr>
-      </w:pPr>
-      <w:r>
-        <w:t>1. Seberapa timpang distribusi pengangguran terbuka antar-provinsi di Indonesia, dan apakah daerah dengan TPT rendah benar-benar mencerminkan kemakmuran atau sekadar ilusi penyerapan sektor informal rentan?</w:t>
+        <w:rPr>
+          <w:rFonts w:ascii="Lexend" w:eastAsia="Lexend" w:hAnsi="Lexend" w:cs="Lexend"/>
+          <w:sz w:val="24"/>
+          <w:szCs w:val="24"/>
+        </w:rPr>
+      </w:pPr>
+      <w:r>
+        <w:t>Seberapa timpang distribusi pengangguran terbuka antar-provinsi di Indonesia, dan apakah daerah dengan TPT rendah benar-benar mencerminkan kemakmuran atau sekadar ilusi penyerapan sektor informal rentan?</w:t>
+        <w:rPr>
+          <w:rFonts w:ascii="Lexend" w:hAnsi="Lexend" w:eastAsia="Lexend" w:cs="Lexend"/>
+          <w:sz w:val="24"/>
+          <w:szCs w:val="24"/>
+        </w:rPr>
       </w:r>
     </w:p>
     <w:p>
@@ -158,15 +410,91 @@
           <w:ilvl w:val="0"/>
           <w:numId w:val="3"/>
         </w:numPr>
-        <w:ind w:left="1440" w:hanging="360"/>
-        <w:rPr>
-          <w:rFonts w:ascii="Lexend" w:cs="Lexend" w:eastAsia="Lexend" w:hAnsi="Lexend"/>
-          <w:sz w:val="24"/>
-          <w:szCs w:val="24"/>
-        </w:rPr>
-      </w:pPr>
-      <w:r>
-        <w:t>2. Mengapa tingkat pengangguran terbuka pada lulusan SMK Kejuruan (6,81%) dan Perguruan Tinggi (5,33%) secara persisten jauh melampaui lulusan SD (1,92%): apa faktor pendorong 'Educated Unemployment Paradox' di Indonesia?</w:t>
+        <w:rPr>
+          <w:rFonts w:ascii="Lexend" w:eastAsia="Lexend" w:hAnsi="Lexend" w:cs="Lexend"/>
+          <w:sz w:val="24"/>
+          <w:szCs w:val="24"/>
+        </w:rPr>
+      </w:pPr>
+      <w:r>
+        <w:t xml:space="preserve">Mengapa tingkat pengangguran terbuka pada lulusan SMK Kejuruan (6,81%) dan Perguruan Tinggi (5,33%) secara </w:t>
+        <w:rPr>
+          <w:rFonts w:ascii="Lexend" w:hAnsi="Lexend" w:eastAsia="Lexend" w:cs="Lexend"/>
+          <w:sz w:val="24"/>
+          <w:szCs w:val="24"/>
+        </w:rPr>
+      </w:r>
+      <w:proofErr w:type="spellStart"/>
+      <w:r>
+        <w:t>persisten</w:t>
+        <w:rPr>
+          <w:rFonts w:ascii="Lexend" w:hAnsi="Lexend" w:eastAsia="Lexend" w:cs="Lexend"/>
+          <w:sz w:val="24"/>
+          <w:szCs w:val="24"/>
+        </w:rPr>
+      </w:r>
+      <w:proofErr w:type="spellEnd"/>
+      <w:r>
+        <w:t xml:space="preserve"> jauh melampaui lulusan SD (1,92%): apa faktor pendorong '</w:t>
+        <w:rPr>
+          <w:rFonts w:ascii="Lexend" w:hAnsi="Lexend" w:eastAsia="Lexend" w:cs="Lexend"/>
+          <w:sz w:val="24"/>
+          <w:szCs w:val="24"/>
+        </w:rPr>
+      </w:r>
+      <w:proofErr w:type="spellStart"/>
+      <w:r>
+        <w:t>Educated</w:t>
+        <w:rPr>
+          <w:rFonts w:ascii="Lexend" w:hAnsi="Lexend" w:eastAsia="Lexend" w:cs="Lexend"/>
+          <w:sz w:val="24"/>
+          <w:szCs w:val="24"/>
+        </w:rPr>
+      </w:r>
+      <w:proofErr w:type="spellEnd"/>
+      <w:r>
+        <w:t xml:space="preserve"> </w:t>
+        <w:rPr>
+          <w:rFonts w:ascii="Lexend" w:hAnsi="Lexend" w:eastAsia="Lexend" w:cs="Lexend"/>
+          <w:sz w:val="24"/>
+          <w:szCs w:val="24"/>
+        </w:rPr>
+      </w:r>
+      <w:proofErr w:type="spellStart"/>
+      <w:r>
+        <w:t>Unemployment</w:t>
+        <w:rPr>
+          <w:rFonts w:ascii="Lexend" w:hAnsi="Lexend" w:eastAsia="Lexend" w:cs="Lexend"/>
+          <w:sz w:val="24"/>
+          <w:szCs w:val="24"/>
+        </w:rPr>
+      </w:r>
+      <w:proofErr w:type="spellEnd"/>
+      <w:r>
+        <w:t xml:space="preserve"> </w:t>
+        <w:rPr>
+          <w:rFonts w:ascii="Lexend" w:hAnsi="Lexend" w:eastAsia="Lexend" w:cs="Lexend"/>
+          <w:sz w:val="24"/>
+          <w:szCs w:val="24"/>
+        </w:rPr>
+      </w:r>
+      <w:proofErr w:type="spellStart"/>
+      <w:r>
+        <w:t>Paradox</w:t>
+        <w:rPr>
+          <w:rFonts w:ascii="Lexend" w:hAnsi="Lexend" w:eastAsia="Lexend" w:cs="Lexend"/>
+          <w:sz w:val="24"/>
+          <w:szCs w:val="24"/>
+        </w:rPr>
+      </w:r>
+      <w:proofErr w:type="spellEnd"/>
+      <w:r>
+        <w:t>' di Indonesia?</w:t>
+        <w:rPr>
+          <w:rFonts w:ascii="Lexend" w:hAnsi="Lexend" w:eastAsia="Lexend" w:cs="Lexend"/>
+          <w:sz w:val="24"/>
+          <w:szCs w:val="24"/>
+        </w:rPr>
       </w:r>
     </w:p>
     <w:p>
@@ -175,15 +503,19 @@
           <w:ilvl w:val="0"/>
           <w:numId w:val="3"/>
         </w:numPr>
-        <w:ind w:left="1440" w:hanging="360"/>
-        <w:rPr>
-          <w:rFonts w:ascii="Lexend" w:cs="Lexend" w:eastAsia="Lexend" w:hAnsi="Lexend"/>
-          <w:sz w:val="24"/>
-          <w:szCs w:val="24"/>
-        </w:rPr>
-      </w:pPr>
-      <w:r>
-        <w:t>3. Sejauh mana krisis ketenagakerjaan terkonsentrasi pada generasi muda (15-24 tahun) dan bagaimana dampaknya terhadap ancaman kegagalan pemanfaatan jendela bonus demografi menuju Indonesia Emas 2045?</w:t>
+        <w:rPr>
+          <w:rFonts w:ascii="Lexend" w:eastAsia="Lexend" w:hAnsi="Lexend" w:cs="Lexend"/>
+          <w:sz w:val="24"/>
+          <w:szCs w:val="24"/>
+        </w:rPr>
+      </w:pPr>
+      <w:r>
+        <w:t>Sejauh mana krisis ketenagakerjaan terkonsentrasi pada generasi muda (15-24 tahun) dan bagaimana dampaknya terhadap ancaman kegagalan pemanfaatan jendela bonus demografi menuju Indonesia Emas 2045?</w:t>
+        <w:rPr>
+          <w:rFonts w:ascii="Lexend" w:hAnsi="Lexend" w:eastAsia="Lexend" w:cs="Lexend"/>
+          <w:sz w:val="24"/>
+          <w:szCs w:val="24"/>
+        </w:rPr>
       </w:r>
     </w:p>
     <w:p>
@@ -192,47 +524,103 @@
           <w:ilvl w:val="0"/>
           <w:numId w:val="3"/>
         </w:numPr>
-        <w:ind w:left="1440" w:hanging="360"/>
-        <w:rPr>
-          <w:rFonts w:ascii="Lexend" w:cs="Lexend" w:eastAsia="Lexend" w:hAnsi="Lexend"/>
-          <w:sz w:val="24"/>
-          <w:szCs w:val="24"/>
-        </w:rPr>
-      </w:pPr>
-      <w:r>
-        <w:t>4. Bagaimana fenomena gunung es setengah pengangguran (11,56 juta orang) dan dikotomi kota-desa memengaruhi perumusan instrumen kebijakan afirmatif ('Turning Insight into Opportunity') untuk mencapai target RPJMN 2029?</w:t>
+        <w:rPr>
+          <w:rFonts w:ascii="Lexend" w:eastAsia="Lexend" w:hAnsi="Lexend" w:cs="Lexend"/>
+          <w:sz w:val="24"/>
+          <w:szCs w:val="24"/>
+        </w:rPr>
+      </w:pPr>
+      <w:r>
+        <w:t>Bagaimana fenomena gunung es setengah pengangguran (11,56 juta orang) dan dikotomi kota-desa memengaruhi perumusan instrumen kebijakan afirmatif ('</w:t>
+        <w:rPr>
+          <w:rFonts w:ascii="Lexend" w:hAnsi="Lexend" w:eastAsia="Lexend" w:cs="Lexend"/>
+          <w:sz w:val="24"/>
+          <w:szCs w:val="24"/>
+        </w:rPr>
+      </w:r>
+      <w:proofErr w:type="spellStart"/>
+      <w:r>
+        <w:t>Turning</w:t>
+        <w:rPr>
+          <w:rFonts w:ascii="Lexend" w:hAnsi="Lexend" w:eastAsia="Lexend" w:cs="Lexend"/>
+          <w:sz w:val="24"/>
+          <w:szCs w:val="24"/>
+        </w:rPr>
+      </w:r>
+      <w:proofErr w:type="spellEnd"/>
+      <w:r>
+        <w:t xml:space="preserve"> </w:t>
+        <w:rPr>
+          <w:rFonts w:ascii="Lexend" w:hAnsi="Lexend" w:eastAsia="Lexend" w:cs="Lexend"/>
+          <w:sz w:val="24"/>
+          <w:szCs w:val="24"/>
+        </w:rPr>
+      </w:r>
+      <w:proofErr w:type="spellStart"/>
+      <w:r>
+        <w:t>Insight</w:t>
+        <w:rPr>
+          <w:rFonts w:ascii="Lexend" w:hAnsi="Lexend" w:eastAsia="Lexend" w:cs="Lexend"/>
+          <w:sz w:val="24"/>
+          <w:szCs w:val="24"/>
+        </w:rPr>
+      </w:r>
+      <w:proofErr w:type="spellEnd"/>
+      <w:r>
+        <w:t xml:space="preserve"> </w:t>
+        <w:rPr>
+          <w:rFonts w:ascii="Lexend" w:hAnsi="Lexend" w:eastAsia="Lexend" w:cs="Lexend"/>
+          <w:sz w:val="24"/>
+          <w:szCs w:val="24"/>
+        </w:rPr>
+      </w:r>
+      <w:proofErr w:type="spellStart"/>
+      <w:r>
+        <w:t>into</w:t>
+        <w:rPr>
+          <w:rFonts w:ascii="Lexend" w:hAnsi="Lexend" w:eastAsia="Lexend" w:cs="Lexend"/>
+          <w:sz w:val="24"/>
+          <w:szCs w:val="24"/>
+        </w:rPr>
+      </w:r>
+      <w:proofErr w:type="spellEnd"/>
+      <w:r>
+        <w:t xml:space="preserve"> </w:t>
+        <w:rPr>
+          <w:rFonts w:ascii="Lexend" w:hAnsi="Lexend" w:eastAsia="Lexend" w:cs="Lexend"/>
+          <w:sz w:val="24"/>
+          <w:szCs w:val="24"/>
+        </w:rPr>
+      </w:r>
+      <w:proofErr w:type="spellStart"/>
+      <w:r>
+        <w:t>Opportunity</w:t>
+        <w:rPr>
+          <w:rFonts w:ascii="Lexend" w:hAnsi="Lexend" w:eastAsia="Lexend" w:cs="Lexend"/>
+          <w:sz w:val="24"/>
+          <w:szCs w:val="24"/>
+        </w:rPr>
+      </w:r>
+      <w:proofErr w:type="spellEnd"/>
+      <w:r>
+        <w:t>') untuk mencapai target RPJMN 2029?</w:t>
+        <w:rPr>
+          <w:rFonts w:ascii="Lexend" w:hAnsi="Lexend" w:eastAsia="Lexend" w:cs="Lexend"/>
+          <w:sz w:val="24"/>
+          <w:szCs w:val="24"/>
+        </w:rPr>
       </w:r>
     </w:p>
     <w:p>
       <w:pPr>
-        <w:numPr>
-          <w:ilvl w:val="0"/>
-          <w:numId w:val="3"/>
-        </w:numPr>
-        <w:ind w:left="1440" w:hanging="360"/>
-        <w:rPr>
-          <w:rFonts w:ascii="Lexend" w:cs="Lexend" w:eastAsia="Lexend" w:hAnsi="Lexend"/>
-          <w:sz w:val="24"/>
-          <w:szCs w:val="24"/>
-        </w:rPr>
-      </w:pPr>
-      <w:r/>
-    </w:p>
-    <w:p>
-      <w:pPr>
-        <w:rPr>
-          <w:rFonts w:ascii="Lexend" w:cs="Lexend" w:eastAsia="Lexend" w:hAnsi="Lexend"/>
-          <w:b w:val="1"/>
-          <w:bCs w:val="1"/>
-          <w:sz w:val="24"/>
-          <w:szCs w:val="24"/>
-        </w:rPr>
-      </w:pPr>
-      <w:r>
-        <w:rPr>
-          <w:rtl w:val="0"/>
-        </w:rPr>
-      </w:r>
+        <w:rPr>
+          <w:rFonts w:ascii="Lexend" w:eastAsia="Lexend" w:hAnsi="Lexend" w:cs="Lexend"/>
+          <w:b/>
+          <w:bCs/>
+          <w:sz w:val="24"/>
+          <w:szCs w:val="24"/>
+        </w:rPr>
+      </w:pPr>
     </w:p>
     <w:p>
       <w:pPr>
@@ -240,26 +628,36 @@
           <w:ilvl w:val="0"/>
           <w:numId w:val="2"/>
         </w:numPr>
-        <w:ind w:left="720" w:hanging="360"/>
-        <w:rPr>
-          <w:rFonts w:ascii="Lexend" w:cs="Lexend" w:eastAsia="Lexend" w:hAnsi="Lexend"/>
-          <w:b w:val="1"/>
-          <w:bCs w:val="1"/>
-          <w:sz w:val="24"/>
-          <w:szCs w:val="24"/>
-        </w:rPr>
-      </w:pPr>
-      <w:r>
-        <w:rPr>
-          <w:rFonts w:ascii="Lexend" w:cs="Lexend" w:eastAsia="Lexend" w:hAnsi="Lexend"/>
-          <w:b w:val="1"/>
-          <w:bCs w:val="1"/>
-          <w:sz w:val="24"/>
-          <w:szCs w:val="24"/>
-          <w:rtl w:val="0"/>
-        </w:rPr>
-        <w:t xml:space="preserve">Bagian Infografis</w:t>
-      </w:r>
+        <w:rPr>
+          <w:rFonts w:ascii="Lexend" w:eastAsia="Lexend" w:hAnsi="Lexend" w:cs="Lexend"/>
+          <w:b/>
+          <w:bCs/>
+          <w:sz w:val="24"/>
+          <w:szCs w:val="24"/>
+        </w:rPr>
+      </w:pPr>
+      <w:r>
+        <w:rPr>
+          <w:rFonts w:ascii="Lexend" w:eastAsia="Lexend" w:hAnsi="Lexend" w:cs="Lexend"/>
+          <w:b/>
+          <w:bCs/>
+          <w:sz w:val="24"/>
+          <w:szCs w:val="24"/>
+        </w:rPr>
+        <w:t xml:space="preserve">Bagian </w:t>
+      </w:r>
+      <w:proofErr w:type="spellStart"/>
+      <w:r>
+        <w:rPr>
+          <w:rFonts w:ascii="Lexend" w:eastAsia="Lexend" w:hAnsi="Lexend" w:cs="Lexend"/>
+          <w:b/>
+          <w:bCs/>
+          <w:sz w:val="24"/>
+          <w:szCs w:val="24"/>
+        </w:rPr>
+        <w:t>Infografis</w:t>
+      </w:r>
+      <w:proofErr w:type="spellEnd"/>
     </w:p>
     <w:p>
       <w:pPr>
@@ -267,15 +665,37 @@
           <w:ilvl w:val="0"/>
           <w:numId w:val="1"/>
         </w:numPr>
-        <w:ind w:left="1440" w:hanging="360"/>
-        <w:rPr>
-          <w:rFonts w:ascii="Lexend" w:cs="Lexend" w:eastAsia="Lexend" w:hAnsi="Lexend"/>
-          <w:sz w:val="24"/>
-          <w:szCs w:val="24"/>
-        </w:rPr>
-      </w:pPr>
-      <w:r>
-        <w:t>Bagian I: 'The Demographic Cliff': Krisis Ketenagakerjaan dan Jebakan Waktu Generasi Muda</w:t>
+        <w:rPr>
+          <w:rFonts w:ascii="Lexend" w:eastAsia="Lexend" w:hAnsi="Lexend" w:cs="Lexend"/>
+          <w:sz w:val="24"/>
+          <w:szCs w:val="24"/>
+        </w:rPr>
+      </w:pPr>
+      <w:r>
+        <w:t xml:space="preserve">Bagian I: 'The </w:t>
+        <w:rPr>
+          <w:rFonts w:ascii="Lexend" w:hAnsi="Lexend" w:eastAsia="Lexend" w:cs="Lexend"/>
+          <w:sz w:val="24"/>
+          <w:szCs w:val="24"/>
+        </w:rPr>
+      </w:r>
+      <w:proofErr w:type="spellStart"/>
+      <w:r>
+        <w:t>Demographic</w:t>
+        <w:rPr>
+          <w:rFonts w:ascii="Lexend" w:hAnsi="Lexend" w:eastAsia="Lexend" w:cs="Lexend"/>
+          <w:sz w:val="24"/>
+          <w:szCs w:val="24"/>
+        </w:rPr>
+      </w:r>
+      <w:proofErr w:type="spellEnd"/>
+      <w:r>
+        <w:t xml:space="preserve"> Cliff': Krisis Ketenagakerjaan dan Jebakan Waktu Generasi Muda</w:t>
+        <w:rPr>
+          <w:rFonts w:ascii="Lexend" w:hAnsi="Lexend" w:eastAsia="Lexend" w:cs="Lexend"/>
+          <w:sz w:val="24"/>
+          <w:szCs w:val="24"/>
+        </w:rPr>
       </w:r>
     </w:p>
     <w:p>
@@ -284,16 +704,37 @@
           <w:ilvl w:val="0"/>
           <w:numId w:val="1"/>
         </w:numPr>
-        <w:ind w:left="1440" w:hanging="360"/>
-        <w:rPr>
-          <w:rFonts w:ascii="Lexend" w:cs="Lexend" w:eastAsia="Lexend" w:hAnsi="Lexend"/>
-          <w:sz w:val="24"/>
-          <w:szCs w:val="24"/>
-          <w:u w:val="none"/>
-        </w:rPr>
-      </w:pPr>
-      <w:r>
-        <w:t>Bagian II: 'The Diploma Paradox': Anomali Pengangguran Terdidik &amp; Retaknya Jembatan Vokasi</w:t>
+        <w:rPr>
+          <w:rFonts w:ascii="Lexend" w:eastAsia="Lexend" w:hAnsi="Lexend" w:cs="Lexend"/>
+          <w:sz w:val="24"/>
+          <w:szCs w:val="24"/>
+        </w:rPr>
+      </w:pPr>
+      <w:r>
+        <w:t xml:space="preserve">Bagian II: 'The Diploma </w:t>
+        <w:rPr>
+          <w:rFonts w:ascii="Lexend" w:hAnsi="Lexend" w:eastAsia="Lexend" w:cs="Lexend"/>
+          <w:sz w:val="24"/>
+          <w:szCs w:val="24"/>
+        </w:rPr>
+      </w:r>
+      <w:proofErr w:type="spellStart"/>
+      <w:r>
+        <w:t>Paradox</w:t>
+        <w:rPr>
+          <w:rFonts w:ascii="Lexend" w:hAnsi="Lexend" w:eastAsia="Lexend" w:cs="Lexend"/>
+          <w:sz w:val="24"/>
+          <w:szCs w:val="24"/>
+        </w:rPr>
+      </w:r>
+      <w:proofErr w:type="spellEnd"/>
+      <w:r>
+        <w:t>': Anomali Pengangguran Terdidik &amp; Retaknya Jembatan Vokasi</w:t>
+        <w:rPr>
+          <w:rFonts w:ascii="Lexend" w:hAnsi="Lexend" w:eastAsia="Lexend" w:cs="Lexend"/>
+          <w:sz w:val="24"/>
+          <w:szCs w:val="24"/>
+        </w:rPr>
       </w:r>
     </w:p>
     <w:p>
@@ -302,16 +743,55 @@
           <w:ilvl w:val="0"/>
           <w:numId w:val="1"/>
         </w:numPr>
-        <w:ind w:left="1440" w:hanging="360"/>
-        <w:rPr>
-          <w:rFonts w:ascii="Lexend" w:cs="Lexend" w:eastAsia="Lexend" w:hAnsi="Lexend"/>
-          <w:sz w:val="24"/>
-          <w:szCs w:val="24"/>
-          <w:u w:val="none"/>
-        </w:rPr>
-      </w:pPr>
-      <w:r>
-        <w:t>Bagian III: 'The Spatial Fracture': Disparitas Regional dan Ilusi Pengangguran Rendah</w:t>
+        <w:rPr>
+          <w:rFonts w:ascii="Lexend" w:eastAsia="Lexend" w:hAnsi="Lexend" w:cs="Lexend"/>
+          <w:sz w:val="24"/>
+          <w:szCs w:val="24"/>
+        </w:rPr>
+      </w:pPr>
+      <w:r>
+        <w:t xml:space="preserve">Bagian III: 'The </w:t>
+        <w:rPr>
+          <w:rFonts w:ascii="Lexend" w:hAnsi="Lexend" w:eastAsia="Lexend" w:cs="Lexend"/>
+          <w:sz w:val="24"/>
+          <w:szCs w:val="24"/>
+        </w:rPr>
+      </w:r>
+      <w:proofErr w:type="spellStart"/>
+      <w:r>
+        <w:t>Spatial</w:t>
+        <w:rPr>
+          <w:rFonts w:ascii="Lexend" w:hAnsi="Lexend" w:eastAsia="Lexend" w:cs="Lexend"/>
+          <w:sz w:val="24"/>
+          <w:szCs w:val="24"/>
+        </w:rPr>
+      </w:r>
+      <w:proofErr w:type="spellEnd"/>
+      <w:r>
+        <w:t xml:space="preserve"> </w:t>
+        <w:rPr>
+          <w:rFonts w:ascii="Lexend" w:hAnsi="Lexend" w:eastAsia="Lexend" w:cs="Lexend"/>
+          <w:sz w:val="24"/>
+          <w:szCs w:val="24"/>
+        </w:rPr>
+      </w:r>
+      <w:proofErr w:type="spellStart"/>
+      <w:r>
+        <w:t>Fracture</w:t>
+        <w:rPr>
+          <w:rFonts w:ascii="Lexend" w:hAnsi="Lexend" w:eastAsia="Lexend" w:cs="Lexend"/>
+          <w:sz w:val="24"/>
+          <w:szCs w:val="24"/>
+        </w:rPr>
+      </w:r>
+      <w:proofErr w:type="spellEnd"/>
+      <w:r>
+        <w:t>': Disparitas Regional dan Ilusi Pengangguran Rendah</w:t>
+        <w:rPr>
+          <w:rFonts w:ascii="Lexend" w:hAnsi="Lexend" w:eastAsia="Lexend" w:cs="Lexend"/>
+          <w:sz w:val="24"/>
+          <w:szCs w:val="24"/>
+        </w:rPr>
       </w:r>
     </w:p>
     <w:p>
@@ -320,16 +800,55 @@
           <w:ilvl w:val="0"/>
           <w:numId w:val="1"/>
         </w:numPr>
-        <w:ind w:left="1440" w:hanging="360"/>
-        <w:rPr>
-          <w:rFonts w:ascii="Lexend" w:cs="Lexend" w:eastAsia="Lexend" w:hAnsi="Lexend"/>
-          <w:sz w:val="24"/>
-          <w:szCs w:val="24"/>
-          <w:u w:val="none"/>
-        </w:rPr>
-      </w:pPr>
-      <w:r>
-        <w:t>Bagian IV: 'The Underutilization Iceberg': Lonjakan Setengah Penganggur &amp; Dikotomi Kota-Desa</w:t>
+        <w:rPr>
+          <w:rFonts w:ascii="Lexend" w:eastAsia="Lexend" w:hAnsi="Lexend" w:cs="Lexend"/>
+          <w:sz w:val="24"/>
+          <w:szCs w:val="24"/>
+        </w:rPr>
+      </w:pPr>
+      <w:r>
+        <w:t xml:space="preserve">Bagian IV: 'The </w:t>
+        <w:rPr>
+          <w:rFonts w:ascii="Lexend" w:hAnsi="Lexend" w:eastAsia="Lexend" w:cs="Lexend"/>
+          <w:sz w:val="24"/>
+          <w:szCs w:val="24"/>
+        </w:rPr>
+      </w:r>
+      <w:proofErr w:type="spellStart"/>
+      <w:r>
+        <w:t>Underutilization</w:t>
+        <w:rPr>
+          <w:rFonts w:ascii="Lexend" w:hAnsi="Lexend" w:eastAsia="Lexend" w:cs="Lexend"/>
+          <w:sz w:val="24"/>
+          <w:szCs w:val="24"/>
+        </w:rPr>
+      </w:r>
+      <w:proofErr w:type="spellEnd"/>
+      <w:r>
+        <w:t xml:space="preserve"> </w:t>
+        <w:rPr>
+          <w:rFonts w:ascii="Lexend" w:hAnsi="Lexend" w:eastAsia="Lexend" w:cs="Lexend"/>
+          <w:sz w:val="24"/>
+          <w:szCs w:val="24"/>
+        </w:rPr>
+      </w:r>
+      <w:proofErr w:type="spellStart"/>
+      <w:r>
+        <w:t>Iceberg</w:t>
+        <w:rPr>
+          <w:rFonts w:ascii="Lexend" w:hAnsi="Lexend" w:eastAsia="Lexend" w:cs="Lexend"/>
+          <w:sz w:val="24"/>
+          <w:szCs w:val="24"/>
+        </w:rPr>
+      </w:r>
+      <w:proofErr w:type="spellEnd"/>
+      <w:r>
+        <w:t>': Lonjakan Setengah Penganggur &amp; Dikotomi Kota-Desa</w:t>
+        <w:rPr>
+          <w:rFonts w:ascii="Lexend" w:hAnsi="Lexend" w:eastAsia="Lexend" w:cs="Lexend"/>
+          <w:sz w:val="24"/>
+          <w:szCs w:val="24"/>
+        </w:rPr>
       </w:r>
     </w:p>
     <w:p>
@@ -338,33 +857,107 @@
           <w:ilvl w:val="0"/>
           <w:numId w:val="1"/>
         </w:numPr>
-        <w:ind w:left="1440" w:hanging="360"/>
-        <w:rPr>
-          <w:rFonts w:ascii="Lexend" w:cs="Lexend" w:eastAsia="Lexend" w:hAnsi="Lexend"/>
-          <w:sz w:val="24"/>
-          <w:szCs w:val="24"/>
-          <w:u w:val="none"/>
-        </w:rPr>
-      </w:pPr>
-      <w:r>
-        <w:t>Bagian V: 'Turning Insight into Opportunity': Matriks Target 5,4 Juta Peluang Kerja Berbasis Klaster</w:t>
+        <w:rPr>
+          <w:rFonts w:ascii="Lexend" w:eastAsia="Lexend" w:hAnsi="Lexend" w:cs="Lexend"/>
+          <w:sz w:val="24"/>
+          <w:szCs w:val="24"/>
+        </w:rPr>
+      </w:pPr>
+      <w:r>
+        <w:t>Bagian V: '</w:t>
+        <w:rPr>
+          <w:rFonts w:ascii="Lexend" w:hAnsi="Lexend" w:eastAsia="Lexend" w:cs="Lexend"/>
+          <w:sz w:val="24"/>
+          <w:szCs w:val="24"/>
+        </w:rPr>
+      </w:r>
+      <w:proofErr w:type="spellStart"/>
+      <w:r>
+        <w:t>Turning</w:t>
+        <w:rPr>
+          <w:rFonts w:ascii="Lexend" w:hAnsi="Lexend" w:eastAsia="Lexend" w:cs="Lexend"/>
+          <w:sz w:val="24"/>
+          <w:szCs w:val="24"/>
+        </w:rPr>
+      </w:r>
+      <w:proofErr w:type="spellEnd"/>
+      <w:r>
+        <w:t xml:space="preserve"> </w:t>
+        <w:rPr>
+          <w:rFonts w:ascii="Lexend" w:hAnsi="Lexend" w:eastAsia="Lexend" w:cs="Lexend"/>
+          <w:sz w:val="24"/>
+          <w:szCs w:val="24"/>
+        </w:rPr>
+      </w:r>
+      <w:proofErr w:type="spellStart"/>
+      <w:r>
+        <w:t>Insight</w:t>
+        <w:rPr>
+          <w:rFonts w:ascii="Lexend" w:hAnsi="Lexend" w:eastAsia="Lexend" w:cs="Lexend"/>
+          <w:sz w:val="24"/>
+          <w:szCs w:val="24"/>
+        </w:rPr>
+      </w:r>
+      <w:proofErr w:type="spellEnd"/>
+      <w:r>
+        <w:t xml:space="preserve"> </w:t>
+        <w:rPr>
+          <w:rFonts w:ascii="Lexend" w:hAnsi="Lexend" w:eastAsia="Lexend" w:cs="Lexend"/>
+          <w:sz w:val="24"/>
+          <w:szCs w:val="24"/>
+        </w:rPr>
+      </w:r>
+      <w:proofErr w:type="spellStart"/>
+      <w:r>
+        <w:t>into</w:t>
+        <w:rPr>
+          <w:rFonts w:ascii="Lexend" w:hAnsi="Lexend" w:eastAsia="Lexend" w:cs="Lexend"/>
+          <w:sz w:val="24"/>
+          <w:szCs w:val="24"/>
+        </w:rPr>
+      </w:r>
+      <w:proofErr w:type="spellEnd"/>
+      <w:r>
+        <w:t xml:space="preserve"> </w:t>
+        <w:rPr>
+          <w:rFonts w:ascii="Lexend" w:hAnsi="Lexend" w:eastAsia="Lexend" w:cs="Lexend"/>
+          <w:sz w:val="24"/>
+          <w:szCs w:val="24"/>
+        </w:rPr>
+      </w:r>
+      <w:proofErr w:type="spellStart"/>
+      <w:r>
+        <w:t>Opportunity</w:t>
+        <w:rPr>
+          <w:rFonts w:ascii="Lexend" w:hAnsi="Lexend" w:eastAsia="Lexend" w:cs="Lexend"/>
+          <w:sz w:val="24"/>
+          <w:szCs w:val="24"/>
+        </w:rPr>
+      </w:r>
+      <w:proofErr w:type="spellEnd"/>
+      <w:r>
+        <w:t>': Matriks Target 5,4 Juta Peluang Kerja Berbasis Klaster</w:t>
+        <w:rPr>
+          <w:rFonts w:ascii="Lexend" w:hAnsi="Lexend" w:eastAsia="Lexend" w:cs="Lexend"/>
+          <w:sz w:val="24"/>
+          <w:szCs w:val="24"/>
+        </w:rPr>
       </w:r>
     </w:p>
     <w:p>
       <w:pPr>
-        <w:ind w:left="1440" w:firstLine="0"/>
-        <w:rPr>
-          <w:rFonts w:ascii="Lexend" w:cs="Lexend" w:eastAsia="Lexend" w:hAnsi="Lexend"/>
-          <w:sz w:val="24"/>
-          <w:szCs w:val="24"/>
-        </w:rPr>
-      </w:pPr>
-      <w:r>
-        <w:rPr>
-          <w:rFonts w:ascii="Lexend" w:cs="Lexend" w:eastAsia="Lexend" w:hAnsi="Lexend"/>
-          <w:sz w:val="24"/>
-          <w:szCs w:val="24"/>
-          <w:rtl w:val="0"/>
+        <w:ind w:left="1440"/>
+        <w:rPr>
+          <w:rFonts w:ascii="Lexend" w:eastAsia="Lexend" w:hAnsi="Lexend" w:cs="Lexend"/>
+          <w:sz w:val="24"/>
+          <w:szCs w:val="24"/>
+        </w:rPr>
+      </w:pPr>
+      <w:r>
+        <w:rPr>
+          <w:rFonts w:ascii="Lexend" w:eastAsia="Lexend" w:hAnsi="Lexend" w:cs="Lexend"/>
+          <w:sz w:val="24"/>
+          <w:szCs w:val="24"/>
         </w:rPr>
         <w:t xml:space="preserve"> </w:t>
       </w:r>
@@ -375,624 +968,3200 @@
           <w:ilvl w:val="0"/>
           <w:numId w:val="2"/>
         </w:numPr>
-        <w:ind w:left="720" w:hanging="360"/>
-        <w:rPr>
-          <w:rFonts w:ascii="Lexend" w:cs="Lexend" w:eastAsia="Lexend" w:hAnsi="Lexend"/>
-          <w:b w:val="1"/>
-          <w:bCs w:val="1"/>
-          <w:sz w:val="24"/>
-          <w:szCs w:val="24"/>
-        </w:rPr>
-      </w:pPr>
-      <w:r>
-        <w:rPr>
-          <w:rFonts w:ascii="Lexend" w:cs="Lexend" w:eastAsia="Lexend" w:hAnsi="Lexend"/>
-          <w:b w:val="1"/>
-          <w:bCs w:val="1"/>
-          <w:sz w:val="24"/>
-          <w:szCs w:val="24"/>
-          <w:rtl w:val="0"/>
-        </w:rPr>
-        <w:t xml:space="preserve">Isi Infografis</w:t>
-      </w:r>
-      <w:r>
-        <w:rPr>
-          <w:rtl w:val="0"/>
-        </w:rPr>
-      </w:r>
+        <w:rPr>
+          <w:rFonts w:ascii="Lexend" w:eastAsia="Lexend" w:hAnsi="Lexend" w:cs="Lexend"/>
+          <w:b/>
+          <w:bCs/>
+          <w:sz w:val="24"/>
+          <w:szCs w:val="24"/>
+        </w:rPr>
+      </w:pPr>
+      <w:r>
+        <w:rPr>
+          <w:rFonts w:ascii="Lexend" w:eastAsia="Lexend" w:hAnsi="Lexend" w:cs="Lexend"/>
+          <w:b/>
+          <w:bCs/>
+          <w:sz w:val="24"/>
+          <w:szCs w:val="24"/>
+        </w:rPr>
+        <w:t xml:space="preserve">Isi </w:t>
+      </w:r>
+      <w:proofErr w:type="spellStart"/>
+      <w:r>
+        <w:rPr>
+          <w:rFonts w:ascii="Lexend" w:eastAsia="Lexend" w:hAnsi="Lexend" w:cs="Lexend"/>
+          <w:b/>
+          <w:bCs/>
+          <w:sz w:val="24"/>
+          <w:szCs w:val="24"/>
+        </w:rPr>
+        <w:t>Infografis</w:t>
+      </w:r>
+      <w:proofErr w:type="spellEnd"/>
     </w:p>
     <w:p>
       <w:r>
         <w:rPr>
           <w:b/>
-          <w:color w:val="003366"/>
-          <w:sz w:val="26"/>
+          <w:sz w:val="24"/>
+          <w:rFonts w:ascii="Lexend" w:hAnsi="Lexend" w:eastAsia="Lexend" w:cs="Lexend"/>
+          <w:szCs w:val="24"/>
         </w:rPr>
         <w:br/>
-        <w:t>Bagian I: “The Demographic Cliff”: Krisis Ketenagakerjaan dan Jebakan Waktu Generasi Muda</w:t>
-      </w:r>
+      </w:r>
+      <w:r>
+        <w:rPr>
+          <w:b/>
+          <w:sz w:val="24"/>
+          <w:rFonts w:ascii="Lexend" w:hAnsi="Lexend" w:eastAsia="Lexend" w:cs="Lexend"/>
+          <w:szCs w:val="24"/>
+        </w:rPr>
+        <w:t xml:space="preserve">Bagian I: “The </w:t>
+      </w:r>
+      <w:proofErr w:type="spellStart"/>
+      <w:r>
+        <w:rPr>
+          <w:b/>
+          <w:sz w:val="24"/>
+          <w:rFonts w:ascii="Lexend" w:hAnsi="Lexend" w:eastAsia="Lexend" w:cs="Lexend"/>
+          <w:szCs w:val="24"/>
+        </w:rPr>
+        <w:t>Demographic</w:t>
+      </w:r>
+      <w:proofErr w:type="spellEnd"/>
+      <w:r>
+        <w:rPr>
+          <w:b/>
+          <w:sz w:val="24"/>
+          <w:rFonts w:ascii="Lexend" w:hAnsi="Lexend" w:eastAsia="Lexend" w:cs="Lexend"/>
+          <w:szCs w:val="24"/>
+        </w:rPr>
+        <w:t xml:space="preserve"> Cliff”: Krisis Ketenagakerjaan dan Jebakan Waktu Generasi Muda</w:t>
+      </w:r>
+      <w:pPr>
+        <w:rPr>
+          <w:rFonts w:ascii="Lexend" w:hAnsi="Lexend" w:eastAsia="Lexend" w:cs="Lexend"/>
+          <w:sz w:val="24"/>
+          <w:szCs w:val="24"/>
+        </w:rPr>
+      </w:pPr>
     </w:p>
     <w:p>
       <w:r>
         <w:rPr>
           <w:b/>
+          <w:rFonts w:ascii="Lexend" w:hAnsi="Lexend" w:eastAsia="Lexend" w:cs="Lexend"/>
+          <w:sz w:val="24"/>
+          <w:szCs w:val="24"/>
         </w:rPr>
         <w:t xml:space="preserve">Prelude: </w:t>
       </w:r>
       <w:r>
-        <w:t>Indonesia tengah berpacu dengan waktu dalam memanfaatkan puncak bonus demografi. Namun di balik narasi optimisme tersebut, pasar kerja nasional menyimpan retakan tajam: lebih dari separuh penganggur di Indonesia adalah generasi muda. Transisi dari bangku sekolah menuju dunia kerja (school-to-work transition) berubah menjadi jurang pemisah, di mana angkatan kerja muda menghadapi dinding ketidakpastian yang berisiko memicu efek luka permanen (scarring effect) pada prospek pendapatan seumur hidup mereka.</w:t>
-      </w:r>
+        <w:t>Indonesia tengah berpacu dengan waktu dalam memanfaatkan puncak bonus demografi. Namun di balik narasi optimisme tersebut, pasar kerja nasional menyimpan retakan tajam: lebih dari separuh penganggur di Indonesia adalah generasi muda. Transisi dari bangku sekolah menuju dunia kerja (</w:t>
+        <w:rPr>
+          <w:rFonts w:ascii="Lexend" w:hAnsi="Lexend" w:eastAsia="Lexend" w:cs="Lexend"/>
+          <w:sz w:val="24"/>
+          <w:szCs w:val="24"/>
+        </w:rPr>
+      </w:r>
+      <w:proofErr w:type="spellStart"/>
+      <w:r>
+        <w:t>school-to-work</w:t>
+        <w:rPr>
+          <w:rFonts w:ascii="Lexend" w:hAnsi="Lexend" w:eastAsia="Lexend" w:cs="Lexend"/>
+          <w:sz w:val="24"/>
+          <w:szCs w:val="24"/>
+        </w:rPr>
+      </w:r>
+      <w:proofErr w:type="spellEnd"/>
+      <w:r>
+        <w:t xml:space="preserve"> </w:t>
+        <w:rPr>
+          <w:rFonts w:ascii="Lexend" w:hAnsi="Lexend" w:eastAsia="Lexend" w:cs="Lexend"/>
+          <w:sz w:val="24"/>
+          <w:szCs w:val="24"/>
+        </w:rPr>
+      </w:r>
+      <w:proofErr w:type="spellStart"/>
+      <w:r>
+        <w:t>transition</w:t>
+        <w:rPr>
+          <w:rFonts w:ascii="Lexend" w:hAnsi="Lexend" w:eastAsia="Lexend" w:cs="Lexend"/>
+          <w:sz w:val="24"/>
+          <w:szCs w:val="24"/>
+        </w:rPr>
+      </w:r>
+      <w:proofErr w:type="spellEnd"/>
+      <w:r>
+        <w:t>) berubah menjadi jurang pemisah, di mana angkatan kerja muda menghadapi dinding ketidakpastian yang berisiko memicu efek luka permanen (</w:t>
+        <w:rPr>
+          <w:rFonts w:ascii="Lexend" w:hAnsi="Lexend" w:eastAsia="Lexend" w:cs="Lexend"/>
+          <w:sz w:val="24"/>
+          <w:szCs w:val="24"/>
+        </w:rPr>
+      </w:r>
+      <w:proofErr w:type="spellStart"/>
+      <w:r>
+        <w:t>scarring</w:t>
+        <w:rPr>
+          <w:rFonts w:ascii="Lexend" w:hAnsi="Lexend" w:eastAsia="Lexend" w:cs="Lexend"/>
+          <w:sz w:val="24"/>
+          <w:szCs w:val="24"/>
+        </w:rPr>
+      </w:r>
+      <w:proofErr w:type="spellEnd"/>
+      <w:r>
+        <w:t xml:space="preserve"> </w:t>
+        <w:rPr>
+          <w:rFonts w:ascii="Lexend" w:hAnsi="Lexend" w:eastAsia="Lexend" w:cs="Lexend"/>
+          <w:sz w:val="24"/>
+          <w:szCs w:val="24"/>
+        </w:rPr>
+      </w:r>
+      <w:proofErr w:type="spellStart"/>
+      <w:r>
+        <w:t>effect</w:t>
+        <w:rPr>
+          <w:rFonts w:ascii="Lexend" w:hAnsi="Lexend" w:eastAsia="Lexend" w:cs="Lexend"/>
+          <w:sz w:val="24"/>
+          <w:szCs w:val="24"/>
+        </w:rPr>
+      </w:r>
+      <w:proofErr w:type="spellEnd"/>
+      <w:r>
+        <w:t>) pada prospek pendapatan seumur hidup mereka.</w:t>
+        <w:rPr>
+          <w:rFonts w:ascii="Lexend" w:hAnsi="Lexend" w:eastAsia="Lexend" w:cs="Lexend"/>
+          <w:sz w:val="24"/>
+          <w:szCs w:val="24"/>
+        </w:rPr>
+      </w:r>
+      <w:pPr>
+        <w:rPr>
+          <w:rFonts w:ascii="Lexend" w:hAnsi="Lexend" w:eastAsia="Lexend" w:cs="Lexend"/>
+          <w:sz w:val="24"/>
+          <w:szCs w:val="24"/>
+        </w:rPr>
+      </w:pPr>
     </w:p>
     <w:p>
       <w:r>
         <w:rPr>
           <w:b/>
+          <w:rFonts w:ascii="Lexend" w:hAnsi="Lexend" w:eastAsia="Lexend" w:cs="Lexend"/>
+          <w:sz w:val="24"/>
+          <w:szCs w:val="24"/>
         </w:rPr>
         <w:t xml:space="preserve">Data Resmi BPS: </w:t>
       </w:r>
       <w:r>
         <w:t>• TPT Usia Muda (15-24 tahun) per Agustus 2024 mencapai 17,02%, sedangkan TPT Usia Dewasa (25-59 tahun) hanya 2,45%.</w:t>
+        <w:rPr>
+          <w:rFonts w:ascii="Lexend" w:hAnsi="Lexend" w:eastAsia="Lexend" w:cs="Lexend"/>
+          <w:sz w:val="24"/>
+          <w:szCs w:val="24"/>
+        </w:rPr>
+      </w:r>
+      <w:r>
         <w:br/>
+        <w:rPr>
+          <w:rFonts w:ascii="Lexend" w:hAnsi="Lexend" w:eastAsia="Lexend" w:cs="Lexend"/>
+          <w:sz w:val="24"/>
+          <w:szCs w:val="24"/>
+        </w:rPr>
+      </w:r>
+      <w:r>
+        <w:lastRenderedPageBreak/>
         <w:t>• Rasio pengangguran muda terhadap dewasa adalah 6,95 kali lipat.</w:t>
+        <w:rPr>
+          <w:rFonts w:ascii="Lexend" w:hAnsi="Lexend" w:eastAsia="Lexend" w:cs="Lexend"/>
+          <w:sz w:val="24"/>
+          <w:szCs w:val="24"/>
+        </w:rPr>
+      </w:r>
+      <w:r>
         <w:br/>
         <w:t>• Pangsa pemuda dalam total pengangguran terbuka nasional mencapai 56,70% (lebih dari 1 dari setiap 2 penganggur adalah pemuda).</w:t>
+        <w:rPr>
+          <w:rFonts w:ascii="Lexend" w:hAnsi="Lexend" w:eastAsia="Lexend" w:cs="Lexend"/>
+          <w:sz w:val="24"/>
+          <w:szCs w:val="24"/>
+        </w:rPr>
+      </w:r>
+      <w:r>
         <w:br/>
         <w:t>• TPT nasional per Agustus 2024 berada pada level 4,91% (152,11 juta angkatan kerja; 144,64 juta bekerja).</w:t>
-      </w:r>
+        <w:rPr>
+          <w:rFonts w:ascii="Lexend" w:hAnsi="Lexend" w:eastAsia="Lexend" w:cs="Lexend"/>
+          <w:sz w:val="24"/>
+          <w:szCs w:val="24"/>
+        </w:rPr>
+      </w:r>
+      <w:pPr>
+        <w:rPr>
+          <w:rFonts w:ascii="Lexend" w:hAnsi="Lexend" w:eastAsia="Lexend" w:cs="Lexend"/>
+          <w:sz w:val="24"/>
+          <w:szCs w:val="24"/>
+        </w:rPr>
+      </w:pPr>
     </w:p>
     <w:p>
       <w:r>
         <w:rPr>
           <w:b/>
+          <w:rFonts w:ascii="Lexend" w:hAnsi="Lexend" w:eastAsia="Lexend" w:cs="Lexend"/>
+          <w:sz w:val="24"/>
+          <w:szCs w:val="24"/>
         </w:rPr>
         <w:t xml:space="preserve">Link Sumber: </w:t>
       </w:r>
       <w:r>
         <w:t>https://www.bps.go.id/id/pressrelease/2024/11/05/2373/unemployment-rate-was-4-91-percent-.html (BPS: Berita Resmi Statistik Ketenagakerjaan Agustus 2024)</w:t>
+        <w:rPr>
+          <w:rFonts w:ascii="Lexend" w:hAnsi="Lexend" w:eastAsia="Lexend" w:cs="Lexend"/>
+          <w:sz w:val="24"/>
+          <w:szCs w:val="24"/>
+        </w:rPr>
+      </w:r>
+      <w:r>
         <w:br/>
         <w:t>https://www.bps.go.id/id/publication/2024/12/16/d96c70fc6be192f04edf7fe0 (BPS: Indikator Pasar Tenaga Kerja Indonesia)</w:t>
-      </w:r>
+        <w:rPr>
+          <w:rFonts w:ascii="Lexend" w:hAnsi="Lexend" w:eastAsia="Lexend" w:cs="Lexend"/>
+          <w:sz w:val="24"/>
+          <w:szCs w:val="24"/>
+        </w:rPr>
+      </w:r>
+      <w:pPr>
+        <w:rPr>
+          <w:rFonts w:ascii="Lexend" w:hAnsi="Lexend" w:eastAsia="Lexend" w:cs="Lexend"/>
+          <w:sz w:val="24"/>
+          <w:szCs w:val="24"/>
+        </w:rPr>
+      </w:pPr>
     </w:p>
     <w:p>
       <w:r>
         <w:rPr>
           <w:b/>
+          <w:rFonts w:ascii="Lexend" w:hAnsi="Lexend" w:eastAsia="Lexend" w:cs="Lexend"/>
+          <w:sz w:val="24"/>
+          <w:szCs w:val="24"/>
         </w:rPr>
         <w:t xml:space="preserve">Rekomendasi Visualisasi: </w:t>
       </w:r>
       <w:r>
-        <w:t>• Visualisasi Utama: Ranked Split-Bar Chart / Comparison Gauge membandingkan TPT Pemuda (17,02%) vs TPT Dewasa (2,45%).</w:t>
+        <w:t xml:space="preserve">• Visualisasi Utama: </w:t>
+        <w:rPr>
+          <w:rFonts w:ascii="Lexend" w:hAnsi="Lexend" w:eastAsia="Lexend" w:cs="Lexend"/>
+          <w:sz w:val="24"/>
+          <w:szCs w:val="24"/>
+        </w:rPr>
+      </w:r>
+      <w:proofErr w:type="spellStart"/>
+      <w:r>
+        <w:t>Ranked</w:t>
+        <w:rPr>
+          <w:rFonts w:ascii="Lexend" w:hAnsi="Lexend" w:eastAsia="Lexend" w:cs="Lexend"/>
+          <w:sz w:val="24"/>
+          <w:szCs w:val="24"/>
+        </w:rPr>
+      </w:r>
+      <w:proofErr w:type="spellEnd"/>
+      <w:r>
+        <w:t xml:space="preserve"> </w:t>
+        <w:rPr>
+          <w:rFonts w:ascii="Lexend" w:hAnsi="Lexend" w:eastAsia="Lexend" w:cs="Lexend"/>
+          <w:sz w:val="24"/>
+          <w:szCs w:val="24"/>
+        </w:rPr>
+      </w:r>
+      <w:proofErr w:type="spellStart"/>
+      <w:r>
+        <w:t>Split</w:t>
+        <w:rPr>
+          <w:rFonts w:ascii="Lexend" w:hAnsi="Lexend" w:eastAsia="Lexend" w:cs="Lexend"/>
+          <w:sz w:val="24"/>
+          <w:szCs w:val="24"/>
+        </w:rPr>
+      </w:r>
+      <w:proofErr w:type="spellEnd"/>
+      <w:r>
+        <w:t xml:space="preserve">-Bar </w:t>
+        <w:rPr>
+          <w:rFonts w:ascii="Lexend" w:hAnsi="Lexend" w:eastAsia="Lexend" w:cs="Lexend"/>
+          <w:sz w:val="24"/>
+          <w:szCs w:val="24"/>
+        </w:rPr>
+      </w:r>
+      <w:proofErr w:type="spellStart"/>
+      <w:r>
+        <w:t>Chart</w:t>
+        <w:rPr>
+          <w:rFonts w:ascii="Lexend" w:hAnsi="Lexend" w:eastAsia="Lexend" w:cs="Lexend"/>
+          <w:sz w:val="24"/>
+          <w:szCs w:val="24"/>
+        </w:rPr>
+      </w:r>
+      <w:proofErr w:type="spellEnd"/>
+      <w:r>
+        <w:t xml:space="preserve"> / </w:t>
+        <w:rPr>
+          <w:rFonts w:ascii="Lexend" w:hAnsi="Lexend" w:eastAsia="Lexend" w:cs="Lexend"/>
+          <w:sz w:val="24"/>
+          <w:szCs w:val="24"/>
+        </w:rPr>
+      </w:r>
+      <w:proofErr w:type="spellStart"/>
+      <w:r>
+        <w:t>Comparison</w:t>
+        <w:rPr>
+          <w:rFonts w:ascii="Lexend" w:hAnsi="Lexend" w:eastAsia="Lexend" w:cs="Lexend"/>
+          <w:sz w:val="24"/>
+          <w:szCs w:val="24"/>
+        </w:rPr>
+      </w:r>
+      <w:proofErr w:type="spellEnd"/>
+      <w:r>
+        <w:t xml:space="preserve"> </w:t>
+        <w:rPr>
+          <w:rFonts w:ascii="Lexend" w:hAnsi="Lexend" w:eastAsia="Lexend" w:cs="Lexend"/>
+          <w:sz w:val="24"/>
+          <w:szCs w:val="24"/>
+        </w:rPr>
+      </w:r>
+      <w:proofErr w:type="spellStart"/>
+      <w:r>
+        <w:t>Gauge</w:t>
+        <w:rPr>
+          <w:rFonts w:ascii="Lexend" w:hAnsi="Lexend" w:eastAsia="Lexend" w:cs="Lexend"/>
+          <w:sz w:val="24"/>
+          <w:szCs w:val="24"/>
+        </w:rPr>
+      </w:r>
+      <w:proofErr w:type="spellEnd"/>
+      <w:r>
+        <w:t xml:space="preserve"> membandingkan TPT Pemuda (17,02%) vs TPT Dewasa (2,45%).</w:t>
+        <w:rPr>
+          <w:rFonts w:ascii="Lexend" w:hAnsi="Lexend" w:eastAsia="Lexend" w:cs="Lexend"/>
+          <w:sz w:val="24"/>
+          <w:szCs w:val="24"/>
+        </w:rPr>
+      </w:r>
+      <w:r>
         <w:br/>
-        <w:t>• Callout Elemen: Angka tipografi raksasa '6,95x LIPAT' dan '56,7% GENERASI MUDA' sebagai hook pembuka visual di sepertiga atas infografis.</w:t>
+        <w:rPr>
+          <w:rFonts w:ascii="Lexend" w:hAnsi="Lexend" w:eastAsia="Lexend" w:cs="Lexend"/>
+          <w:sz w:val="24"/>
+          <w:szCs w:val="24"/>
+        </w:rPr>
+      </w:r>
+      <w:r>
+        <w:t xml:space="preserve">• </w:t>
+        <w:rPr>
+          <w:rFonts w:ascii="Lexend" w:hAnsi="Lexend" w:eastAsia="Lexend" w:cs="Lexend"/>
+          <w:sz w:val="24"/>
+          <w:szCs w:val="24"/>
+        </w:rPr>
+      </w:r>
+      <w:proofErr w:type="spellStart"/>
+      <w:r>
+        <w:t>Callout</w:t>
+        <w:rPr>
+          <w:rFonts w:ascii="Lexend" w:hAnsi="Lexend" w:eastAsia="Lexend" w:cs="Lexend"/>
+          <w:sz w:val="24"/>
+          <w:szCs w:val="24"/>
+        </w:rPr>
+      </w:r>
+      <w:proofErr w:type="spellEnd"/>
+      <w:r>
+        <w:t xml:space="preserve"> Elemen: Angka tipografi raksasa '6,95x LIPAT' dan '56,7% GENERASI MUDA' sebagai </w:t>
+        <w:rPr>
+          <w:rFonts w:ascii="Lexend" w:hAnsi="Lexend" w:eastAsia="Lexend" w:cs="Lexend"/>
+          <w:sz w:val="24"/>
+          <w:szCs w:val="24"/>
+        </w:rPr>
+      </w:r>
+      <w:proofErr w:type="spellStart"/>
+      <w:r>
+        <w:t>hook</w:t>
+        <w:rPr>
+          <w:rFonts w:ascii="Lexend" w:hAnsi="Lexend" w:eastAsia="Lexend" w:cs="Lexend"/>
+          <w:sz w:val="24"/>
+          <w:szCs w:val="24"/>
+        </w:rPr>
+      </w:r>
+      <w:proofErr w:type="spellEnd"/>
+      <w:r>
+        <w:t xml:space="preserve"> pembuka visual di sepertiga atas </w:t>
+        <w:rPr>
+          <w:rFonts w:ascii="Lexend" w:hAnsi="Lexend" w:eastAsia="Lexend" w:cs="Lexend"/>
+          <w:sz w:val="24"/>
+          <w:szCs w:val="24"/>
+        </w:rPr>
+      </w:r>
+      <w:proofErr w:type="spellStart"/>
+      <w:r>
+        <w:t>infografis</w:t>
+        <w:rPr>
+          <w:rFonts w:ascii="Lexend" w:hAnsi="Lexend" w:eastAsia="Lexend" w:cs="Lexend"/>
+          <w:sz w:val="24"/>
+          <w:szCs w:val="24"/>
+        </w:rPr>
+      </w:r>
+      <w:proofErr w:type="spellEnd"/>
+      <w:r>
+        <w:t>.</w:t>
+        <w:rPr>
+          <w:rFonts w:ascii="Lexend" w:hAnsi="Lexend" w:eastAsia="Lexend" w:cs="Lexend"/>
+          <w:sz w:val="24"/>
+          <w:szCs w:val="24"/>
+        </w:rPr>
+      </w:r>
+      <w:r>
         <w:br/>
-        <w:t>• Palet Rekomendasi: Deep Navy untuk dasar, Amber Coral untuk menyorot angka krisis generasi muda.</w:t>
-      </w:r>
+        <w:t xml:space="preserve">• Palet Rekomendasi: </w:t>
+        <w:rPr>
+          <w:rFonts w:ascii="Lexend" w:hAnsi="Lexend" w:eastAsia="Lexend" w:cs="Lexend"/>
+          <w:sz w:val="24"/>
+          <w:szCs w:val="24"/>
+        </w:rPr>
+      </w:r>
+      <w:proofErr w:type="spellStart"/>
+      <w:r>
+        <w:t>Deep</w:t>
+        <w:rPr>
+          <w:rFonts w:ascii="Lexend" w:hAnsi="Lexend" w:eastAsia="Lexend" w:cs="Lexend"/>
+          <w:sz w:val="24"/>
+          <w:szCs w:val="24"/>
+        </w:rPr>
+      </w:r>
+      <w:proofErr w:type="spellEnd"/>
+      <w:r>
+        <w:t xml:space="preserve"> Navy untuk dasar, Amber </w:t>
+        <w:rPr>
+          <w:rFonts w:ascii="Lexend" w:hAnsi="Lexend" w:eastAsia="Lexend" w:cs="Lexend"/>
+          <w:sz w:val="24"/>
+          <w:szCs w:val="24"/>
+        </w:rPr>
+      </w:r>
+      <w:proofErr w:type="spellStart"/>
+      <w:r>
+        <w:t>Coral</w:t>
+        <w:rPr>
+          <w:rFonts w:ascii="Lexend" w:hAnsi="Lexend" w:eastAsia="Lexend" w:cs="Lexend"/>
+          <w:sz w:val="24"/>
+          <w:szCs w:val="24"/>
+        </w:rPr>
+      </w:r>
+      <w:proofErr w:type="spellEnd"/>
+      <w:r>
+        <w:t xml:space="preserve"> untuk menyorot angka krisis generasi muda.</w:t>
+        <w:rPr>
+          <w:rFonts w:ascii="Lexend" w:hAnsi="Lexend" w:eastAsia="Lexend" w:cs="Lexend"/>
+          <w:sz w:val="24"/>
+          <w:szCs w:val="24"/>
+        </w:rPr>
+      </w:r>
+      <w:pPr>
+        <w:rPr>
+          <w:rFonts w:ascii="Lexend" w:hAnsi="Lexend" w:eastAsia="Lexend" w:cs="Lexend"/>
+          <w:sz w:val="24"/>
+          <w:szCs w:val="24"/>
+        </w:rPr>
+      </w:pPr>
     </w:p>
     <w:p>
       <w:r>
         <w:rPr>
           <w:b/>
-          <w:color w:val="003366"/>
-          <w:sz w:val="26"/>
+          <w:sz w:val="24"/>
+          <w:rFonts w:ascii="Lexend" w:hAnsi="Lexend" w:eastAsia="Lexend" w:cs="Lexend"/>
+          <w:szCs w:val="24"/>
         </w:rPr>
         <w:br/>
-        <w:t>Bagian II: “The Diploma Paradox”: Anomali Pengangguran Terdidik &amp; Retaknya Jembatan Vokasi</w:t>
-      </w:r>
+        <w:t xml:space="preserve">Bagian II: “The Diploma </w:t>
+      </w:r>
+      <w:proofErr w:type="spellStart"/>
+      <w:r>
+        <w:rPr>
+          <w:b/>
+          <w:sz w:val="24"/>
+          <w:rFonts w:ascii="Lexend" w:hAnsi="Lexend" w:eastAsia="Lexend" w:cs="Lexend"/>
+          <w:szCs w:val="24"/>
+        </w:rPr>
+        <w:t>Paradox</w:t>
+      </w:r>
+      <w:proofErr w:type="spellEnd"/>
+      <w:r>
+        <w:rPr>
+          <w:b/>
+          <w:sz w:val="24"/>
+          <w:rFonts w:ascii="Lexend" w:hAnsi="Lexend" w:eastAsia="Lexend" w:cs="Lexend"/>
+          <w:szCs w:val="24"/>
+        </w:rPr>
+        <w:t>”: Anomali Pengangguran Terdidik &amp; Retaknya Jembatan Vokasi</w:t>
+      </w:r>
+      <w:pPr>
+        <w:rPr>
+          <w:rFonts w:ascii="Lexend" w:hAnsi="Lexend" w:eastAsia="Lexend" w:cs="Lexend"/>
+          <w:sz w:val="24"/>
+          <w:szCs w:val="24"/>
+        </w:rPr>
+      </w:pPr>
     </w:p>
     <w:p>
       <w:r>
         <w:rPr>
           <w:b/>
+          <w:rFonts w:ascii="Lexend" w:hAnsi="Lexend" w:eastAsia="Lexend" w:cs="Lexend"/>
+          <w:sz w:val="24"/>
+          <w:szCs w:val="24"/>
         </w:rPr>
         <w:t xml:space="preserve">Prelude: </w:t>
       </w:r>
       <w:r>
-        <w:t>Asumsi umum menyatakan bahwa semakin tinggi jenjang pendidikan, semakin mudah seseorang terserap di dunia kerja. Data resmi Sakernas BPS meruntuhkan asumsi ini secara telak. Lulusan SMK yang didesain siap kerja justru konsisten menyandang tingkat pengangguran tertinggi di Indonesia, disusul SMA umum dan universitas. Di sisi sebaliknya, lulusan SD ke bawah memiliki pengangguran terendah bukan karena keunggulan produktivitas, melainkan karena ketiadaan jaring pengaman finansial yang memaksa mereka menyerap pekerjaan apa saja, sementara lulusan berpendidikan tinggi terjebak dalam upah reservasi (reservation wage) dan ketidaksesuaian keterampilan (skill mismatch).</w:t>
-      </w:r>
+        <w:t xml:space="preserve">Asumsi umum menyatakan bahwa semakin tinggi jenjang pendidikan, semakin mudah seseorang terserap di dunia kerja. Data resmi </w:t>
+        <w:rPr>
+          <w:rFonts w:ascii="Lexend" w:hAnsi="Lexend" w:eastAsia="Lexend" w:cs="Lexend"/>
+          <w:sz w:val="24"/>
+          <w:szCs w:val="24"/>
+        </w:rPr>
+      </w:r>
+      <w:proofErr w:type="spellStart"/>
+      <w:r>
+        <w:t>Sakernas</w:t>
+        <w:rPr>
+          <w:rFonts w:ascii="Lexend" w:hAnsi="Lexend" w:eastAsia="Lexend" w:cs="Lexend"/>
+          <w:sz w:val="24"/>
+          <w:szCs w:val="24"/>
+        </w:rPr>
+      </w:r>
+      <w:proofErr w:type="spellEnd"/>
+      <w:r>
+        <w:t xml:space="preserve"> BPS meruntuhkan asumsi ini secara telak. Lulusan SMK yang didesain siap kerja justru konsisten menyandang tingkat pengangguran tertinggi di Indonesia, disusul SMA umum dan universitas. Di sisi sebaliknya, lulusan SD ke bawah memiliki pengangguran terendah bukan karena keunggulan produktivitas, melainkan karena ketiadaan jaring pengaman finansial yang memaksa mereka menyerap pe</w:t>
+        <w:rPr>
+          <w:rFonts w:ascii="Lexend" w:hAnsi="Lexend" w:eastAsia="Lexend" w:cs="Lexend"/>
+          <w:sz w:val="24"/>
+          <w:szCs w:val="24"/>
+        </w:rPr>
+      </w:r>
+      <w:r>
+        <w:t>kerjaan apa saja, sementara lulusan berpendidikan tinggi terjebak dalam upah reservasi (</w:t>
+        <w:rPr>
+          <w:rFonts w:ascii="Lexend" w:hAnsi="Lexend" w:eastAsia="Lexend" w:cs="Lexend"/>
+          <w:sz w:val="24"/>
+          <w:szCs w:val="24"/>
+        </w:rPr>
+      </w:r>
+      <w:proofErr w:type="spellStart"/>
+      <w:r>
+        <w:t>reservation</w:t>
+        <w:rPr>
+          <w:rFonts w:ascii="Lexend" w:hAnsi="Lexend" w:eastAsia="Lexend" w:cs="Lexend"/>
+          <w:sz w:val="24"/>
+          <w:szCs w:val="24"/>
+        </w:rPr>
+      </w:r>
+      <w:proofErr w:type="spellEnd"/>
+      <w:r>
+        <w:t xml:space="preserve"> </w:t>
+        <w:rPr>
+          <w:rFonts w:ascii="Lexend" w:hAnsi="Lexend" w:eastAsia="Lexend" w:cs="Lexend"/>
+          <w:sz w:val="24"/>
+          <w:szCs w:val="24"/>
+        </w:rPr>
+      </w:r>
+      <w:proofErr w:type="spellStart"/>
+      <w:r>
+        <w:t>wage</w:t>
+        <w:rPr>
+          <w:rFonts w:ascii="Lexend" w:hAnsi="Lexend" w:eastAsia="Lexend" w:cs="Lexend"/>
+          <w:sz w:val="24"/>
+          <w:szCs w:val="24"/>
+        </w:rPr>
+      </w:r>
+      <w:proofErr w:type="spellEnd"/>
+      <w:r>
+        <w:t>) dan ketidaksesuaian keterampilan (</w:t>
+        <w:rPr>
+          <w:rFonts w:ascii="Lexend" w:hAnsi="Lexend" w:eastAsia="Lexend" w:cs="Lexend"/>
+          <w:sz w:val="24"/>
+          <w:szCs w:val="24"/>
+        </w:rPr>
+      </w:r>
+      <w:proofErr w:type="spellStart"/>
+      <w:r>
+        <w:t>skill</w:t>
+        <w:rPr>
+          <w:rFonts w:ascii="Lexend" w:hAnsi="Lexend" w:eastAsia="Lexend" w:cs="Lexend"/>
+          <w:sz w:val="24"/>
+          <w:szCs w:val="24"/>
+        </w:rPr>
+      </w:r>
+      <w:proofErr w:type="spellEnd"/>
+      <w:r>
+        <w:t xml:space="preserve"> </w:t>
+        <w:rPr>
+          <w:rFonts w:ascii="Lexend" w:hAnsi="Lexend" w:eastAsia="Lexend" w:cs="Lexend"/>
+          <w:sz w:val="24"/>
+          <w:szCs w:val="24"/>
+        </w:rPr>
+      </w:r>
+      <w:proofErr w:type="spellStart"/>
+      <w:r>
+        <w:t>mismatch</w:t>
+        <w:rPr>
+          <w:rFonts w:ascii="Lexend" w:hAnsi="Lexend" w:eastAsia="Lexend" w:cs="Lexend"/>
+          <w:sz w:val="24"/>
+          <w:szCs w:val="24"/>
+        </w:rPr>
+      </w:r>
+      <w:proofErr w:type="spellEnd"/>
+      <w:r>
+        <w:t>).</w:t>
+        <w:rPr>
+          <w:rFonts w:ascii="Lexend" w:hAnsi="Lexend" w:eastAsia="Lexend" w:cs="Lexend"/>
+          <w:sz w:val="24"/>
+          <w:szCs w:val="24"/>
+        </w:rPr>
+      </w:r>
+      <w:pPr>
+        <w:rPr>
+          <w:rFonts w:ascii="Lexend" w:hAnsi="Lexend" w:eastAsia="Lexend" w:cs="Lexend"/>
+          <w:sz w:val="24"/>
+          <w:szCs w:val="24"/>
+        </w:rPr>
+      </w:pPr>
     </w:p>
     <w:p>
       <w:r>
         <w:rPr>
           <w:b/>
+          <w:rFonts w:ascii="Lexend" w:hAnsi="Lexend" w:eastAsia="Lexend" w:cs="Lexend"/>
+          <w:sz w:val="24"/>
+          <w:szCs w:val="24"/>
         </w:rPr>
         <w:t xml:space="preserve">Data Resmi BPS: </w:t>
       </w:r>
       <w:r>
         <w:t>• TPT SMK Kejuruan (Agustus 2024): 6,81% (Tertinggi di antara seluruh jenjang pendidikan, 3,55x lipat TPT SD).</w:t>
+        <w:rPr>
+          <w:rFonts w:ascii="Lexend" w:hAnsi="Lexend" w:eastAsia="Lexend" w:cs="Lexend"/>
+          <w:sz w:val="24"/>
+          <w:szCs w:val="24"/>
+        </w:rPr>
+      </w:r>
+      <w:r>
         <w:br/>
         <w:t>• TPT SMA Umum: 6,69%.</w:t>
+        <w:rPr>
+          <w:rFonts w:ascii="Lexend" w:hAnsi="Lexend" w:eastAsia="Lexend" w:cs="Lexend"/>
+          <w:sz w:val="24"/>
+          <w:szCs w:val="24"/>
+        </w:rPr>
+      </w:r>
+      <w:r>
         <w:br/>
         <w:t>• TPT Universitas (S1+): 5,33% (Mengalami kenaikan dari 4,80% pada 2022 dan berada di atas rata-rata nasional 4,91%).</w:t>
+        <w:rPr>
+          <w:rFonts w:ascii="Lexend" w:hAnsi="Lexend" w:eastAsia="Lexend" w:cs="Lexend"/>
+          <w:sz w:val="24"/>
+          <w:szCs w:val="24"/>
+        </w:rPr>
+      </w:r>
+      <w:r>
         <w:br/>
         <w:t>• TPT Diploma I/II/III: 4,27%.</w:t>
+        <w:rPr>
+          <w:rFonts w:ascii="Lexend" w:hAnsi="Lexend" w:eastAsia="Lexend" w:cs="Lexend"/>
+          <w:sz w:val="24"/>
+          <w:szCs w:val="24"/>
+        </w:rPr>
+      </w:r>
+      <w:r>
         <w:br/>
         <w:t>• TPT SMP: 4,10%.</w:t>
+        <w:rPr>
+          <w:rFonts w:ascii="Lexend" w:hAnsi="Lexend" w:eastAsia="Lexend" w:cs="Lexend"/>
+          <w:sz w:val="24"/>
+          <w:szCs w:val="24"/>
+        </w:rPr>
+      </w:r>
+      <w:r>
         <w:br/>
         <w:t>• TPT SD ke Bawah: 1,92% (Terendah).</w:t>
+        <w:rPr>
+          <w:rFonts w:ascii="Lexend" w:hAnsi="Lexend" w:eastAsia="Lexend" w:cs="Lexend"/>
+          <w:sz w:val="24"/>
+          <w:szCs w:val="24"/>
+        </w:rPr>
+      </w:r>
+      <w:r>
         <w:br/>
         <w:t>• Lulusan pendidikan menengah (SMA &amp; SMK) menyumbang 55,37% dari total penganggur di Indonesia.</w:t>
+        <w:rPr>
+          <w:rFonts w:ascii="Lexend" w:hAnsi="Lexend" w:eastAsia="Lexend" w:cs="Lexend"/>
+          <w:sz w:val="24"/>
+          <w:szCs w:val="24"/>
+        </w:rPr>
+      </w:r>
+      <w:r>
         <w:br/>
+        <w:rPr>
+          <w:rFonts w:ascii="Lexend" w:hAnsi="Lexend" w:eastAsia="Lexend" w:cs="Lexend"/>
+          <w:sz w:val="24"/>
+          <w:szCs w:val="24"/>
+        </w:rPr>
+      </w:r>
+      <w:r>
         <w:t>• Stagnasi Sektor Manufaktur: Penyerapan tenaga kerja sektor pabrik pengolahan formal stagnan di 13,83% (2023 vs 2024).</w:t>
-      </w:r>
+        <w:rPr>
+          <w:rFonts w:ascii="Lexend" w:hAnsi="Lexend" w:eastAsia="Lexend" w:cs="Lexend"/>
+          <w:sz w:val="24"/>
+          <w:szCs w:val="24"/>
+        </w:rPr>
+      </w:r>
+      <w:pPr>
+        <w:rPr>
+          <w:rFonts w:ascii="Lexend" w:hAnsi="Lexend" w:eastAsia="Lexend" w:cs="Lexend"/>
+          <w:sz w:val="24"/>
+          <w:szCs w:val="24"/>
+        </w:rPr>
+      </w:pPr>
     </w:p>
     <w:p>
       <w:r>
         <w:rPr>
           <w:b/>
+          <w:rFonts w:ascii="Lexend" w:hAnsi="Lexend" w:eastAsia="Lexend" w:cs="Lexend"/>
+          <w:sz w:val="24"/>
+          <w:szCs w:val="24"/>
         </w:rPr>
         <w:t xml:space="preserve">Link Sumber: </w:t>
       </w:r>
       <w:r>
         <w:t>https://web-api.bps.go.id/download.php?f=Q8zHxSFXa%2FNJceG%2FMTOFZlJ1OEMyLy9RRlhYTldnelRLR1JiaDlUaVlMWFN0dDdiRjhmZmFIYnhyUHhUZEpNRk1ReVNOM01hNUEvNzBjelNGcWR1MG1lNWRSaDBGclBlU01qL0hiRDBJc2lvWXE2Y2d5REJtcWNHd2RQUkppLzZ0U3hWVU42cVZTZzgzNTlRTGhuT2pNSTVXREpMUERpazB0MnZRSDRla0ZKRklRVUkwZXdIU1ZKUWdsd0VZdEJKNGM1RHRvQ3pXZXNmUTZIRzU5NEl4UnBMRmRzLzVJZWFoR0srRlNaVk1nZ3hUTkt3U2crTTBuR0d1NUdNNkszNFJ3V2J4RnB3T2ZhZ3dXcUFNT1dWNk5Kei9LelJ6NGhhMDNsQzFBPT0%3D (BPS: Lampiran 18 &amp; Tabel 5)</w:t>
-      </w:r>
+        <w:rPr>
+          <w:rFonts w:ascii="Lexend" w:hAnsi="Lexend" w:eastAsia="Lexend" w:cs="Lexend"/>
+          <w:sz w:val="24"/>
+          <w:szCs w:val="24"/>
+        </w:rPr>
+      </w:r>
+      <w:pPr>
+        <w:rPr>
+          <w:rFonts w:ascii="Lexend" w:hAnsi="Lexend" w:eastAsia="Lexend" w:cs="Lexend"/>
+          <w:sz w:val="24"/>
+          <w:szCs w:val="24"/>
+        </w:rPr>
+      </w:pPr>
     </w:p>
     <w:p>
       <w:r>
         <w:rPr>
           <w:b/>
+          <w:rFonts w:ascii="Lexend" w:hAnsi="Lexend" w:eastAsia="Lexend" w:cs="Lexend"/>
+          <w:sz w:val="24"/>
+          <w:szCs w:val="24"/>
         </w:rPr>
         <w:t xml:space="preserve">Rekomendasi Visualisasi: </w:t>
       </w:r>
       <w:r>
-        <w:t>• Visualisasi Utama: Horizontal Ranked Bar Chart dengan pengurutan tangga pendidikan (SD 1,92% -&gt; SMK 6,81%).</w:t>
+        <w:t xml:space="preserve">• Visualisasi Utama: Horizontal </w:t>
+        <w:rPr>
+          <w:rFonts w:ascii="Lexend" w:hAnsi="Lexend" w:eastAsia="Lexend" w:cs="Lexend"/>
+          <w:sz w:val="24"/>
+          <w:szCs w:val="24"/>
+        </w:rPr>
+      </w:r>
+      <w:proofErr w:type="spellStart"/>
+      <w:r>
+        <w:t>Ranked</w:t>
+        <w:rPr>
+          <w:rFonts w:ascii="Lexend" w:hAnsi="Lexend" w:eastAsia="Lexend" w:cs="Lexend"/>
+          <w:sz w:val="24"/>
+          <w:szCs w:val="24"/>
+        </w:rPr>
+      </w:r>
+      <w:proofErr w:type="spellEnd"/>
+      <w:r>
+        <w:t xml:space="preserve"> Bar </w:t>
+        <w:rPr>
+          <w:rFonts w:ascii="Lexend" w:hAnsi="Lexend" w:eastAsia="Lexend" w:cs="Lexend"/>
+          <w:sz w:val="24"/>
+          <w:szCs w:val="24"/>
+        </w:rPr>
+      </w:r>
+      <w:proofErr w:type="spellStart"/>
+      <w:r>
+        <w:t>Chart</w:t>
+        <w:rPr>
+          <w:rFonts w:ascii="Lexend" w:hAnsi="Lexend" w:eastAsia="Lexend" w:cs="Lexend"/>
+          <w:sz w:val="24"/>
+          <w:szCs w:val="24"/>
+        </w:rPr>
+      </w:r>
+      <w:proofErr w:type="spellEnd"/>
+      <w:r>
+        <w:t xml:space="preserve"> dengan pengurutan tangga pendidikan (SD 1,92% -&gt; SMK 6,81%).</w:t>
+        <w:rPr>
+          <w:rFonts w:ascii="Lexend" w:hAnsi="Lexend" w:eastAsia="Lexend" w:cs="Lexend"/>
+          <w:sz w:val="24"/>
+          <w:szCs w:val="24"/>
+        </w:rPr>
+      </w:r>
+      <w:r>
         <w:br/>
-        <w:t>• Aksen Visual: Bar SMK dan Universitas diberi warna kontras (Warning Crimson/Amber), sedangkan bar SD diberi warna netral dengan anotasi penjelas 'Terpaksa Bekerja di Sektor Apa Saja'.</w:t>
+        <w:t>• Aksen Visual: Bar SMK dan Universitas diberi warna kontras (</w:t>
+        <w:rPr>
+          <w:rFonts w:ascii="Lexend" w:hAnsi="Lexend" w:eastAsia="Lexend" w:cs="Lexend"/>
+          <w:sz w:val="24"/>
+          <w:szCs w:val="24"/>
+        </w:rPr>
+      </w:r>
+      <w:proofErr w:type="spellStart"/>
+      <w:r>
+        <w:t>Warning</w:t>
+        <w:rPr>
+          <w:rFonts w:ascii="Lexend" w:hAnsi="Lexend" w:eastAsia="Lexend" w:cs="Lexend"/>
+          <w:sz w:val="24"/>
+          <w:szCs w:val="24"/>
+        </w:rPr>
+      </w:r>
+      <w:proofErr w:type="spellEnd"/>
+      <w:r>
+        <w:t xml:space="preserve"> </w:t>
+        <w:rPr>
+          <w:rFonts w:ascii="Lexend" w:hAnsi="Lexend" w:eastAsia="Lexend" w:cs="Lexend"/>
+          <w:sz w:val="24"/>
+          <w:szCs w:val="24"/>
+        </w:rPr>
+      </w:r>
+      <w:proofErr w:type="spellStart"/>
+      <w:r>
+        <w:t>Crimson</w:t>
+        <w:rPr>
+          <w:rFonts w:ascii="Lexend" w:hAnsi="Lexend" w:eastAsia="Lexend" w:cs="Lexend"/>
+          <w:sz w:val="24"/>
+          <w:szCs w:val="24"/>
+        </w:rPr>
+      </w:r>
+      <w:proofErr w:type="spellEnd"/>
+      <w:r>
+        <w:t xml:space="preserve">/Amber), </w:t>
+        <w:rPr>
+          <w:rFonts w:ascii="Lexend" w:hAnsi="Lexend" w:eastAsia="Lexend" w:cs="Lexend"/>
+          <w:sz w:val="24"/>
+          <w:szCs w:val="24"/>
+        </w:rPr>
+      </w:r>
+      <w:r>
+        <w:lastRenderedPageBreak/>
+        <w:t>sedangkan bar SD diberi warna netral dengan anotasi penjelas 'Terpaksa Bekerja di Sektor Apa Saja'.</w:t>
+        <w:rPr>
+          <w:rFonts w:ascii="Lexend" w:hAnsi="Lexend" w:eastAsia="Lexend" w:cs="Lexend"/>
+          <w:sz w:val="24"/>
+          <w:szCs w:val="24"/>
+        </w:rPr>
+      </w:r>
+      <w:r>
         <w:br/>
-        <w:t>• Visual Pendukung: Donut chart komposisi penganggur menurut pendidikan (55,37% menengah, 30,89% dasar, 13,74% tinggi).</w:t>
-      </w:r>
+        <w:t xml:space="preserve">• Visual Pendukung: </w:t>
+        <w:rPr>
+          <w:rFonts w:ascii="Lexend" w:hAnsi="Lexend" w:eastAsia="Lexend" w:cs="Lexend"/>
+          <w:sz w:val="24"/>
+          <w:szCs w:val="24"/>
+        </w:rPr>
+      </w:r>
+      <w:proofErr w:type="spellStart"/>
+      <w:r>
+        <w:t>Donut</w:t>
+        <w:rPr>
+          <w:rFonts w:ascii="Lexend" w:hAnsi="Lexend" w:eastAsia="Lexend" w:cs="Lexend"/>
+          <w:sz w:val="24"/>
+          <w:szCs w:val="24"/>
+        </w:rPr>
+      </w:r>
+      <w:proofErr w:type="spellEnd"/>
+      <w:r>
+        <w:t xml:space="preserve"> </w:t>
+        <w:rPr>
+          <w:rFonts w:ascii="Lexend" w:hAnsi="Lexend" w:eastAsia="Lexend" w:cs="Lexend"/>
+          <w:sz w:val="24"/>
+          <w:szCs w:val="24"/>
+        </w:rPr>
+      </w:r>
+      <w:proofErr w:type="spellStart"/>
+      <w:r>
+        <w:t>chart</w:t>
+        <w:rPr>
+          <w:rFonts w:ascii="Lexend" w:hAnsi="Lexend" w:eastAsia="Lexend" w:cs="Lexend"/>
+          <w:sz w:val="24"/>
+          <w:szCs w:val="24"/>
+        </w:rPr>
+      </w:r>
+      <w:proofErr w:type="spellEnd"/>
+      <w:r>
+        <w:t xml:space="preserve"> komposisi penganggur menurut pendidikan (55,37% menengah, 30,89% dasar, 13,74% tinggi).</w:t>
+        <w:rPr>
+          <w:rFonts w:ascii="Lexend" w:hAnsi="Lexend" w:eastAsia="Lexend" w:cs="Lexend"/>
+          <w:sz w:val="24"/>
+          <w:szCs w:val="24"/>
+        </w:rPr>
+      </w:r>
+      <w:pPr>
+        <w:rPr>
+          <w:rFonts w:ascii="Lexend" w:hAnsi="Lexend" w:eastAsia="Lexend" w:cs="Lexend"/>
+          <w:sz w:val="24"/>
+          <w:szCs w:val="24"/>
+        </w:rPr>
+      </w:pPr>
     </w:p>
     <w:p>
       <w:r>
         <w:rPr>
           <w:b/>
-          <w:color w:val="003366"/>
-          <w:sz w:val="26"/>
+          <w:sz w:val="24"/>
+          <w:rFonts w:ascii="Lexend" w:hAnsi="Lexend" w:eastAsia="Lexend" w:cs="Lexend"/>
+          <w:szCs w:val="24"/>
         </w:rPr>
         <w:br/>
-        <w:t>Bagian III: “The Spatial Fracture”: Disparitas Regional dan Ilusi Pengangguran Rendah</w:t>
-      </w:r>
+        <w:t xml:space="preserve">Bagian III: “The </w:t>
+      </w:r>
+      <w:proofErr w:type="spellStart"/>
+      <w:r>
+        <w:rPr>
+          <w:b/>
+          <w:sz w:val="24"/>
+          <w:rFonts w:ascii="Lexend" w:hAnsi="Lexend" w:eastAsia="Lexend" w:cs="Lexend"/>
+          <w:szCs w:val="24"/>
+        </w:rPr>
+        <w:t>Spatial</w:t>
+      </w:r>
+      <w:proofErr w:type="spellEnd"/>
+      <w:r>
+        <w:rPr>
+          <w:b/>
+          <w:sz w:val="24"/>
+          <w:rFonts w:ascii="Lexend" w:hAnsi="Lexend" w:eastAsia="Lexend" w:cs="Lexend"/>
+          <w:szCs w:val="24"/>
+        </w:rPr>
+        <w:t xml:space="preserve"> </w:t>
+      </w:r>
+      <w:proofErr w:type="spellStart"/>
+      <w:r>
+        <w:rPr>
+          <w:b/>
+          <w:sz w:val="24"/>
+          <w:rFonts w:ascii="Lexend" w:hAnsi="Lexend" w:eastAsia="Lexend" w:cs="Lexend"/>
+          <w:szCs w:val="24"/>
+        </w:rPr>
+        <w:t>Fracture</w:t>
+      </w:r>
+      <w:proofErr w:type="spellEnd"/>
+      <w:r>
+        <w:rPr>
+          <w:b/>
+          <w:sz w:val="24"/>
+          <w:rFonts w:ascii="Lexend" w:hAnsi="Lexend" w:eastAsia="Lexend" w:cs="Lexend"/>
+          <w:szCs w:val="24"/>
+        </w:rPr>
+        <w:t>”: Disparitas Regional dan Ilusi Pengangguran Rendah</w:t>
+      </w:r>
+      <w:pPr>
+        <w:rPr>
+          <w:rFonts w:ascii="Lexend" w:hAnsi="Lexend" w:eastAsia="Lexend" w:cs="Lexend"/>
+          <w:sz w:val="24"/>
+          <w:szCs w:val="24"/>
+        </w:rPr>
+      </w:pPr>
     </w:p>
     <w:p>
       <w:r>
         <w:rPr>
           <w:b/>
+          <w:rFonts w:ascii="Lexend" w:hAnsi="Lexend" w:eastAsia="Lexend" w:cs="Lexend"/>
+          <w:sz w:val="24"/>
+          <w:szCs w:val="24"/>
         </w:rPr>
         <w:t xml:space="preserve">Prelude: </w:t>
       </w:r>
       <w:r>
-        <w:t>Melihat pengangguran hanya dari rata-rata nasional ibarat mengukur kedalaman sungai dari rata-ratanya: mengabaikan palung yang mematikan. Terdapat disparitas regional ekstrem hingga 5,11 kali lipat antar-provinsi di Indonesia. Ironisnya, provinsi dengan angka TPT terendah bukanlah pusat kemakmuran, melainkan daerah dengan tingkat informalitas ekstrem (hingga 95%) di mana masyarakat bekerja subsisten tanpa upah layak. Sebaliknya, pusat industri berupah tinggi seperti Jawa Barat dan Banten justru menjadi magnet pengangguran terbuka karena derasnya urbanisasi dan selektivitas industri padat modal.</w:t>
-      </w:r>
+        <w:t xml:space="preserve">Melihat pengangguran hanya dari rata-rata nasional ibarat mengukur kedalaman sungai dari rata-ratanya: mengabaikan palung yang mematikan. Terdapat disparitas regional ekstrem hingga 5,11 kali lipat antar-provinsi di Indonesia. Ironisnya, provinsi dengan angka TPT terendah bukanlah pusat kemakmuran, melainkan daerah dengan tingkat </w:t>
+        <w:rPr>
+          <w:rFonts w:ascii="Lexend" w:hAnsi="Lexend" w:eastAsia="Lexend" w:cs="Lexend"/>
+          <w:sz w:val="24"/>
+          <w:szCs w:val="24"/>
+        </w:rPr>
+      </w:r>
+      <w:proofErr w:type="spellStart"/>
+      <w:r>
+        <w:t>informalitas</w:t>
+        <w:rPr>
+          <w:rFonts w:ascii="Lexend" w:hAnsi="Lexend" w:eastAsia="Lexend" w:cs="Lexend"/>
+          <w:sz w:val="24"/>
+          <w:szCs w:val="24"/>
+        </w:rPr>
+      </w:r>
+      <w:proofErr w:type="spellEnd"/>
+      <w:r>
+        <w:t xml:space="preserve"> ekstrem (hingga 95%) di mana masyarakat bekerja </w:t>
+        <w:rPr>
+          <w:rFonts w:ascii="Lexend" w:hAnsi="Lexend" w:eastAsia="Lexend" w:cs="Lexend"/>
+          <w:sz w:val="24"/>
+          <w:szCs w:val="24"/>
+        </w:rPr>
+      </w:r>
+      <w:proofErr w:type="spellStart"/>
+      <w:r>
+        <w:t>subsisten</w:t>
+        <w:rPr>
+          <w:rFonts w:ascii="Lexend" w:hAnsi="Lexend" w:eastAsia="Lexend" w:cs="Lexend"/>
+          <w:sz w:val="24"/>
+          <w:szCs w:val="24"/>
+        </w:rPr>
+      </w:r>
+      <w:proofErr w:type="spellEnd"/>
+      <w:r>
+        <w:t xml:space="preserve"> tanpa upah layak. Sebaliknya, pusat industri berupah tinggi seperti Jawa Barat dan Banten justru menjadi magn</w:t>
+        <w:rPr>
+          <w:rFonts w:ascii="Lexend" w:hAnsi="Lexend" w:eastAsia="Lexend" w:cs="Lexend"/>
+          <w:sz w:val="24"/>
+          <w:szCs w:val="24"/>
+        </w:rPr>
+      </w:r>
+      <w:r>
+        <w:t>et pengangguran terbuka karena derasnya urbanisasi dan selektivitas industri padat modal.</w:t>
+        <w:rPr>
+          <w:rFonts w:ascii="Lexend" w:hAnsi="Lexend" w:eastAsia="Lexend" w:cs="Lexend"/>
+          <w:sz w:val="24"/>
+          <w:szCs w:val="24"/>
+        </w:rPr>
+      </w:r>
+      <w:pPr>
+        <w:rPr>
+          <w:rFonts w:ascii="Lexend" w:hAnsi="Lexend" w:eastAsia="Lexend" w:cs="Lexend"/>
+          <w:sz w:val="24"/>
+          <w:szCs w:val="24"/>
+        </w:rPr>
+      </w:pPr>
     </w:p>
     <w:p>
       <w:r>
         <w:rPr>
           <w:b/>
+          <w:rFonts w:ascii="Lexend" w:hAnsi="Lexend" w:eastAsia="Lexend" w:cs="Lexend"/>
+          <w:sz w:val="24"/>
+          <w:szCs w:val="24"/>
         </w:rPr>
         <w:t xml:space="preserve">Data Resmi BPS: </w:t>
       </w:r>
       <w:r>
         <w:t>• Disparitas Rasio: 5,11 Kali Lipat (Jawa Barat 6,75% vs Papua Pegunungan 1,32%).</w:t>
+        <w:rPr>
+          <w:rFonts w:ascii="Lexend" w:hAnsi="Lexend" w:eastAsia="Lexend" w:cs="Lexend"/>
+          <w:sz w:val="24"/>
+          <w:szCs w:val="24"/>
+        </w:rPr>
+      </w:r>
+      <w:r>
         <w:br/>
         <w:t>• Top 5 TPT Tertinggi: Jawa Barat (6,75%), Banten (6,68%), Papua Barat Daya (6,48%), Papua (6,48%), Kepulauan Riau (6,39%).</w:t>
+        <w:rPr>
+          <w:rFonts w:ascii="Lexend" w:hAnsi="Lexend" w:eastAsia="Lexend" w:cs="Lexend"/>
+          <w:sz w:val="24"/>
+          <w:szCs w:val="24"/>
+        </w:rPr>
+      </w:r>
+      <w:r>
         <w:br/>
         <w:t>• Top 5 TPT Terendah: Papua Pegunungan (1,32%), Bali (1,79%), Sulawesi Barat (2,68%), NTB (2,73%), Papua Tengah (2,75%).</w:t>
+        <w:rPr>
+          <w:rFonts w:ascii="Lexend" w:hAnsi="Lexend" w:eastAsia="Lexend" w:cs="Lexend"/>
+          <w:sz w:val="24"/>
+          <w:szCs w:val="24"/>
+        </w:rPr>
+      </w:r>
+      <w:r>
         <w:br/>
-        <w:t>• Korelasi Negatif Kuat: r = -0,782 antara TPT Total dan Persentase Pekerja Informal (daerah TPT rendah adalah perangkap informalitas).</w:t>
+        <w:t xml:space="preserve">• Korelasi Negatif Kuat: r = -0,782 antara TPT Total dan Persentase Pekerja Informal (daerah TPT rendah adalah perangkap </w:t>
+        <w:rPr>
+          <w:rFonts w:ascii="Lexend" w:hAnsi="Lexend" w:eastAsia="Lexend" w:cs="Lexend"/>
+          <w:sz w:val="24"/>
+          <w:szCs w:val="24"/>
+        </w:rPr>
+      </w:r>
+      <w:proofErr w:type="spellStart"/>
+      <w:r>
+        <w:t>informalitas</w:t>
+        <w:rPr>
+          <w:rFonts w:ascii="Lexend" w:hAnsi="Lexend" w:eastAsia="Lexend" w:cs="Lexend"/>
+          <w:sz w:val="24"/>
+          <w:szCs w:val="24"/>
+        </w:rPr>
+      </w:r>
+      <w:proofErr w:type="spellEnd"/>
+      <w:r>
+        <w:t>).</w:t>
+        <w:rPr>
+          <w:rFonts w:ascii="Lexend" w:hAnsi="Lexend" w:eastAsia="Lexend" w:cs="Lexend"/>
+          <w:sz w:val="24"/>
+          <w:szCs w:val="24"/>
+        </w:rPr>
+      </w:r>
+      <w:r>
         <w:br/>
+        <w:rPr>
+          <w:rFonts w:ascii="Lexend" w:hAnsi="Lexend" w:eastAsia="Lexend" w:cs="Lexend"/>
+          <w:sz w:val="24"/>
+          <w:szCs w:val="24"/>
+        </w:rPr>
+      </w:r>
+      <w:r>
         <w:t>• Korelasi Positif: r = +0,641 antara TPT dan Rata-rata Upah Buruh (provinsi upah tinggi memiliki antrean pencari kerja formal yang padat).</w:t>
-      </w:r>
+        <w:rPr>
+          <w:rFonts w:ascii="Lexend" w:hAnsi="Lexend" w:eastAsia="Lexend" w:cs="Lexend"/>
+          <w:sz w:val="24"/>
+          <w:szCs w:val="24"/>
+        </w:rPr>
+      </w:r>
+      <w:pPr>
+        <w:rPr>
+          <w:rFonts w:ascii="Lexend" w:hAnsi="Lexend" w:eastAsia="Lexend" w:cs="Lexend"/>
+          <w:sz w:val="24"/>
+          <w:szCs w:val="24"/>
+        </w:rPr>
+      </w:pPr>
     </w:p>
     <w:p>
       <w:r>
         <w:rPr>
           <w:b/>
+          <w:rFonts w:ascii="Lexend" w:hAnsi="Lexend" w:eastAsia="Lexend" w:cs="Lexend"/>
+          <w:sz w:val="24"/>
+          <w:szCs w:val="24"/>
         </w:rPr>
         <w:t xml:space="preserve">Link Sumber: </w:t>
       </w:r>
       <w:r>
         <w:t>https://www.bps.go.id/id/publication/2024/12/16/d96c70fc6be192f04edf7fe0 (Lampiran 16: Formal/Informal &amp; Lampiran 17: TPT Provinsi)</w:t>
-      </w:r>
+        <w:rPr>
+          <w:rFonts w:ascii="Lexend" w:hAnsi="Lexend" w:eastAsia="Lexend" w:cs="Lexend"/>
+          <w:sz w:val="24"/>
+          <w:szCs w:val="24"/>
+        </w:rPr>
+      </w:r>
+      <w:pPr>
+        <w:rPr>
+          <w:rFonts w:ascii="Lexend" w:hAnsi="Lexend" w:eastAsia="Lexend" w:cs="Lexend"/>
+          <w:sz w:val="24"/>
+          <w:szCs w:val="24"/>
+        </w:rPr>
+      </w:pPr>
     </w:p>
     <w:p>
       <w:r>
         <w:rPr>
           <w:b/>
+          <w:rFonts w:ascii="Lexend" w:hAnsi="Lexend" w:eastAsia="Lexend" w:cs="Lexend"/>
+          <w:sz w:val="24"/>
+          <w:szCs w:val="24"/>
         </w:rPr>
         <w:t xml:space="preserve">Rekomendasi Visualisasi: </w:t>
       </w:r>
       <w:r>
-        <w:t>• Visualisasi Utama: Peta Choropleth Indonesia tematik 38 provinsi yang mengombinasikan kuadran spasial (Choropleth bivariate atau peta klaster wilayah).</w:t>
+        <w:t xml:space="preserve">• Visualisasi Utama: Peta </w:t>
+        <w:rPr>
+          <w:rFonts w:ascii="Lexend" w:hAnsi="Lexend" w:eastAsia="Lexend" w:cs="Lexend"/>
+          <w:sz w:val="24"/>
+          <w:szCs w:val="24"/>
+        </w:rPr>
+      </w:r>
+      <w:proofErr w:type="spellStart"/>
+      <w:r>
+        <w:t>Choropleth</w:t>
+        <w:rPr>
+          <w:rFonts w:ascii="Lexend" w:hAnsi="Lexend" w:eastAsia="Lexend" w:cs="Lexend"/>
+          <w:sz w:val="24"/>
+          <w:szCs w:val="24"/>
+        </w:rPr>
+      </w:r>
+      <w:proofErr w:type="spellEnd"/>
+      <w:r>
+        <w:t xml:space="preserve"> Indonesia tematik 38 provinsi yang mengombinasikan kuadran spasial (</w:t>
+        <w:rPr>
+          <w:rFonts w:ascii="Lexend" w:hAnsi="Lexend" w:eastAsia="Lexend" w:cs="Lexend"/>
+          <w:sz w:val="24"/>
+          <w:szCs w:val="24"/>
+        </w:rPr>
+      </w:r>
+      <w:proofErr w:type="spellStart"/>
+      <w:r>
+        <w:t>Choropleth</w:t>
+        <w:rPr>
+          <w:rFonts w:ascii="Lexend" w:hAnsi="Lexend" w:eastAsia="Lexend" w:cs="Lexend"/>
+          <w:sz w:val="24"/>
+          <w:szCs w:val="24"/>
+        </w:rPr>
+      </w:r>
+      <w:proofErr w:type="spellEnd"/>
+      <w:r>
+        <w:t xml:space="preserve"> </w:t>
+        <w:rPr>
+          <w:rFonts w:ascii="Lexend" w:hAnsi="Lexend" w:eastAsia="Lexend" w:cs="Lexend"/>
+          <w:sz w:val="24"/>
+          <w:szCs w:val="24"/>
+        </w:rPr>
+      </w:r>
+      <w:proofErr w:type="spellStart"/>
+      <w:r>
+        <w:t>bivariate</w:t>
+        <w:rPr>
+          <w:rFonts w:ascii="Lexend" w:hAnsi="Lexend" w:eastAsia="Lexend" w:cs="Lexend"/>
+          <w:sz w:val="24"/>
+          <w:szCs w:val="24"/>
+        </w:rPr>
+      </w:r>
+      <w:proofErr w:type="spellEnd"/>
+      <w:r>
+        <w:t xml:space="preserve"> atau peta klaster wilayah).</w:t>
+        <w:rPr>
+          <w:rFonts w:ascii="Lexend" w:hAnsi="Lexend" w:eastAsia="Lexend" w:cs="Lexend"/>
+          <w:sz w:val="24"/>
+          <w:szCs w:val="24"/>
+        </w:rPr>
+      </w:r>
+      <w:r>
         <w:br/>
-        <w:t>• Grafik Pendukung: Scatterplot Korelasi (Sumbu X: % Pekerja Informal, Sumbu Y: TPT %) dengan garis tren negatif r = -0,782 yang membuktikan ilusi TPT rendah di kawasan agraris/timur Indonesia.</w:t>
-      </w:r>
+        <w:rPr>
+          <w:rFonts w:ascii="Lexend" w:hAnsi="Lexend" w:eastAsia="Lexend" w:cs="Lexend"/>
+          <w:sz w:val="24"/>
+          <w:szCs w:val="24"/>
+        </w:rPr>
+      </w:r>
+      <w:r>
+        <w:t xml:space="preserve">• Grafik Pendukung: </w:t>
+        <w:rPr>
+          <w:rFonts w:ascii="Lexend" w:hAnsi="Lexend" w:eastAsia="Lexend" w:cs="Lexend"/>
+          <w:sz w:val="24"/>
+          <w:szCs w:val="24"/>
+        </w:rPr>
+      </w:r>
+      <w:proofErr w:type="spellStart"/>
+      <w:r>
+        <w:t>Scatterplot</w:t>
+        <w:rPr>
+          <w:rFonts w:ascii="Lexend" w:hAnsi="Lexend" w:eastAsia="Lexend" w:cs="Lexend"/>
+          <w:sz w:val="24"/>
+          <w:szCs w:val="24"/>
+        </w:rPr>
+      </w:r>
+      <w:proofErr w:type="spellEnd"/>
+      <w:r>
+        <w:t xml:space="preserve"> Korelasi (Sumbu X: % Pekerja Informal, Sumbu Y: TPT %) dengan garis tren negatif r = -0,782 yang membuktikan ilusi TPT rendah di kawasan agraris/timur Indonesia.</w:t>
+        <w:rPr>
+          <w:rFonts w:ascii="Lexend" w:hAnsi="Lexend" w:eastAsia="Lexend" w:cs="Lexend"/>
+          <w:sz w:val="24"/>
+          <w:szCs w:val="24"/>
+        </w:rPr>
+      </w:r>
+      <w:pPr>
+        <w:rPr>
+          <w:rFonts w:ascii="Lexend" w:hAnsi="Lexend" w:eastAsia="Lexend" w:cs="Lexend"/>
+          <w:sz w:val="24"/>
+          <w:szCs w:val="24"/>
+        </w:rPr>
+      </w:pPr>
     </w:p>
     <w:p>
       <w:r>
         <w:rPr>
           <w:b/>
-          <w:color w:val="003366"/>
-          <w:sz w:val="26"/>
+          <w:sz w:val="24"/>
+          <w:rFonts w:ascii="Lexend" w:hAnsi="Lexend" w:eastAsia="Lexend" w:cs="Lexend"/>
+          <w:szCs w:val="24"/>
         </w:rPr>
         <w:br/>
-        <w:t>Bagian IV: “The Underutilization Iceberg”: Lonjakan Setengah Penganggur &amp; Dikotomi Kota-Desa</w:t>
-      </w:r>
+        <w:t xml:space="preserve">Bagian IV: “The </w:t>
+      </w:r>
+      <w:proofErr w:type="spellStart"/>
+      <w:r>
+        <w:rPr>
+          <w:b/>
+          <w:sz w:val="24"/>
+          <w:rFonts w:ascii="Lexend" w:hAnsi="Lexend" w:eastAsia="Lexend" w:cs="Lexend"/>
+          <w:szCs w:val="24"/>
+        </w:rPr>
+        <w:t>Underutilization</w:t>
+      </w:r>
+      <w:proofErr w:type="spellEnd"/>
+      <w:r>
+        <w:rPr>
+          <w:b/>
+          <w:sz w:val="24"/>
+          <w:rFonts w:ascii="Lexend" w:hAnsi="Lexend" w:eastAsia="Lexend" w:cs="Lexend"/>
+          <w:szCs w:val="24"/>
+        </w:rPr>
+        <w:t xml:space="preserve"> </w:t>
+      </w:r>
+      <w:proofErr w:type="spellStart"/>
+      <w:r>
+        <w:rPr>
+          <w:b/>
+          <w:sz w:val="24"/>
+          <w:rFonts w:ascii="Lexend" w:hAnsi="Lexend" w:eastAsia="Lexend" w:cs="Lexend"/>
+          <w:szCs w:val="24"/>
+        </w:rPr>
+        <w:t>Iceberg</w:t>
+      </w:r>
+      <w:proofErr w:type="spellEnd"/>
+      <w:r>
+        <w:rPr>
+          <w:b/>
+          <w:sz w:val="24"/>
+          <w:rFonts w:ascii="Lexend" w:hAnsi="Lexend" w:eastAsia="Lexend" w:cs="Lexend"/>
+          <w:szCs w:val="24"/>
+        </w:rPr>
+        <w:t>”: Lonjakan Setengah Penganggur &amp; Dikotomi Kota-Desa</w:t>
+      </w:r>
+      <w:pPr>
+        <w:rPr>
+          <w:rFonts w:ascii="Lexend" w:hAnsi="Lexend" w:eastAsia="Lexend" w:cs="Lexend"/>
+          <w:sz w:val="24"/>
+          <w:szCs w:val="24"/>
+        </w:rPr>
+      </w:pPr>
     </w:p>
     <w:p>
       <w:r>
         <w:rPr>
           <w:b/>
+          <w:rFonts w:ascii="Lexend" w:hAnsi="Lexend" w:eastAsia="Lexend" w:cs="Lexend"/>
+          <w:sz w:val="24"/>
+          <w:szCs w:val="24"/>
         </w:rPr>
         <w:t xml:space="preserve">Prelude: </w:t>
       </w:r>
       <w:r>
-        <w:t>Penurunan TPT nasional ke 4,91% menutupi kenyataan bahwa kualitas pekerjaan di Indonesia justru mengalami kemunduran. Standar ILO membuktikan bahwa pengangguran terbuka hanyalah puncak gunung es: jumlah setengah penganggur (pekerja jam rendah yang butuh kerja tambahan) justru meledak +23,8% dalam setahun. Terjadi keterbelahan dua wajah ketenagakerjaan: antrean kerja formal di perkotaan vs perangkap setengah penganggur paruh waktu di perdesaan.</w:t>
-      </w:r>
+        <w:t xml:space="preserve">Penurunan TPT nasional ke 4,91% menutupi kenyataan bahwa kualitas pekerjaan di Indonesia justru mengalami kemunduran. Standar ILO membuktikan bahwa pengangguran terbuka hanyalah puncak gunung es: jumlah setengah penganggur (pekerja jam rendah yang butuh kerja tambahan) justru meledak +23,8% dalam setahun. Terjadi </w:t>
+        <w:rPr>
+          <w:rFonts w:ascii="Lexend" w:hAnsi="Lexend" w:eastAsia="Lexend" w:cs="Lexend"/>
+          <w:sz w:val="24"/>
+          <w:szCs w:val="24"/>
+        </w:rPr>
+      </w:r>
+      <w:proofErr w:type="spellStart"/>
+      <w:r>
+        <w:t>keterbelahan</w:t>
+        <w:rPr>
+          <w:rFonts w:ascii="Lexend" w:hAnsi="Lexend" w:eastAsia="Lexend" w:cs="Lexend"/>
+          <w:sz w:val="24"/>
+          <w:szCs w:val="24"/>
+        </w:rPr>
+      </w:r>
+      <w:proofErr w:type="spellEnd"/>
+      <w:r>
+        <w:t xml:space="preserve"> dua wajah ketenagakerjaan: antrean kerja formal di perkotaan vs perangkap setengah penganggur paruh waktu di perdesaan.</w:t>
+        <w:rPr>
+          <w:rFonts w:ascii="Lexend" w:hAnsi="Lexend" w:eastAsia="Lexend" w:cs="Lexend"/>
+          <w:sz w:val="24"/>
+          <w:szCs w:val="24"/>
+        </w:rPr>
+      </w:r>
+      <w:pPr>
+        <w:rPr>
+          <w:rFonts w:ascii="Lexend" w:hAnsi="Lexend" w:eastAsia="Lexend" w:cs="Lexend"/>
+          <w:sz w:val="24"/>
+          <w:szCs w:val="24"/>
+        </w:rPr>
+      </w:pPr>
     </w:p>
     <w:p>
       <w:r>
         <w:rPr>
           <w:b/>
+          <w:rFonts w:ascii="Lexend" w:hAnsi="Lexend" w:eastAsia="Lexend" w:cs="Lexend"/>
+          <w:sz w:val="24"/>
+          <w:szCs w:val="24"/>
         </w:rPr>
         <w:t xml:space="preserve">Data Resmi BPS: </w:t>
       </w:r>
       <w:r>
         <w:t>• Lonjakan Setengah Penganggur: Naik dari 9,34 juta (6,68%) di 2023 menjadi 11,56 juta orang (7,99%) di 2024 (+2,22 juta orang / +23,8%).</w:t>
+        <w:rPr>
+          <w:rFonts w:ascii="Lexend" w:hAnsi="Lexend" w:eastAsia="Lexend" w:cs="Lexend"/>
+          <w:sz w:val="24"/>
+          <w:szCs w:val="24"/>
+        </w:rPr>
+      </w:r>
+      <w:r>
         <w:br/>
-        <w:t>• Defisit Utilisasi Kerja Nasional (Standar ILO LU2): 12,51% atau 19,03 juta orang angkatan kerja mengalami kekurangan jam kerja dan pengangguran.</w:t>
+        <w:t xml:space="preserve">• Defisit </w:t>
+        <w:rPr>
+          <w:rFonts w:ascii="Lexend" w:hAnsi="Lexend" w:eastAsia="Lexend" w:cs="Lexend"/>
+          <w:sz w:val="24"/>
+          <w:szCs w:val="24"/>
+        </w:rPr>
+      </w:r>
+      <w:proofErr w:type="spellStart"/>
+      <w:r>
+        <w:t>Utilisasi</w:t>
+        <w:rPr>
+          <w:rFonts w:ascii="Lexend" w:hAnsi="Lexend" w:eastAsia="Lexend" w:cs="Lexend"/>
+          <w:sz w:val="24"/>
+          <w:szCs w:val="24"/>
+        </w:rPr>
+      </w:r>
+      <w:proofErr w:type="spellEnd"/>
+      <w:r>
+        <w:t xml:space="preserve"> Kerja Nasional (Standar ILO LU2): 12,51% atau 19,03 juta orang angkatan kerja mengalami kekurangan jam kerja dan pengangguran.</w:t>
+        <w:rPr>
+          <w:rFonts w:ascii="Lexend" w:hAnsi="Lexend" w:eastAsia="Lexend" w:cs="Lexend"/>
+          <w:sz w:val="24"/>
+          <w:szCs w:val="24"/>
+        </w:rPr>
+      </w:r>
+      <w:r>
         <w:br/>
         <w:t>• Dikotomi Kota vs Desa (Agustus 2024):</w:t>
+        <w:rPr>
+          <w:rFonts w:ascii="Lexend" w:hAnsi="Lexend" w:eastAsia="Lexend" w:cs="Lexend"/>
+          <w:sz w:val="24"/>
+          <w:szCs w:val="24"/>
+        </w:rPr>
+      </w:r>
+      <w:r>
         <w:br/>
         <w:t xml:space="preserve">  - TPT Total: Perkotaan 5,79% vs Perdesaan 3,67% (Kota 1,58x lebih tinggi).</w:t>
+        <w:rPr>
+          <w:rFonts w:ascii="Lexend" w:hAnsi="Lexend" w:eastAsia="Lexend" w:cs="Lexend"/>
+          <w:sz w:val="24"/>
+          <w:szCs w:val="24"/>
+        </w:rPr>
+      </w:r>
+      <w:r>
         <w:br/>
         <w:t xml:space="preserve">  - Setengah Penganggur: Perkotaan 6,09% vs Perdesaan 10,60% (Desa 1,74x lebih parah).</w:t>
+        <w:rPr>
+          <w:rFonts w:ascii="Lexend" w:hAnsi="Lexend" w:eastAsia="Lexend" w:cs="Lexend"/>
+          <w:sz w:val="24"/>
+          <w:szCs w:val="24"/>
+        </w:rPr>
+      </w:r>
+      <w:r>
         <w:br/>
+        <w:rPr>
+          <w:rFonts w:ascii="Lexend" w:hAnsi="Lexend" w:eastAsia="Lexend" w:cs="Lexend"/>
+          <w:sz w:val="24"/>
+          <w:szCs w:val="24"/>
+        </w:rPr>
+      </w:r>
+      <w:r>
         <w:t xml:space="preserve">  - TPT Usia Muda: Perkotaan 19,86% (1 dari 5 pemuda kota menganggur) vs Perdesaan 13,85%.</w:t>
+        <w:rPr>
+          <w:rFonts w:ascii="Lexend" w:hAnsi="Lexend" w:eastAsia="Lexend" w:cs="Lexend"/>
+          <w:sz w:val="24"/>
+          <w:szCs w:val="24"/>
+        </w:rPr>
+      </w:r>
+      <w:r>
         <w:br/>
         <w:t xml:space="preserve">  - Rasio Kerentanan Pemuda vs Dewasa: Perdesaan 7,45x lipat vs Perkotaan 5,93x lipat.</w:t>
-      </w:r>
+        <w:rPr>
+          <w:rFonts w:ascii="Lexend" w:hAnsi="Lexend" w:eastAsia="Lexend" w:cs="Lexend"/>
+          <w:sz w:val="24"/>
+          <w:szCs w:val="24"/>
+        </w:rPr>
+      </w:r>
+      <w:pPr>
+        <w:rPr>
+          <w:rFonts w:ascii="Lexend" w:hAnsi="Lexend" w:eastAsia="Lexend" w:cs="Lexend"/>
+          <w:sz w:val="24"/>
+          <w:szCs w:val="24"/>
+        </w:rPr>
+      </w:pPr>
     </w:p>
     <w:p>
       <w:r>
         <w:rPr>
           <w:b/>
-        </w:rPr>
+          <w:rFonts w:ascii="Lexend" w:hAnsi="Lexend" w:eastAsia="Lexend" w:cs="Lexend"/>
+          <w:sz w:val="24"/>
+          <w:szCs w:val="24"/>
+        </w:rPr>
+        <w:lastRenderedPageBreak/>
         <w:t xml:space="preserve">Link Sumber: </w:t>
       </w:r>
       <w:r>
         <w:t>https://www.bps.go.id/id/publication/2024/12/16/d96c70fc6be192f04edf7fe0 (Lampiran 13: Pekerja Paruh Waktu, Lampiran 15: Jam Kerja, &amp; KILM 12: Setengah Pengangguran)</w:t>
-      </w:r>
+        <w:rPr>
+          <w:rFonts w:ascii="Lexend" w:hAnsi="Lexend" w:eastAsia="Lexend" w:cs="Lexend"/>
+          <w:sz w:val="24"/>
+          <w:szCs w:val="24"/>
+        </w:rPr>
+      </w:r>
+      <w:pPr>
+        <w:rPr>
+          <w:rFonts w:ascii="Lexend" w:hAnsi="Lexend" w:eastAsia="Lexend" w:cs="Lexend"/>
+          <w:sz w:val="24"/>
+          <w:szCs w:val="24"/>
+        </w:rPr>
+      </w:pPr>
     </w:p>
     <w:p>
       <w:r>
         <w:rPr>
           <w:b/>
+          <w:rFonts w:ascii="Lexend" w:hAnsi="Lexend" w:eastAsia="Lexend" w:cs="Lexend"/>
+          <w:sz w:val="24"/>
+          <w:szCs w:val="24"/>
         </w:rPr>
         <w:t xml:space="preserve">Rekomendasi Visualisasi: </w:t>
       </w:r>
       <w:r>
-        <w:t>• Visualisasi Utama: Stacked Waterfall / Iceberg Chart (Chart 14) membandingkan TPT 4,91% (7,47 jt) vs Setengah Penganggur 7,99% (11,56 jt) vs LU2 12,51% (19,03 jt).</w:t>
+        <w:t xml:space="preserve">• Visualisasi Utama: </w:t>
+        <w:rPr>
+          <w:rFonts w:ascii="Lexend" w:hAnsi="Lexend" w:eastAsia="Lexend" w:cs="Lexend"/>
+          <w:sz w:val="24"/>
+          <w:szCs w:val="24"/>
+        </w:rPr>
+      </w:r>
+      <w:proofErr w:type="spellStart"/>
+      <w:r>
+        <w:t>Stacked</w:t>
+        <w:rPr>
+          <w:rFonts w:ascii="Lexend" w:hAnsi="Lexend" w:eastAsia="Lexend" w:cs="Lexend"/>
+          <w:sz w:val="24"/>
+          <w:szCs w:val="24"/>
+        </w:rPr>
+      </w:r>
+      <w:proofErr w:type="spellEnd"/>
+      <w:r>
+        <w:t xml:space="preserve"> </w:t>
+        <w:rPr>
+          <w:rFonts w:ascii="Lexend" w:hAnsi="Lexend" w:eastAsia="Lexend" w:cs="Lexend"/>
+          <w:sz w:val="24"/>
+          <w:szCs w:val="24"/>
+        </w:rPr>
+      </w:r>
+      <w:proofErr w:type="spellStart"/>
+      <w:r>
+        <w:t>Waterfall</w:t>
+        <w:rPr>
+          <w:rFonts w:ascii="Lexend" w:hAnsi="Lexend" w:eastAsia="Lexend" w:cs="Lexend"/>
+          <w:sz w:val="24"/>
+          <w:szCs w:val="24"/>
+        </w:rPr>
+      </w:r>
+      <w:proofErr w:type="spellEnd"/>
+      <w:r>
+        <w:t xml:space="preserve"> / </w:t>
+        <w:rPr>
+          <w:rFonts w:ascii="Lexend" w:hAnsi="Lexend" w:eastAsia="Lexend" w:cs="Lexend"/>
+          <w:sz w:val="24"/>
+          <w:szCs w:val="24"/>
+        </w:rPr>
+      </w:r>
+      <w:proofErr w:type="spellStart"/>
+      <w:r>
+        <w:t>Iceberg</w:t>
+        <w:rPr>
+          <w:rFonts w:ascii="Lexend" w:hAnsi="Lexend" w:eastAsia="Lexend" w:cs="Lexend"/>
+          <w:sz w:val="24"/>
+          <w:szCs w:val="24"/>
+        </w:rPr>
+      </w:r>
+      <w:proofErr w:type="spellEnd"/>
+      <w:r>
+        <w:t xml:space="preserve"> </w:t>
+        <w:rPr>
+          <w:rFonts w:ascii="Lexend" w:hAnsi="Lexend" w:eastAsia="Lexend" w:cs="Lexend"/>
+          <w:sz w:val="24"/>
+          <w:szCs w:val="24"/>
+        </w:rPr>
+      </w:r>
+      <w:proofErr w:type="spellStart"/>
+      <w:r>
+        <w:t>Chart</w:t>
+        <w:rPr>
+          <w:rFonts w:ascii="Lexend" w:hAnsi="Lexend" w:eastAsia="Lexend" w:cs="Lexend"/>
+          <w:sz w:val="24"/>
+          <w:szCs w:val="24"/>
+        </w:rPr>
+      </w:r>
+      <w:proofErr w:type="spellEnd"/>
+      <w:r>
+        <w:t xml:space="preserve"> (</w:t>
+        <w:rPr>
+          <w:rFonts w:ascii="Lexend" w:hAnsi="Lexend" w:eastAsia="Lexend" w:cs="Lexend"/>
+          <w:sz w:val="24"/>
+          <w:szCs w:val="24"/>
+        </w:rPr>
+      </w:r>
+      <w:proofErr w:type="spellStart"/>
+      <w:r>
+        <w:t>Chart</w:t>
+        <w:rPr>
+          <w:rFonts w:ascii="Lexend" w:hAnsi="Lexend" w:eastAsia="Lexend" w:cs="Lexend"/>
+          <w:sz w:val="24"/>
+          <w:szCs w:val="24"/>
+        </w:rPr>
+      </w:r>
+      <w:proofErr w:type="spellEnd"/>
+      <w:r>
+        <w:t xml:space="preserve"> 14) membandingkan TPT 4,91% (7,47 </w:t>
+        <w:rPr>
+          <w:rFonts w:ascii="Lexend" w:hAnsi="Lexend" w:eastAsia="Lexend" w:cs="Lexend"/>
+          <w:sz w:val="24"/>
+          <w:szCs w:val="24"/>
+        </w:rPr>
+      </w:r>
+      <w:proofErr w:type="spellStart"/>
+      <w:r>
+        <w:t>jt</w:t>
+        <w:rPr>
+          <w:rFonts w:ascii="Lexend" w:hAnsi="Lexend" w:eastAsia="Lexend" w:cs="Lexend"/>
+          <w:sz w:val="24"/>
+          <w:szCs w:val="24"/>
+        </w:rPr>
+      </w:r>
+      <w:proofErr w:type="spellEnd"/>
+      <w:r>
+        <w:t xml:space="preserve">) vs Setengah Penganggur 7,99% (11,56 </w:t>
+        <w:rPr>
+          <w:rFonts w:ascii="Lexend" w:hAnsi="Lexend" w:eastAsia="Lexend" w:cs="Lexend"/>
+          <w:sz w:val="24"/>
+          <w:szCs w:val="24"/>
+        </w:rPr>
+      </w:r>
+      <w:proofErr w:type="spellStart"/>
+      <w:r>
+        <w:t>jt</w:t>
+        <w:rPr>
+          <w:rFonts w:ascii="Lexend" w:hAnsi="Lexend" w:eastAsia="Lexend" w:cs="Lexend"/>
+          <w:sz w:val="24"/>
+          <w:szCs w:val="24"/>
+        </w:rPr>
+      </w:r>
+      <w:proofErr w:type="spellEnd"/>
+      <w:r>
+        <w:t xml:space="preserve">) vs LU2 12,51% (19,03 </w:t>
+        <w:rPr>
+          <w:rFonts w:ascii="Lexend" w:hAnsi="Lexend" w:eastAsia="Lexend" w:cs="Lexend"/>
+          <w:sz w:val="24"/>
+          <w:szCs w:val="24"/>
+        </w:rPr>
+      </w:r>
+      <w:proofErr w:type="spellStart"/>
+      <w:r>
+        <w:t>jt</w:t>
+        <w:rPr>
+          <w:rFonts w:ascii="Lexend" w:hAnsi="Lexend" w:eastAsia="Lexend" w:cs="Lexend"/>
+          <w:sz w:val="24"/>
+          <w:szCs w:val="24"/>
+        </w:rPr>
+      </w:r>
+      <w:proofErr w:type="spellEnd"/>
+      <w:r>
+        <w:t>).</w:t>
+        <w:rPr>
+          <w:rFonts w:ascii="Lexend" w:hAnsi="Lexend" w:eastAsia="Lexend" w:cs="Lexend"/>
+          <w:sz w:val="24"/>
+          <w:szCs w:val="24"/>
+        </w:rPr>
+      </w:r>
+      <w:r>
         <w:br/>
-        <w:t>• Visual Komparasi: Bilateral Dumbbell Plot (Chart 15) yang mengontraskan 5 indikator pasar kerja Perkotaan vs Perdesaan.</w:t>
-      </w:r>
+        <w:t xml:space="preserve">• Visual Komparasi: Bilateral </w:t>
+        <w:rPr>
+          <w:rFonts w:ascii="Lexend" w:hAnsi="Lexend" w:eastAsia="Lexend" w:cs="Lexend"/>
+          <w:sz w:val="24"/>
+          <w:szCs w:val="24"/>
+        </w:rPr>
+      </w:r>
+      <w:proofErr w:type="spellStart"/>
+      <w:r>
+        <w:t>Dumbbell</w:t>
+        <w:rPr>
+          <w:rFonts w:ascii="Lexend" w:hAnsi="Lexend" w:eastAsia="Lexend" w:cs="Lexend"/>
+          <w:sz w:val="24"/>
+          <w:szCs w:val="24"/>
+        </w:rPr>
+      </w:r>
+      <w:proofErr w:type="spellEnd"/>
+      <w:r>
+        <w:t xml:space="preserve"> Plot (</w:t>
+        <w:rPr>
+          <w:rFonts w:ascii="Lexend" w:hAnsi="Lexend" w:eastAsia="Lexend" w:cs="Lexend"/>
+          <w:sz w:val="24"/>
+          <w:szCs w:val="24"/>
+        </w:rPr>
+      </w:r>
+      <w:proofErr w:type="spellStart"/>
+      <w:r>
+        <w:t>Chart</w:t>
+        <w:rPr>
+          <w:rFonts w:ascii="Lexend" w:hAnsi="Lexend" w:eastAsia="Lexend" w:cs="Lexend"/>
+          <w:sz w:val="24"/>
+          <w:szCs w:val="24"/>
+        </w:rPr>
+      </w:r>
+      <w:proofErr w:type="spellEnd"/>
+      <w:r>
+        <w:t xml:space="preserve"> 15) yang mengontraskan 5 indikator pasar kerja Perkotaan vs Perdesaan.</w:t>
+        <w:rPr>
+          <w:rFonts w:ascii="Lexend" w:hAnsi="Lexend" w:eastAsia="Lexend" w:cs="Lexend"/>
+          <w:sz w:val="24"/>
+          <w:szCs w:val="24"/>
+        </w:rPr>
+      </w:r>
+      <w:pPr>
+        <w:rPr>
+          <w:rFonts w:ascii="Lexend" w:hAnsi="Lexend" w:eastAsia="Lexend" w:cs="Lexend"/>
+          <w:sz w:val="24"/>
+          <w:szCs w:val="24"/>
+        </w:rPr>
+      </w:pPr>
     </w:p>
     <w:p>
       <w:r>
         <w:rPr>
           <w:b/>
-          <w:color w:val="003366"/>
-          <w:sz w:val="26"/>
+          <w:sz w:val="24"/>
+          <w:rFonts w:ascii="Lexend" w:hAnsi="Lexend" w:eastAsia="Lexend" w:cs="Lexend"/>
+          <w:szCs w:val="24"/>
         </w:rPr>
         <w:br/>
-        <w:t>Bagian V: “Turning Insight into Opportunity”: Matriks Target 5,4 Juta Peluang Kerja Berbasis Klaster</w:t>
-      </w:r>
+        <w:t>Bagian V: “</w:t>
+      </w:r>
+      <w:proofErr w:type="spellStart"/>
+      <w:r>
+        <w:rPr>
+          <w:b/>
+          <w:sz w:val="24"/>
+          <w:rFonts w:ascii="Lexend" w:hAnsi="Lexend" w:eastAsia="Lexend" w:cs="Lexend"/>
+          <w:szCs w:val="24"/>
+        </w:rPr>
+        <w:t>Turning</w:t>
+      </w:r>
+      <w:proofErr w:type="spellEnd"/>
+      <w:r>
+        <w:rPr>
+          <w:b/>
+          <w:sz w:val="24"/>
+          <w:rFonts w:ascii="Lexend" w:hAnsi="Lexend" w:eastAsia="Lexend" w:cs="Lexend"/>
+          <w:szCs w:val="24"/>
+        </w:rPr>
+        <w:t xml:space="preserve"> </w:t>
+      </w:r>
+      <w:proofErr w:type="spellStart"/>
+      <w:r>
+        <w:rPr>
+          <w:b/>
+          <w:sz w:val="24"/>
+          <w:rFonts w:ascii="Lexend" w:hAnsi="Lexend" w:eastAsia="Lexend" w:cs="Lexend"/>
+          <w:szCs w:val="24"/>
+        </w:rPr>
+        <w:t>Insight</w:t>
+      </w:r>
+      <w:proofErr w:type="spellEnd"/>
+      <w:r>
+        <w:rPr>
+          <w:b/>
+          <w:sz w:val="24"/>
+          <w:rFonts w:ascii="Lexend" w:hAnsi="Lexend" w:eastAsia="Lexend" w:cs="Lexend"/>
+          <w:szCs w:val="24"/>
+        </w:rPr>
+        <w:t xml:space="preserve"> </w:t>
+      </w:r>
+      <w:proofErr w:type="spellStart"/>
+      <w:r>
+        <w:rPr>
+          <w:b/>
+          <w:sz w:val="24"/>
+          <w:rFonts w:ascii="Lexend" w:hAnsi="Lexend" w:eastAsia="Lexend" w:cs="Lexend"/>
+          <w:szCs w:val="24"/>
+        </w:rPr>
+        <w:t>into</w:t>
+      </w:r>
+      <w:proofErr w:type="spellEnd"/>
+      <w:r>
+        <w:rPr>
+          <w:b/>
+          <w:sz w:val="24"/>
+          <w:rFonts w:ascii="Lexend" w:hAnsi="Lexend" w:eastAsia="Lexend" w:cs="Lexend"/>
+          <w:szCs w:val="24"/>
+        </w:rPr>
+        <w:t xml:space="preserve"> </w:t>
+      </w:r>
+      <w:proofErr w:type="spellStart"/>
+      <w:r>
+        <w:rPr>
+          <w:b/>
+          <w:sz w:val="24"/>
+          <w:rFonts w:ascii="Lexend" w:hAnsi="Lexend" w:eastAsia="Lexend" w:cs="Lexend"/>
+          <w:szCs w:val="24"/>
+        </w:rPr>
+        <w:t>Opportunity</w:t>
+      </w:r>
+      <w:proofErr w:type="spellEnd"/>
+      <w:r>
+        <w:rPr>
+          <w:b/>
+          <w:sz w:val="24"/>
+          <w:rFonts w:ascii="Lexend" w:hAnsi="Lexend" w:eastAsia="Lexend" w:cs="Lexend"/>
+          <w:szCs w:val="24"/>
+        </w:rPr>
+        <w:t>”: Matriks Target 5,4 Juta Peluang Kerja Berbasis Klaster</w:t>
+      </w:r>
+      <w:pPr>
+        <w:rPr>
+          <w:rFonts w:ascii="Lexend" w:hAnsi="Lexend" w:eastAsia="Lexend" w:cs="Lexend"/>
+          <w:sz w:val="24"/>
+          <w:szCs w:val="24"/>
+        </w:rPr>
+      </w:pPr>
     </w:p>
     <w:p>
       <w:r>
         <w:rPr>
           <w:b/>
+          <w:rFonts w:ascii="Lexend" w:hAnsi="Lexend" w:eastAsia="Lexend" w:cs="Lexend"/>
+          <w:sz w:val="24"/>
+          <w:szCs w:val="24"/>
         </w:rPr>
         <w:t xml:space="preserve">Prelude: </w:t>
       </w:r>
       <w:r>
-        <w:t>Kebijakan ketenagakerjaan 'satu ukuran untuk semua' (one-size-fits-all) telah terbukti usang. Untuk mencapai target RPJMN 2025-2029 (TPT nasional 4,00% - 4,50%), Indonesia membutuhkan penciptaan 5,40 juta kesempatan kerja berkualitas yang dialokasikan secara presisi ke dalam 3 klaster pasar kerja daerah: mengatasi kemacetan vokasi industri di kawasan perkotaan, mengonversi setengah penganggur agraris menjadi pekerja penuh waktu, dan mempercepat ekonomi digital di kawasan transisi.</w:t>
-      </w:r>
+        <w:t>Kebijakan ketenagakerjaan 'satu ukuran untuk semua' (</w:t>
+        <w:rPr>
+          <w:rFonts w:ascii="Lexend" w:hAnsi="Lexend" w:eastAsia="Lexend" w:cs="Lexend"/>
+          <w:sz w:val="24"/>
+          <w:szCs w:val="24"/>
+        </w:rPr>
+      </w:r>
+      <w:proofErr w:type="spellStart"/>
+      <w:r>
+        <w:t>one-size-fits-all</w:t>
+        <w:rPr>
+          <w:rFonts w:ascii="Lexend" w:hAnsi="Lexend" w:eastAsia="Lexend" w:cs="Lexend"/>
+          <w:sz w:val="24"/>
+          <w:szCs w:val="24"/>
+        </w:rPr>
+      </w:r>
+      <w:proofErr w:type="spellEnd"/>
+      <w:r>
+        <w:t>) telah terbukti usang. Untuk mencapai target RPJMN 2025-2029 (TPT nasional 4,00% - 4,50%), Indonesia membutuhkan penciptaan 5,40 juta kesempatan kerja berkualitas yang dialokasikan secara presisi ke dalam 3 klaster pasar kerja daerah: mengatasi kemacetan vokasi industri di kawasan perkotaan, mengonversi setengah penganggur agraris menjadi pekerja penuh waktu, dan mempercepat ekonomi digital di kawasan transisi.</w:t>
+        <w:rPr>
+          <w:rFonts w:ascii="Lexend" w:hAnsi="Lexend" w:eastAsia="Lexend" w:cs="Lexend"/>
+          <w:sz w:val="24"/>
+          <w:szCs w:val="24"/>
+        </w:rPr>
+      </w:r>
+      <w:pPr>
+        <w:rPr>
+          <w:rFonts w:ascii="Lexend" w:hAnsi="Lexend" w:eastAsia="Lexend" w:cs="Lexend"/>
+          <w:sz w:val="24"/>
+          <w:szCs w:val="24"/>
+        </w:rPr>
+      </w:pPr>
     </w:p>
     <w:p>
       <w:r>
         <w:rPr>
           <w:b/>
+          <w:rFonts w:ascii="Lexend" w:hAnsi="Lexend" w:eastAsia="Lexend" w:cs="Lexend"/>
+          <w:sz w:val="24"/>
+          <w:szCs w:val="24"/>
         </w:rPr>
         <w:t xml:space="preserve">Data Resmi BPS: </w:t>
       </w:r>
       <w:r>
         <w:t>Target Penciptaan 5,40 Juta Kesempatan Kerja Berkualitas Menuju 2029:</w:t>
+        <w:rPr>
+          <w:rFonts w:ascii="Lexend" w:hAnsi="Lexend" w:eastAsia="Lexend" w:cs="Lexend"/>
+          <w:sz w:val="24"/>
+          <w:szCs w:val="24"/>
+        </w:rPr>
+      </w:r>
+      <w:r>
         <w:br/>
+        <w:rPr>
+          <w:rFonts w:ascii="Lexend" w:hAnsi="Lexend" w:eastAsia="Lexend" w:cs="Lexend"/>
+          <w:sz w:val="24"/>
+          <w:szCs w:val="24"/>
+        </w:rPr>
+      </w:r>
+      <w:r>
         <w:br/>
         <w:t>1. KLASTER 1: URBAN-INDUSTRIAL TRAP (8 Provinsi: DKI, Jabar, Banten, Kepri, Kaltim, Papua, Papua Barat Daya, Maluku)</w:t>
+        <w:rPr>
+          <w:rFonts w:ascii="Lexend" w:hAnsi="Lexend" w:eastAsia="Lexend" w:cs="Lexend"/>
+          <w:sz w:val="24"/>
+          <w:szCs w:val="24"/>
+        </w:rPr>
+      </w:r>
+      <w:r>
         <w:br/>
         <w:t xml:space="preserve">   • Target: TPT turun dari 6,58% menjadi &lt; 5,20%.</w:t>
+        <w:rPr>
+          <w:rFonts w:ascii="Lexend" w:hAnsi="Lexend" w:eastAsia="Lexend" w:cs="Lexend"/>
+          <w:sz w:val="24"/>
+          <w:szCs w:val="24"/>
+        </w:rPr>
+      </w:r>
+      <w:r>
         <w:br/>
         <w:t xml:space="preserve">   • Alokasi: 1,85 Juta Lowongan Kerja Formal Industri Manufaktur &amp; Jasa IT.</w:t>
+        <w:rPr>
+          <w:rFonts w:ascii="Lexend" w:hAnsi="Lexend" w:eastAsia="Lexend" w:cs="Lexend"/>
+          <w:sz w:val="24"/>
+          <w:szCs w:val="24"/>
+        </w:rPr>
+      </w:r>
+      <w:r>
         <w:br/>
-        <w:t xml:space="preserve">   • Solusi: Vocational Dual-System, insentif Tax Superdeduction penyerapan pemuda, dan standarisasi upah magang formal.</w:t>
+        <w:t xml:space="preserve">   • Solusi: </w:t>
+        <w:rPr>
+          <w:rFonts w:ascii="Lexend" w:hAnsi="Lexend" w:eastAsia="Lexend" w:cs="Lexend"/>
+          <w:sz w:val="24"/>
+          <w:szCs w:val="24"/>
+        </w:rPr>
+      </w:r>
+      <w:proofErr w:type="spellStart"/>
+      <w:r>
+        <w:t>Vocational</w:t>
+        <w:rPr>
+          <w:rFonts w:ascii="Lexend" w:hAnsi="Lexend" w:eastAsia="Lexend" w:cs="Lexend"/>
+          <w:sz w:val="24"/>
+          <w:szCs w:val="24"/>
+        </w:rPr>
+      </w:r>
+      <w:proofErr w:type="spellEnd"/>
+      <w:r>
+        <w:t xml:space="preserve"> </w:t>
+        <w:rPr>
+          <w:rFonts w:ascii="Lexend" w:hAnsi="Lexend" w:eastAsia="Lexend" w:cs="Lexend"/>
+          <w:sz w:val="24"/>
+          <w:szCs w:val="24"/>
+        </w:rPr>
+      </w:r>
+      <w:proofErr w:type="spellStart"/>
+      <w:r>
+        <w:t>Dual</w:t>
+        <w:rPr>
+          <w:rFonts w:ascii="Lexend" w:hAnsi="Lexend" w:eastAsia="Lexend" w:cs="Lexend"/>
+          <w:sz w:val="24"/>
+          <w:szCs w:val="24"/>
+        </w:rPr>
+      </w:r>
+      <w:proofErr w:type="spellEnd"/>
+      <w:r>
+        <w:t xml:space="preserve">-System, insentif </w:t>
+        <w:rPr>
+          <w:rFonts w:ascii="Lexend" w:hAnsi="Lexend" w:eastAsia="Lexend" w:cs="Lexend"/>
+          <w:sz w:val="24"/>
+          <w:szCs w:val="24"/>
+        </w:rPr>
+      </w:r>
+      <w:proofErr w:type="spellStart"/>
+      <w:r>
+        <w:t>Tax</w:t>
+        <w:rPr>
+          <w:rFonts w:ascii="Lexend" w:hAnsi="Lexend" w:eastAsia="Lexend" w:cs="Lexend"/>
+          <w:sz w:val="24"/>
+          <w:szCs w:val="24"/>
+        </w:rPr>
+      </w:r>
+      <w:proofErr w:type="spellEnd"/>
+      <w:r>
+        <w:t xml:space="preserve"> </w:t>
+        <w:rPr>
+          <w:rFonts w:ascii="Lexend" w:hAnsi="Lexend" w:eastAsia="Lexend" w:cs="Lexend"/>
+          <w:sz w:val="24"/>
+          <w:szCs w:val="24"/>
+        </w:rPr>
+      </w:r>
+      <w:proofErr w:type="spellStart"/>
+      <w:r>
+        <w:t>Superdeduction</w:t>
+        <w:rPr>
+          <w:rFonts w:ascii="Lexend" w:hAnsi="Lexend" w:eastAsia="Lexend" w:cs="Lexend"/>
+          <w:sz w:val="24"/>
+          <w:szCs w:val="24"/>
+        </w:rPr>
+      </w:r>
+      <w:proofErr w:type="spellEnd"/>
+      <w:r>
+        <w:t xml:space="preserve"> penyerapan pemuda, dan standarisasi upah magang formal.</w:t>
+        <w:rPr>
+          <w:rFonts w:ascii="Lexend" w:hAnsi="Lexend" w:eastAsia="Lexend" w:cs="Lexend"/>
+          <w:sz w:val="24"/>
+          <w:szCs w:val="24"/>
+        </w:rPr>
+      </w:r>
+      <w:r>
         <w:br/>
+        <w:rPr>
+          <w:rFonts w:ascii="Lexend" w:hAnsi="Lexend" w:eastAsia="Lexend" w:cs="Lexend"/>
+          <w:sz w:val="24"/>
+          <w:szCs w:val="24"/>
+        </w:rPr>
+      </w:r>
+      <w:r>
         <w:br/>
+        <w:rPr>
+          <w:rFonts w:ascii="Lexend" w:hAnsi="Lexend" w:eastAsia="Lexend" w:cs="Lexend"/>
+          <w:sz w:val="24"/>
+          <w:szCs w:val="24"/>
+        </w:rPr>
+      </w:r>
+      <w:r>
         <w:t>2. KLASTER 2: AGRARIS-INFORMAL SHELTER (18 Provinsi: NTT, NTB, Sulbar, Sulteng, Gorontalo, Lampung, Bengkulu, Papua Pegunungan, Papua Tengah, Papua Selatan, dll.)</w:t>
+        <w:rPr>
+          <w:rFonts w:ascii="Lexend" w:hAnsi="Lexend" w:eastAsia="Lexend" w:cs="Lexend"/>
+          <w:sz w:val="24"/>
+          <w:szCs w:val="24"/>
+        </w:rPr>
+      </w:r>
+      <w:r>
         <w:br/>
         <w:t xml:space="preserve">   • Target: Tingkat Setengah Pengangguran turun dari 11,2% menjadi &lt; 7,0%.</w:t>
+        <w:rPr>
+          <w:rFonts w:ascii="Lexend" w:hAnsi="Lexend" w:eastAsia="Lexend" w:cs="Lexend"/>
+          <w:sz w:val="24"/>
+          <w:szCs w:val="24"/>
+        </w:rPr>
+      </w:r>
+      <w:r>
         <w:br/>
-        <w:t xml:space="preserve">   • Alokasi: 2,10 Juta Peningkatan Jam Kerja Penuh melalui Hilirisasi Komoditas Pertanian.</w:t>
+        <w:t xml:space="preserve">   • Alokasi: 2,10 Juta Peningkatan Jam Kerja Penuh melalui </w:t>
+        <w:rPr>
+          <w:rFonts w:ascii="Lexend" w:hAnsi="Lexend" w:eastAsia="Lexend" w:cs="Lexend"/>
+          <w:sz w:val="24"/>
+          <w:szCs w:val="24"/>
+        </w:rPr>
+      </w:r>
+      <w:proofErr w:type="spellStart"/>
+      <w:r>
+        <w:t>Hilirisasi</w:t>
+        <w:rPr>
+          <w:rFonts w:ascii="Lexend" w:hAnsi="Lexend" w:eastAsia="Lexend" w:cs="Lexend"/>
+          <w:sz w:val="24"/>
+          <w:szCs w:val="24"/>
+        </w:rPr>
+      </w:r>
+      <w:proofErr w:type="spellEnd"/>
+      <w:r>
+        <w:t xml:space="preserve"> Komoditas Pertanian.</w:t>
+        <w:rPr>
+          <w:rFonts w:ascii="Lexend" w:hAnsi="Lexend" w:eastAsia="Lexend" w:cs="Lexend"/>
+          <w:sz w:val="24"/>
+          <w:szCs w:val="24"/>
+        </w:rPr>
+      </w:r>
+      <w:r>
         <w:br/>
-        <w:t xml:space="preserve">   • Solusi: Korporatisasi petani lokal, modernisasi alat pascapanen, dan subsidi iuran BPJS Ketenagakerjaan bagi pekerja rentan.</w:t>
+        <w:t xml:space="preserve">   • Solusi: </w:t>
+        <w:rPr>
+          <w:rFonts w:ascii="Lexend" w:hAnsi="Lexend" w:eastAsia="Lexend" w:cs="Lexend"/>
+          <w:sz w:val="24"/>
+          <w:szCs w:val="24"/>
+        </w:rPr>
+      </w:r>
+      <w:proofErr w:type="spellStart"/>
+      <w:r>
+        <w:t>Korporatisasi</w:t>
+        <w:rPr>
+          <w:rFonts w:ascii="Lexend" w:hAnsi="Lexend" w:eastAsia="Lexend" w:cs="Lexend"/>
+          <w:sz w:val="24"/>
+          <w:szCs w:val="24"/>
+        </w:rPr>
+      </w:r>
+      <w:proofErr w:type="spellEnd"/>
+      <w:r>
+        <w:t xml:space="preserve"> petani lokal, modernisasi alat pascapanen, dan subsidi iuran BPJS Ketenagakerjaan bagi pekerja rentan.</w:t>
+        <w:rPr>
+          <w:rFonts w:ascii="Lexend" w:hAnsi="Lexend" w:eastAsia="Lexend" w:cs="Lexend"/>
+          <w:sz w:val="24"/>
+          <w:szCs w:val="24"/>
+        </w:rPr>
+      </w:r>
+      <w:r>
         <w:br/>
+        <w:rPr>
+          <w:rFonts w:ascii="Lexend" w:hAnsi="Lexend" w:eastAsia="Lexend" w:cs="Lexend"/>
+          <w:sz w:val="24"/>
+          <w:szCs w:val="24"/>
+        </w:rPr>
+      </w:r>
+      <w:r>
         <w:br/>
+        <w:rPr>
+          <w:rFonts w:ascii="Lexend" w:hAnsi="Lexend" w:eastAsia="Lexend" w:cs="Lexend"/>
+          <w:sz w:val="24"/>
+          <w:szCs w:val="24"/>
+        </w:rPr>
+      </w:r>
+      <w:r>
         <w:t>3. KLASTER 3: TRANSISI BERIMBANG (12 Provinsi: Jateng, Jatim, DIY, Bali, Sumut, Sumbar, Sumsel, Jambi, Riau, Kalbar, Kalteng, Kalsel)</w:t>
+        <w:rPr>
+          <w:rFonts w:ascii="Lexend" w:hAnsi="Lexend" w:eastAsia="Lexend" w:cs="Lexend"/>
+          <w:sz w:val="24"/>
+          <w:szCs w:val="24"/>
+        </w:rPr>
+      </w:r>
+      <w:r>
         <w:br/>
         <w:t xml:space="preserve">   • Target: TPT turun dari 4,52% menjadi &lt; 3,80%.</w:t>
+        <w:rPr>
+          <w:rFonts w:ascii="Lexend" w:hAnsi="Lexend" w:eastAsia="Lexend" w:cs="Lexend"/>
+          <w:sz w:val="24"/>
+          <w:szCs w:val="24"/>
+        </w:rPr>
+      </w:r>
+      <w:r>
         <w:br/>
         <w:t xml:space="preserve">   • Alokasi: 1,45 Juta Pekerjaan Bernilai Tambah di Sektor Jasa Kreatif &amp; Digital.</w:t>
+        <w:rPr>
+          <w:rFonts w:ascii="Lexend" w:hAnsi="Lexend" w:eastAsia="Lexend" w:cs="Lexend"/>
+          <w:sz w:val="24"/>
+          <w:szCs w:val="24"/>
+        </w:rPr>
+      </w:r>
+      <w:r>
         <w:br/>
-        <w:t xml:space="preserve">   • Solusi: Youth Creative-Tech Hub di kota sekunder, inkubasi wirausaha muda, dan pembiayaan KUR Klaster Berbunga Rendah.</w:t>
-      </w:r>
+        <w:t xml:space="preserve">   • Solusi: </w:t>
+        <w:rPr>
+          <w:rFonts w:ascii="Lexend" w:hAnsi="Lexend" w:eastAsia="Lexend" w:cs="Lexend"/>
+          <w:sz w:val="24"/>
+          <w:szCs w:val="24"/>
+        </w:rPr>
+      </w:r>
+      <w:proofErr w:type="spellStart"/>
+      <w:r>
+        <w:t>Youth</w:t>
+        <w:rPr>
+          <w:rFonts w:ascii="Lexend" w:hAnsi="Lexend" w:eastAsia="Lexend" w:cs="Lexend"/>
+          <w:sz w:val="24"/>
+          <w:szCs w:val="24"/>
+        </w:rPr>
+      </w:r>
+      <w:proofErr w:type="spellEnd"/>
+      <w:r>
+        <w:t xml:space="preserve"> </w:t>
+        <w:rPr>
+          <w:rFonts w:ascii="Lexend" w:hAnsi="Lexend" w:eastAsia="Lexend" w:cs="Lexend"/>
+          <w:sz w:val="24"/>
+          <w:szCs w:val="24"/>
+        </w:rPr>
+      </w:r>
+      <w:proofErr w:type="spellStart"/>
+      <w:r>
+        <w:t>Creative-Tech</w:t>
+        <w:rPr>
+          <w:rFonts w:ascii="Lexend" w:hAnsi="Lexend" w:eastAsia="Lexend" w:cs="Lexend"/>
+          <w:sz w:val="24"/>
+          <w:szCs w:val="24"/>
+        </w:rPr>
+      </w:r>
+      <w:proofErr w:type="spellEnd"/>
+      <w:r>
+        <w:t xml:space="preserve"> </w:t>
+        <w:rPr>
+          <w:rFonts w:ascii="Lexend" w:hAnsi="Lexend" w:eastAsia="Lexend" w:cs="Lexend"/>
+          <w:sz w:val="24"/>
+          <w:szCs w:val="24"/>
+        </w:rPr>
+      </w:r>
+      <w:proofErr w:type="spellStart"/>
+      <w:r>
+        <w:t>Hub</w:t>
+        <w:rPr>
+          <w:rFonts w:ascii="Lexend" w:hAnsi="Lexend" w:eastAsia="Lexend" w:cs="Lexend"/>
+          <w:sz w:val="24"/>
+          <w:szCs w:val="24"/>
+        </w:rPr>
+      </w:r>
+      <w:proofErr w:type="spellEnd"/>
+      <w:r>
+        <w:t xml:space="preserve"> di kota sekunder, inkubasi wirausaha muda, dan pembiayaan KUR Klaster Berbunga Rendah.</w:t>
+        <w:rPr>
+          <w:rFonts w:ascii="Lexend" w:hAnsi="Lexend" w:eastAsia="Lexend" w:cs="Lexend"/>
+          <w:sz w:val="24"/>
+          <w:szCs w:val="24"/>
+        </w:rPr>
+      </w:r>
+      <w:pPr>
+        <w:rPr>
+          <w:rFonts w:ascii="Lexend" w:hAnsi="Lexend" w:eastAsia="Lexend" w:cs="Lexend"/>
+          <w:sz w:val="24"/>
+          <w:szCs w:val="24"/>
+        </w:rPr>
+      </w:pPr>
     </w:p>
     <w:p>
       <w:r>
         <w:rPr>
           <w:b/>
+          <w:rFonts w:ascii="Lexend" w:hAnsi="Lexend" w:eastAsia="Lexend" w:cs="Lexend"/>
+          <w:sz w:val="24"/>
+          <w:szCs w:val="24"/>
         </w:rPr>
         <w:t xml:space="preserve">Link Sumber: </w:t>
       </w:r>
       <w:r>
-        <w:t>https://data.go.id/ &amp; https://bps.go.id/ (Dataset Olahan Klaster &amp; Simulasi Target RPJMN ACTION 2026)</w:t>
-      </w:r>
+        <w:t>https://data.go.id/ &amp; https://bps.go.id/ (</w:t>
+        <w:rPr>
+          <w:rFonts w:ascii="Lexend" w:hAnsi="Lexend" w:eastAsia="Lexend" w:cs="Lexend"/>
+          <w:sz w:val="24"/>
+          <w:szCs w:val="24"/>
+        </w:rPr>
+      </w:r>
+      <w:proofErr w:type="spellStart"/>
+      <w:r>
+        <w:t>Dataset</w:t>
+        <w:rPr>
+          <w:rFonts w:ascii="Lexend" w:hAnsi="Lexend" w:eastAsia="Lexend" w:cs="Lexend"/>
+          <w:sz w:val="24"/>
+          <w:szCs w:val="24"/>
+        </w:rPr>
+      </w:r>
+      <w:proofErr w:type="spellEnd"/>
+      <w:r>
+        <w:t xml:space="preserve"> Olahan Klaster &amp; Simulasi Target RPJMN ACTION 2026)</w:t>
+        <w:rPr>
+          <w:rFonts w:ascii="Lexend" w:hAnsi="Lexend" w:eastAsia="Lexend" w:cs="Lexend"/>
+          <w:sz w:val="24"/>
+          <w:szCs w:val="24"/>
+        </w:rPr>
+      </w:r>
+      <w:pPr>
+        <w:rPr>
+          <w:rFonts w:ascii="Lexend" w:hAnsi="Lexend" w:eastAsia="Lexend" w:cs="Lexend"/>
+          <w:sz w:val="24"/>
+          <w:szCs w:val="24"/>
+        </w:rPr>
+      </w:pPr>
     </w:p>
     <w:p>
       <w:r>
         <w:rPr>
           <w:b/>
+          <w:rFonts w:ascii="Lexend" w:hAnsi="Lexend" w:eastAsia="Lexend" w:cs="Lexend"/>
+          <w:sz w:val="24"/>
+          <w:szCs w:val="24"/>
         </w:rPr>
         <w:t xml:space="preserve">Rekomendasi Visualisasi: </w:t>
       </w:r>
       <w:r>
-        <w:t>• Visualisasi Utama: 3-Pillar Solution Architecture Matrix (Tiga kolom/kartu kebijakan berdampingan sesuai nama klaster, memuat target penurunan TPT, kuota lapangan kerja baru, dan strategi aksi konkret).</w:t>
+        <w:t xml:space="preserve">• Visualisasi Utama: 3-Pillar Solution </w:t>
+        <w:rPr>
+          <w:rFonts w:ascii="Lexend" w:hAnsi="Lexend" w:eastAsia="Lexend" w:cs="Lexend"/>
+          <w:sz w:val="24"/>
+          <w:szCs w:val="24"/>
+        </w:rPr>
+      </w:r>
+      <w:proofErr w:type="spellStart"/>
+      <w:r>
+        <w:t>Architecture</w:t>
+        <w:rPr>
+          <w:rFonts w:ascii="Lexend" w:hAnsi="Lexend" w:eastAsia="Lexend" w:cs="Lexend"/>
+          <w:sz w:val="24"/>
+          <w:szCs w:val="24"/>
+        </w:rPr>
+      </w:r>
+      <w:proofErr w:type="spellEnd"/>
+      <w:r>
+        <w:t xml:space="preserve"> Matrix (Tiga kolom/kartu kebijakan berdampingan sesuai nama klaster, memuat target penurunan TPT, kuota lapangan kerja baru, dan strategi aksi konkret).</w:t>
+        <w:rPr>
+          <w:rFonts w:ascii="Lexend" w:hAnsi="Lexend" w:eastAsia="Lexend" w:cs="Lexend"/>
+          <w:sz w:val="24"/>
+          <w:szCs w:val="24"/>
+        </w:rPr>
+      </w:r>
+      <w:r>
         <w:br/>
-        <w:t>• Penutup Callout: Rekomendasi Roadmap Aksi Nasional Menuju Target RPJMN 2029 (5,40 Juta Kesempatan Kerja Berkualitas).</w:t>
-      </w:r>
+        <w:t xml:space="preserve">• Penutup </w:t>
+        <w:rPr>
+          <w:rFonts w:ascii="Lexend" w:hAnsi="Lexend" w:eastAsia="Lexend" w:cs="Lexend"/>
+          <w:sz w:val="24"/>
+          <w:szCs w:val="24"/>
+        </w:rPr>
+      </w:r>
+      <w:proofErr w:type="spellStart"/>
+      <w:r>
+        <w:t>Callout</w:t>
+        <w:rPr>
+          <w:rFonts w:ascii="Lexend" w:hAnsi="Lexend" w:eastAsia="Lexend" w:cs="Lexend"/>
+          <w:sz w:val="24"/>
+          <w:szCs w:val="24"/>
+        </w:rPr>
+      </w:r>
+      <w:proofErr w:type="spellEnd"/>
+      <w:r>
+        <w:t xml:space="preserve">: Rekomendasi </w:t>
+        <w:rPr>
+          <w:rFonts w:ascii="Lexend" w:hAnsi="Lexend" w:eastAsia="Lexend" w:cs="Lexend"/>
+          <w:sz w:val="24"/>
+          <w:szCs w:val="24"/>
+        </w:rPr>
+      </w:r>
+      <w:proofErr w:type="spellStart"/>
+      <w:r>
+        <w:t>Roadmap</w:t>
+        <w:rPr>
+          <w:rFonts w:ascii="Lexend" w:hAnsi="Lexend" w:eastAsia="Lexend" w:cs="Lexend"/>
+          <w:sz w:val="24"/>
+          <w:szCs w:val="24"/>
+        </w:rPr>
+      </w:r>
+      <w:proofErr w:type="spellEnd"/>
+      <w:r>
+        <w:t xml:space="preserve"> Aksi Nasional Menuju Target RPJMN 2029 (5,40 Juta Kesempatan Kerja Berkualitas).</w:t>
+        <w:rPr>
+          <w:rFonts w:ascii="Lexend" w:hAnsi="Lexend" w:eastAsia="Lexend" w:cs="Lexend"/>
+          <w:sz w:val="24"/>
+          <w:szCs w:val="24"/>
+        </w:rPr>
+      </w:r>
+      <w:pPr>
+        <w:rPr>
+          <w:rFonts w:ascii="Lexend" w:hAnsi="Lexend" w:eastAsia="Lexend" w:cs="Lexend"/>
+          <w:sz w:val="24"/>
+          <w:szCs w:val="24"/>
+        </w:rPr>
+      </w:pPr>
     </w:p>
     <w:p>
       <w:r>
         <w:rPr>
           <w:b/>
-          <w:sz w:val="26"/>
+          <w:sz w:val="24"/>
+          <w:rFonts w:ascii="Lexend" w:hAnsi="Lexend" w:eastAsia="Lexend" w:cs="Lexend"/>
+          <w:szCs w:val="24"/>
         </w:rPr>
         <w:br/>
         <w:t>Matriks Penilaian Babak Penyisihan (ACTION 2026)</w:t>
       </w:r>
+      <w:pPr>
+        <w:rPr>
+          <w:rFonts w:ascii="Lexend" w:hAnsi="Lexend" w:eastAsia="Lexend" w:cs="Lexend"/>
+          <w:sz w:val="24"/>
+          <w:szCs w:val="24"/>
+        </w:rPr>
+      </w:pPr>
     </w:p>
     <w:tbl>
       <w:tblPr>
-        <w:tblW w:type="auto" w:w="0"/>
-        <w:tblLook w:firstColumn="1" w:firstRow="1" w:lastColumn="0" w:lastRow="0" w:noHBand="0" w:noVBand="1" w:val="04A0"/>
+        <w:tblStyle w:val="TableNormal0"/>
+        <w:tblW w:w="0" w:type="auto"/>
+        <w:tblInd w:w="0" w:type="dxa"/>
+        <w:tblLook w:val="04A0" w:firstRow="1" w:lastRow="0" w:firstColumn="1" w:lastColumn="0" w:noHBand="0" w:noVBand="1"/>
       </w:tblPr>
       <w:tblGrid>
-        <w:gridCol w:w="3213"/>
+        <w:gridCol w:w="3212"/>
         <w:gridCol w:w="3213"/>
         <w:gridCol w:w="3213"/>
       </w:tblGrid>
       <w:tr>
         <w:tc>
           <w:tcPr>
-            <w:tcW w:type="dxa" w:w="3213"/>
+            <w:tcW w:w="3213" w:type="dxa"/>
           </w:tcPr>
           <w:p>
             <w:r>
               <w:rPr>
                 <w:b/>
-              </w:rPr>
+                <w:rFonts w:ascii="Lexend" w:hAnsi="Lexend" w:eastAsia="Lexend" w:cs="Lexend"/>
+                <w:sz w:val="24"/>
+                <w:szCs w:val="24"/>
+              </w:rPr>
+              <w:lastRenderedPageBreak/>
               <w:t>Kriteria Penilaian</w:t>
             </w:r>
+            <w:pPr>
+              <w:rPr>
+                <w:rFonts w:ascii="Lexend" w:hAnsi="Lexend" w:eastAsia="Lexend" w:cs="Lexend"/>
+                <w:sz w:val="24"/>
+                <w:szCs w:val="24"/>
+              </w:rPr>
+            </w:pPr>
           </w:p>
         </w:tc>
         <w:tc>
           <w:tcPr>
-            <w:tcW w:type="dxa" w:w="3213"/>
+            <w:tcW w:w="3213" w:type="dxa"/>
           </w:tcPr>
           <w:p>
             <w:r>
               <w:rPr>
                 <w:b/>
+                <w:rFonts w:ascii="Lexend" w:hAnsi="Lexend" w:eastAsia="Lexend" w:cs="Lexend"/>
+                <w:sz w:val="24"/>
+                <w:szCs w:val="24"/>
               </w:rPr>
               <w:t>Bobot</w:t>
             </w:r>
+            <w:pPr>
+              <w:rPr>
+                <w:rFonts w:ascii="Lexend" w:hAnsi="Lexend" w:eastAsia="Lexend" w:cs="Lexend"/>
+                <w:sz w:val="24"/>
+                <w:szCs w:val="24"/>
+              </w:rPr>
+            </w:pPr>
           </w:p>
         </w:tc>
         <w:tc>
           <w:tcPr>
-            <w:tcW w:type="dxa" w:w="3213"/>
+            <w:tcW w:w="3213" w:type="dxa"/>
           </w:tcPr>
           <w:p>
             <w:r>
               <w:rPr>
                 <w:b/>
+                <w:rFonts w:ascii="Lexend" w:hAnsi="Lexend" w:eastAsia="Lexend" w:cs="Lexend"/>
+                <w:sz w:val="24"/>
+                <w:szCs w:val="24"/>
               </w:rPr>
               <w:t>Strategi Pemenuhan dalam Karya</w:t>
             </w:r>
+            <w:pPr>
+              <w:rPr>
+                <w:rFonts w:ascii="Lexend" w:hAnsi="Lexend" w:eastAsia="Lexend" w:cs="Lexend"/>
+                <w:sz w:val="24"/>
+                <w:szCs w:val="24"/>
+              </w:rPr>
+            </w:pPr>
           </w:p>
         </w:tc>
       </w:tr>
       <w:tr>
         <w:tc>
           <w:tcPr>
-            <w:tcW w:type="dxa" w:w="3213"/>
+            <w:tcW w:w="3213" w:type="dxa"/>
           </w:tcPr>
           <w:p>
             <w:r>
               <w:t>Kreativitas &amp; Orisinalitas</w:t>
-            </w:r>
+              <w:rPr>
+                <w:rFonts w:ascii="Lexend" w:hAnsi="Lexend" w:eastAsia="Lexend" w:cs="Lexend"/>
+                <w:sz w:val="24"/>
+                <w:szCs w:val="24"/>
+              </w:rPr>
+            </w:r>
+            <w:pPr>
+              <w:rPr>
+                <w:rFonts w:ascii="Lexend" w:hAnsi="Lexend" w:eastAsia="Lexend" w:cs="Lexend"/>
+                <w:sz w:val="24"/>
+                <w:szCs w:val="24"/>
+              </w:rPr>
+            </w:pPr>
           </w:p>
         </w:tc>
         <w:tc>
           <w:tcPr>
-            <w:tcW w:type="dxa" w:w="3213"/>
+            <w:tcW w:w="3213" w:type="dxa"/>
           </w:tcPr>
           <w:p>
             <w:r>
               <w:t>30%</w:t>
-            </w:r>
+              <w:rPr>
+                <w:rFonts w:ascii="Lexend" w:hAnsi="Lexend" w:eastAsia="Lexend" w:cs="Lexend"/>
+                <w:sz w:val="24"/>
+                <w:szCs w:val="24"/>
+              </w:rPr>
+            </w:r>
+            <w:pPr>
+              <w:rPr>
+                <w:rFonts w:ascii="Lexend" w:hAnsi="Lexend" w:eastAsia="Lexend" w:cs="Lexend"/>
+                <w:sz w:val="24"/>
+                <w:szCs w:val="24"/>
+              </w:rPr>
+            </w:pPr>
           </w:p>
         </w:tc>
         <w:tc>
           <w:tcPr>
-            <w:tcW w:type="dxa" w:w="3213"/>
+            <w:tcW w:w="3213" w:type="dxa"/>
           </w:tcPr>
           <w:p>
             <w:r>
-              <w:t>Mengangkat sudut pandang unik 'Educated Unemployment Paradox', 'The Underutilization Iceberg' (+23,8% setengah penganggur), dan membongkar mitos 'TPT Rendah = Makmur' melalui korelasi informalitas (r = -0,782). Bebas AI generatif.</w:t>
-            </w:r>
+              <w:t>Mengangkat sudut pandang unik '</w:t>
+              <w:rPr>
+                <w:rFonts w:ascii="Lexend" w:hAnsi="Lexend" w:eastAsia="Lexend" w:cs="Lexend"/>
+                <w:sz w:val="24"/>
+                <w:szCs w:val="24"/>
+              </w:rPr>
+            </w:r>
+            <w:proofErr w:type="spellStart"/>
+            <w:r>
+              <w:t>Educated</w:t>
+              <w:rPr>
+                <w:rFonts w:ascii="Lexend" w:hAnsi="Lexend" w:eastAsia="Lexend" w:cs="Lexend"/>
+                <w:sz w:val="24"/>
+                <w:szCs w:val="24"/>
+              </w:rPr>
+            </w:r>
+            <w:proofErr w:type="spellEnd"/>
+            <w:r>
+              <w:t xml:space="preserve"> </w:t>
+              <w:rPr>
+                <w:rFonts w:ascii="Lexend" w:hAnsi="Lexend" w:eastAsia="Lexend" w:cs="Lexend"/>
+                <w:sz w:val="24"/>
+                <w:szCs w:val="24"/>
+              </w:rPr>
+            </w:r>
+            <w:proofErr w:type="spellStart"/>
+            <w:r>
+              <w:t>Unemployment</w:t>
+              <w:rPr>
+                <w:rFonts w:ascii="Lexend" w:hAnsi="Lexend" w:eastAsia="Lexend" w:cs="Lexend"/>
+                <w:sz w:val="24"/>
+                <w:szCs w:val="24"/>
+              </w:rPr>
+            </w:r>
+            <w:proofErr w:type="spellEnd"/>
+            <w:r>
+              <w:t xml:space="preserve"> </w:t>
+              <w:rPr>
+                <w:rFonts w:ascii="Lexend" w:hAnsi="Lexend" w:eastAsia="Lexend" w:cs="Lexend"/>
+                <w:sz w:val="24"/>
+                <w:szCs w:val="24"/>
+              </w:rPr>
+            </w:r>
+            <w:proofErr w:type="spellStart"/>
+            <w:r>
+              <w:t>Paradox</w:t>
+              <w:rPr>
+                <w:rFonts w:ascii="Lexend" w:hAnsi="Lexend" w:eastAsia="Lexend" w:cs="Lexend"/>
+                <w:sz w:val="24"/>
+                <w:szCs w:val="24"/>
+              </w:rPr>
+            </w:r>
+            <w:proofErr w:type="spellEnd"/>
+            <w:r>
+              <w:t xml:space="preserve">', 'The </w:t>
+              <w:rPr>
+                <w:rFonts w:ascii="Lexend" w:hAnsi="Lexend" w:eastAsia="Lexend" w:cs="Lexend"/>
+                <w:sz w:val="24"/>
+                <w:szCs w:val="24"/>
+              </w:rPr>
+            </w:r>
+            <w:proofErr w:type="spellStart"/>
+            <w:r>
+              <w:t>Underutilization</w:t>
+              <w:rPr>
+                <w:rFonts w:ascii="Lexend" w:hAnsi="Lexend" w:eastAsia="Lexend" w:cs="Lexend"/>
+                <w:sz w:val="24"/>
+                <w:szCs w:val="24"/>
+              </w:rPr>
+            </w:r>
+            <w:proofErr w:type="spellEnd"/>
+            <w:r>
+              <w:t xml:space="preserve"> </w:t>
+              <w:rPr>
+                <w:rFonts w:ascii="Lexend" w:hAnsi="Lexend" w:eastAsia="Lexend" w:cs="Lexend"/>
+                <w:sz w:val="24"/>
+                <w:szCs w:val="24"/>
+              </w:rPr>
+            </w:r>
+            <w:proofErr w:type="spellStart"/>
+            <w:r>
+              <w:t>Iceberg</w:t>
+              <w:rPr>
+                <w:rFonts w:ascii="Lexend" w:hAnsi="Lexend" w:eastAsia="Lexend" w:cs="Lexend"/>
+                <w:sz w:val="24"/>
+                <w:szCs w:val="24"/>
+              </w:rPr>
+            </w:r>
+            <w:proofErr w:type="spellEnd"/>
+            <w:r>
+              <w:t xml:space="preserve">' (+23,8% setengah penganggur), dan membongkar mitos 'TPT Rendah = Makmur' melalui korelasi </w:t>
+              <w:rPr>
+                <w:rFonts w:ascii="Lexend" w:hAnsi="Lexend" w:eastAsia="Lexend" w:cs="Lexend"/>
+                <w:sz w:val="24"/>
+                <w:szCs w:val="24"/>
+              </w:rPr>
+            </w:r>
+            <w:proofErr w:type="spellStart"/>
+            <w:r>
+              <w:t>informalitas</w:t>
+              <w:rPr>
+                <w:rFonts w:ascii="Lexend" w:hAnsi="Lexend" w:eastAsia="Lexend" w:cs="Lexend"/>
+                <w:sz w:val="24"/>
+                <w:szCs w:val="24"/>
+              </w:rPr>
+            </w:r>
+            <w:proofErr w:type="spellEnd"/>
+            <w:r>
+              <w:t xml:space="preserve"> (r = -0,782). Bebas AI generatif.</w:t>
+              <w:rPr>
+                <w:rFonts w:ascii="Lexend" w:hAnsi="Lexend" w:eastAsia="Lexend" w:cs="Lexend"/>
+                <w:sz w:val="24"/>
+                <w:szCs w:val="24"/>
+              </w:rPr>
+            </w:r>
+            <w:pPr>
+              <w:rPr>
+                <w:rFonts w:ascii="Lexend" w:hAnsi="Lexend" w:eastAsia="Lexend" w:cs="Lexend"/>
+                <w:sz w:val="24"/>
+                <w:szCs w:val="24"/>
+              </w:rPr>
+            </w:pPr>
           </w:p>
         </w:tc>
       </w:tr>
       <w:tr>
         <w:tc>
           <w:tcPr>
-            <w:tcW w:type="dxa" w:w="3213"/>
+            <w:tcW w:w="3213" w:type="dxa"/>
           </w:tcPr>
           <w:p>
             <w:r>
               <w:t>Kualitas Visual &amp; Tata Letak</w:t>
-            </w:r>
+              <w:rPr>
+                <w:rFonts w:ascii="Lexend" w:hAnsi="Lexend" w:eastAsia="Lexend" w:cs="Lexend"/>
+                <w:sz w:val="24"/>
+                <w:szCs w:val="24"/>
+              </w:rPr>
+            </w:r>
+            <w:pPr>
+              <w:rPr>
+                <w:rFonts w:ascii="Lexend" w:hAnsi="Lexend" w:eastAsia="Lexend" w:cs="Lexend"/>
+                <w:sz w:val="24"/>
+                <w:szCs w:val="24"/>
+              </w:rPr>
+            </w:pPr>
           </w:p>
         </w:tc>
         <w:tc>
           <w:tcPr>
-            <w:tcW w:type="dxa" w:w="3213"/>
+            <w:tcW w:w="3213" w:type="dxa"/>
           </w:tcPr>
           <w:p>
             <w:r>
               <w:t>25%</w:t>
-            </w:r>
+              <w:rPr>
+                <w:rFonts w:ascii="Lexend" w:hAnsi="Lexend" w:eastAsia="Lexend" w:cs="Lexend"/>
+                <w:sz w:val="24"/>
+                <w:szCs w:val="24"/>
+              </w:rPr>
+            </w:r>
+            <w:pPr>
+              <w:rPr>
+                <w:rFonts w:ascii="Lexend" w:hAnsi="Lexend" w:eastAsia="Lexend" w:cs="Lexend"/>
+                <w:sz w:val="24"/>
+                <w:szCs w:val="24"/>
+              </w:rPr>
+            </w:pPr>
           </w:p>
         </w:tc>
         <w:tc>
           <w:tcPr>
-            <w:tcW w:type="dxa" w:w="3213"/>
+            <w:tcW w:w="3213" w:type="dxa"/>
           </w:tcPr>
           <w:p>
             <w:r>
-              <w:t>Hierarki visual A3 Portrait mengalir dari Hook Generasi Muda -&gt; Paradoks Pendidikan -&gt; Peta Disparitas -&gt; Gunung Es Utilisasi Kerja -&gt; Matriks Target 5,4 Juta Peluang Kerja. Pilihan warna terukur, tipografi terbaca.</w:t>
-            </w:r>
+              <w:t xml:space="preserve">Hierarki visual A3 </w:t>
+              <w:rPr>
+                <w:rFonts w:ascii="Lexend" w:hAnsi="Lexend" w:eastAsia="Lexend" w:cs="Lexend"/>
+                <w:sz w:val="24"/>
+                <w:szCs w:val="24"/>
+              </w:rPr>
+            </w:r>
+            <w:proofErr w:type="spellStart"/>
+            <w:r>
+              <w:t>Portrait</w:t>
+              <w:rPr>
+                <w:rFonts w:ascii="Lexend" w:hAnsi="Lexend" w:eastAsia="Lexend" w:cs="Lexend"/>
+                <w:sz w:val="24"/>
+                <w:szCs w:val="24"/>
+              </w:rPr>
+            </w:r>
+            <w:proofErr w:type="spellEnd"/>
+            <w:r>
+              <w:t xml:space="preserve"> mengalir dari </w:t>
+              <w:rPr>
+                <w:rFonts w:ascii="Lexend" w:hAnsi="Lexend" w:eastAsia="Lexend" w:cs="Lexend"/>
+                <w:sz w:val="24"/>
+                <w:szCs w:val="24"/>
+              </w:rPr>
+            </w:r>
+            <w:proofErr w:type="spellStart"/>
+            <w:r>
+              <w:t>Hook</w:t>
+              <w:rPr>
+                <w:rFonts w:ascii="Lexend" w:hAnsi="Lexend" w:eastAsia="Lexend" w:cs="Lexend"/>
+                <w:sz w:val="24"/>
+                <w:szCs w:val="24"/>
+              </w:rPr>
+            </w:r>
+            <w:proofErr w:type="spellEnd"/>
+            <w:r>
+              <w:t xml:space="preserve"> Generasi Muda -&gt; Paradoks Pendidikan -&gt; Peta Disparitas -&gt; Gunung Es </w:t>
+              <w:rPr>
+                <w:rFonts w:ascii="Lexend" w:hAnsi="Lexend" w:eastAsia="Lexend" w:cs="Lexend"/>
+                <w:sz w:val="24"/>
+                <w:szCs w:val="24"/>
+              </w:rPr>
+            </w:r>
+            <w:proofErr w:type="spellStart"/>
+            <w:r>
+              <w:t>Utilisasi</w:t>
+              <w:rPr>
+                <w:rFonts w:ascii="Lexend" w:hAnsi="Lexend" w:eastAsia="Lexend" w:cs="Lexend"/>
+                <w:sz w:val="24"/>
+                <w:szCs w:val="24"/>
+              </w:rPr>
+            </w:r>
+            <w:proofErr w:type="spellEnd"/>
+            <w:r>
+              <w:t xml:space="preserve"> Kerja -&gt; Matriks Target 5,4 Juta Peluang Kerja. Pilihan warna terukur, tipografi terbaca.</w:t>
+              <w:rPr>
+                <w:rFonts w:ascii="Lexend" w:hAnsi="Lexend" w:eastAsia="Lexend" w:cs="Lexend"/>
+                <w:sz w:val="24"/>
+                <w:szCs w:val="24"/>
+              </w:rPr>
+            </w:r>
+            <w:pPr>
+              <w:rPr>
+                <w:rFonts w:ascii="Lexend" w:hAnsi="Lexend" w:eastAsia="Lexend" w:cs="Lexend"/>
+                <w:sz w:val="24"/>
+                <w:szCs w:val="24"/>
+              </w:rPr>
+            </w:pPr>
           </w:p>
         </w:tc>
       </w:tr>
       <w:tr>
         <w:tc>
           <w:tcPr>
-            <w:tcW w:type="dxa" w:w="3213"/>
+            <w:tcW w:w="3213" w:type="dxa"/>
           </w:tcPr>
           <w:p>
             <w:r>
               <w:t>Akurasi &amp; Kedalaman Informasi</w:t>
-            </w:r>
+              <w:rPr>
+                <w:rFonts w:ascii="Lexend" w:hAnsi="Lexend" w:eastAsia="Lexend" w:cs="Lexend"/>
+                <w:sz w:val="24"/>
+                <w:szCs w:val="24"/>
+              </w:rPr>
+            </w:r>
+            <w:pPr>
+              <w:rPr>
+                <w:rFonts w:ascii="Lexend" w:hAnsi="Lexend" w:eastAsia="Lexend" w:cs="Lexend"/>
+                <w:sz w:val="24"/>
+                <w:szCs w:val="24"/>
+              </w:rPr>
+            </w:pPr>
           </w:p>
         </w:tc>
         <w:tc>
           <w:tcPr>
-            <w:tcW w:type="dxa" w:w="3213"/>
+            <w:tcW w:w="3213" w:type="dxa"/>
           </w:tcPr>
           <w:p>
             <w:r>
               <w:t>20%</w:t>
-            </w:r>
+              <w:rPr>
+                <w:rFonts w:ascii="Lexend" w:hAnsi="Lexend" w:eastAsia="Lexend" w:cs="Lexend"/>
+                <w:sz w:val="24"/>
+                <w:szCs w:val="24"/>
+              </w:rPr>
+            </w:r>
+            <w:pPr>
+              <w:rPr>
+                <w:rFonts w:ascii="Lexend" w:hAnsi="Lexend" w:eastAsia="Lexend" w:cs="Lexend"/>
+                <w:sz w:val="24"/>
+                <w:szCs w:val="24"/>
+              </w:rPr>
+            </w:pPr>
           </w:p>
         </w:tc>
         <w:tc>
           <w:tcPr>
-            <w:tcW w:type="dxa" w:w="3213"/>
+            <w:tcW w:w="3213" w:type="dxa"/>
           </w:tcPr>
           <w:p>
             <w:r>
-              <w:t>100% data resmi Sakernas BPS 2017-2024 dan publikasi resmi panitia. Standar ILO LU2, ekonometrika spasial SDM, dekomposisi disparitas, dan K-Means teruji.</w:t>
-            </w:r>
+              <w:t xml:space="preserve">100% data resmi </w:t>
+              <w:rPr>
+                <w:rFonts w:ascii="Lexend" w:hAnsi="Lexend" w:eastAsia="Lexend" w:cs="Lexend"/>
+                <w:sz w:val="24"/>
+                <w:szCs w:val="24"/>
+              </w:rPr>
+            </w:r>
+            <w:proofErr w:type="spellStart"/>
+            <w:r>
+              <w:t>Sakernas</w:t>
+              <w:rPr>
+                <w:rFonts w:ascii="Lexend" w:hAnsi="Lexend" w:eastAsia="Lexend" w:cs="Lexend"/>
+                <w:sz w:val="24"/>
+                <w:szCs w:val="24"/>
+              </w:rPr>
+            </w:r>
+            <w:proofErr w:type="spellEnd"/>
+            <w:r>
+              <w:t xml:space="preserve"> BPS 2017-2024 dan publikasi resmi panitia. Standar ILO LU2, </w:t>
+              <w:rPr>
+                <w:rFonts w:ascii="Lexend" w:hAnsi="Lexend" w:eastAsia="Lexend" w:cs="Lexend"/>
+                <w:sz w:val="24"/>
+                <w:szCs w:val="24"/>
+              </w:rPr>
+            </w:r>
+            <w:proofErr w:type="spellStart"/>
+            <w:r>
+              <w:t>ekonometrika</w:t>
+              <w:rPr>
+                <w:rFonts w:ascii="Lexend" w:hAnsi="Lexend" w:eastAsia="Lexend" w:cs="Lexend"/>
+                <w:sz w:val="24"/>
+                <w:szCs w:val="24"/>
+              </w:rPr>
+            </w:r>
+            <w:proofErr w:type="spellEnd"/>
+            <w:r>
+              <w:t xml:space="preserve"> spasial SDM, dekomposisi disparitas, dan K-</w:t>
+              <w:rPr>
+                <w:rFonts w:ascii="Lexend" w:hAnsi="Lexend" w:eastAsia="Lexend" w:cs="Lexend"/>
+                <w:sz w:val="24"/>
+                <w:szCs w:val="24"/>
+              </w:rPr>
+            </w:r>
+            <w:proofErr w:type="spellStart"/>
+            <w:r>
+              <w:t>Means</w:t>
+              <w:rPr>
+                <w:rFonts w:ascii="Lexend" w:hAnsi="Lexend" w:eastAsia="Lexend" w:cs="Lexend"/>
+                <w:sz w:val="24"/>
+                <w:szCs w:val="24"/>
+              </w:rPr>
+            </w:r>
+            <w:proofErr w:type="spellEnd"/>
+            <w:r>
+              <w:t xml:space="preserve"> teruji.</w:t>
+              <w:rPr>
+                <w:rFonts w:ascii="Lexend" w:hAnsi="Lexend" w:eastAsia="Lexend" w:cs="Lexend"/>
+                <w:sz w:val="24"/>
+                <w:szCs w:val="24"/>
+              </w:rPr>
+            </w:r>
+            <w:pPr>
+              <w:rPr>
+                <w:rFonts w:ascii="Lexend" w:hAnsi="Lexend" w:eastAsia="Lexend" w:cs="Lexend"/>
+                <w:sz w:val="24"/>
+                <w:szCs w:val="24"/>
+              </w:rPr>
+            </w:pPr>
           </w:p>
         </w:tc>
       </w:tr>
       <w:tr>
         <w:tc>
           <w:tcPr>
-            <w:tcW w:type="dxa" w:w="3213"/>
+            <w:tcW w:w="3213" w:type="dxa"/>
           </w:tcPr>
           <w:p>
             <w:r>
-              <w:t>Kesesuaian Subtema &amp; Teknis</w:t>
-            </w:r>
+              <w:t xml:space="preserve">Kesesuaian </w:t>
+              <w:rPr>
+                <w:rFonts w:ascii="Lexend" w:hAnsi="Lexend" w:eastAsia="Lexend" w:cs="Lexend"/>
+                <w:sz w:val="24"/>
+                <w:szCs w:val="24"/>
+              </w:rPr>
+            </w:r>
+            <w:proofErr w:type="spellStart"/>
+            <w:r>
+              <w:t>Subtema</w:t>
+              <w:rPr>
+                <w:rFonts w:ascii="Lexend" w:hAnsi="Lexend" w:eastAsia="Lexend" w:cs="Lexend"/>
+                <w:sz w:val="24"/>
+                <w:szCs w:val="24"/>
+              </w:rPr>
+            </w:r>
+            <w:proofErr w:type="spellEnd"/>
+            <w:r>
+              <w:t xml:space="preserve"> &amp; Teknis</w:t>
+              <w:rPr>
+                <w:rFonts w:ascii="Lexend" w:hAnsi="Lexend" w:eastAsia="Lexend" w:cs="Lexend"/>
+                <w:sz w:val="24"/>
+                <w:szCs w:val="24"/>
+              </w:rPr>
+            </w:r>
+            <w:pPr>
+              <w:rPr>
+                <w:rFonts w:ascii="Lexend" w:hAnsi="Lexend" w:eastAsia="Lexend" w:cs="Lexend"/>
+                <w:sz w:val="24"/>
+                <w:szCs w:val="24"/>
+              </w:rPr>
+            </w:pPr>
           </w:p>
         </w:tc>
         <w:tc>
           <w:tcPr>
-            <w:tcW w:type="dxa" w:w="3213"/>
+            <w:tcW w:w="3213" w:type="dxa"/>
           </w:tcPr>
           <w:p>
             <w:r>
               <w:t>10%</w:t>
-            </w:r>
+              <w:rPr>
+                <w:rFonts w:ascii="Lexend" w:hAnsi="Lexend" w:eastAsia="Lexend" w:cs="Lexend"/>
+                <w:sz w:val="24"/>
+                <w:szCs w:val="24"/>
+              </w:rPr>
+            </w:r>
+            <w:pPr>
+              <w:rPr>
+                <w:rFonts w:ascii="Lexend" w:hAnsi="Lexend" w:eastAsia="Lexend" w:cs="Lexend"/>
+                <w:sz w:val="24"/>
+                <w:szCs w:val="24"/>
+              </w:rPr>
+            </w:pPr>
           </w:p>
         </w:tc>
         <w:tc>
           <w:tcPr>
-            <w:tcW w:type="dxa" w:w="3213"/>
+            <w:tcW w:w="3213" w:type="dxa"/>
           </w:tcPr>
           <w:p>
             <w:r>
-              <w:t>Sepenuhnya menjawab 'Turning Insight into Opportunity'. Format A3 Portrait, 300 dpi, 3 logo resmi wajib di bagian atas, watermark nama tim di bawah.</w:t>
-            </w:r>
+              <w:t>Sepenuhnya menjawab '</w:t>
+              <w:rPr>
+                <w:rFonts w:ascii="Lexend" w:hAnsi="Lexend" w:eastAsia="Lexend" w:cs="Lexend"/>
+                <w:sz w:val="24"/>
+                <w:szCs w:val="24"/>
+              </w:rPr>
+            </w:r>
+            <w:proofErr w:type="spellStart"/>
+            <w:r>
+              <w:t>Turning</w:t>
+              <w:rPr>
+                <w:rFonts w:ascii="Lexend" w:hAnsi="Lexend" w:eastAsia="Lexend" w:cs="Lexend"/>
+                <w:sz w:val="24"/>
+                <w:szCs w:val="24"/>
+              </w:rPr>
+            </w:r>
+            <w:proofErr w:type="spellEnd"/>
+            <w:r>
+              <w:t xml:space="preserve"> </w:t>
+              <w:rPr>
+                <w:rFonts w:ascii="Lexend" w:hAnsi="Lexend" w:eastAsia="Lexend" w:cs="Lexend"/>
+                <w:sz w:val="24"/>
+                <w:szCs w:val="24"/>
+              </w:rPr>
+            </w:r>
+            <w:proofErr w:type="spellStart"/>
+            <w:r>
+              <w:t>Insight</w:t>
+              <w:rPr>
+                <w:rFonts w:ascii="Lexend" w:hAnsi="Lexend" w:eastAsia="Lexend" w:cs="Lexend"/>
+                <w:sz w:val="24"/>
+                <w:szCs w:val="24"/>
+              </w:rPr>
+            </w:r>
+            <w:proofErr w:type="spellEnd"/>
+            <w:r>
+              <w:t xml:space="preserve"> </w:t>
+              <w:rPr>
+                <w:rFonts w:ascii="Lexend" w:hAnsi="Lexend" w:eastAsia="Lexend" w:cs="Lexend"/>
+                <w:sz w:val="24"/>
+                <w:szCs w:val="24"/>
+              </w:rPr>
+            </w:r>
+            <w:proofErr w:type="spellStart"/>
+            <w:r>
+              <w:t>into</w:t>
+              <w:rPr>
+                <w:rFonts w:ascii="Lexend" w:hAnsi="Lexend" w:eastAsia="Lexend" w:cs="Lexend"/>
+                <w:sz w:val="24"/>
+                <w:szCs w:val="24"/>
+              </w:rPr>
+            </w:r>
+            <w:proofErr w:type="spellEnd"/>
+            <w:r>
+              <w:t xml:space="preserve"> </w:t>
+              <w:rPr>
+                <w:rFonts w:ascii="Lexend" w:hAnsi="Lexend" w:eastAsia="Lexend" w:cs="Lexend"/>
+                <w:sz w:val="24"/>
+                <w:szCs w:val="24"/>
+              </w:rPr>
+            </w:r>
+            <w:proofErr w:type="spellStart"/>
+            <w:r>
+              <w:t>Opportunity</w:t>
+              <w:rPr>
+                <w:rFonts w:ascii="Lexend" w:hAnsi="Lexend" w:eastAsia="Lexend" w:cs="Lexend"/>
+                <w:sz w:val="24"/>
+                <w:szCs w:val="24"/>
+              </w:rPr>
+            </w:r>
+            <w:proofErr w:type="spellEnd"/>
+            <w:r>
+              <w:t xml:space="preserve">'. Format A3 </w:t>
+              <w:rPr>
+                <w:rFonts w:ascii="Lexend" w:hAnsi="Lexend" w:eastAsia="Lexend" w:cs="Lexend"/>
+                <w:sz w:val="24"/>
+                <w:szCs w:val="24"/>
+              </w:rPr>
+            </w:r>
+            <w:proofErr w:type="spellStart"/>
+            <w:r>
+              <w:t>Portrait</w:t>
+              <w:rPr>
+                <w:rFonts w:ascii="Lexend" w:hAnsi="Lexend" w:eastAsia="Lexend" w:cs="Lexend"/>
+                <w:sz w:val="24"/>
+                <w:szCs w:val="24"/>
+              </w:rPr>
+            </w:r>
+            <w:proofErr w:type="spellEnd"/>
+            <w:r>
+              <w:t xml:space="preserve">, 300 </w:t>
+              <w:rPr>
+                <w:rFonts w:ascii="Lexend" w:hAnsi="Lexend" w:eastAsia="Lexend" w:cs="Lexend"/>
+                <w:sz w:val="24"/>
+                <w:szCs w:val="24"/>
+              </w:rPr>
+            </w:r>
+            <w:proofErr w:type="spellStart"/>
+            <w:r>
+              <w:t>dpi</w:t>
+              <w:rPr>
+                <w:rFonts w:ascii="Lexend" w:hAnsi="Lexend" w:eastAsia="Lexend" w:cs="Lexend"/>
+                <w:sz w:val="24"/>
+                <w:szCs w:val="24"/>
+              </w:rPr>
+            </w:r>
+            <w:proofErr w:type="spellEnd"/>
+            <w:r>
+              <w:t>, 3 logo resmi wajib di bagian atas, watermark nama tim di bawah.</w:t>
+              <w:rPr>
+                <w:rFonts w:ascii="Lexend" w:hAnsi="Lexend" w:eastAsia="Lexend" w:cs="Lexend"/>
+                <w:sz w:val="24"/>
+                <w:szCs w:val="24"/>
+              </w:rPr>
+            </w:r>
+            <w:pPr>
+              <w:rPr>
+                <w:rFonts w:ascii="Lexend" w:hAnsi="Lexend" w:eastAsia="Lexend" w:cs="Lexend"/>
+                <w:sz w:val="24"/>
+                <w:szCs w:val="24"/>
+              </w:rPr>
+            </w:pPr>
           </w:p>
         </w:tc>
       </w:tr>
       <w:tr>
         <w:tc>
           <w:tcPr>
-            <w:tcW w:type="dxa" w:w="3213"/>
+            <w:tcW w:w="3213" w:type="dxa"/>
           </w:tcPr>
           <w:p>
             <w:r>
               <w:t>Laporan Pendukung Karya</w:t>
-            </w:r>
+              <w:rPr>
+                <w:rFonts w:ascii="Lexend" w:hAnsi="Lexend" w:eastAsia="Lexend" w:cs="Lexend"/>
+                <w:sz w:val="24"/>
+                <w:szCs w:val="24"/>
+              </w:rPr>
+            </w:r>
+            <w:pPr>
+              <w:rPr>
+                <w:rFonts w:ascii="Lexend" w:hAnsi="Lexend" w:eastAsia="Lexend" w:cs="Lexend"/>
+                <w:sz w:val="24"/>
+                <w:szCs w:val="24"/>
+              </w:rPr>
+            </w:pPr>
           </w:p>
         </w:tc>
         <w:tc>
           <w:tcPr>
-            <w:tcW w:type="dxa" w:w="3213"/>
+            <w:tcW w:w="3213" w:type="dxa"/>
           </w:tcPr>
           <w:p>
             <w:r>
               <w:t>15%</w:t>
-            </w:r>
+              <w:rPr>
+                <w:rFonts w:ascii="Lexend" w:hAnsi="Lexend" w:eastAsia="Lexend" w:cs="Lexend"/>
+                <w:sz w:val="24"/>
+                <w:szCs w:val="24"/>
+              </w:rPr>
+            </w:r>
+            <w:pPr>
+              <w:rPr>
+                <w:rFonts w:ascii="Lexend" w:hAnsi="Lexend" w:eastAsia="Lexend" w:cs="Lexend"/>
+                <w:sz w:val="24"/>
+                <w:szCs w:val="24"/>
+              </w:rPr>
+            </w:pPr>
           </w:p>
         </w:tc>
         <w:tc>
           <w:tcPr>
-            <w:tcW w:type="dxa" w:w="3213"/>
+            <w:tcW w:w="3213" w:type="dxa"/>
           </w:tcPr>
           <w:p>
             <w:r>
-              <w:t>Laporan 7 bab disusun sistematis dan transparan dengan lampiran tautan kode kalkulasi reproduktif.</w:t>
-            </w:r>
+              <w:t xml:space="preserve">Laporan 7 bab disusun sistematis dan transparan dengan lampiran tautan kode kalkulasi </w:t>
+              <w:rPr>
+                <w:rFonts w:ascii="Lexend" w:hAnsi="Lexend" w:eastAsia="Lexend" w:cs="Lexend"/>
+                <w:sz w:val="24"/>
+                <w:szCs w:val="24"/>
+              </w:rPr>
+            </w:r>
+            <w:proofErr w:type="spellStart"/>
+            <w:r>
+              <w:t>reproduktif</w:t>
+              <w:rPr>
+                <w:rFonts w:ascii="Lexend" w:hAnsi="Lexend" w:eastAsia="Lexend" w:cs="Lexend"/>
+                <w:sz w:val="24"/>
+                <w:szCs w:val="24"/>
+              </w:rPr>
+            </w:r>
+            <w:proofErr w:type="spellEnd"/>
+            <w:r>
+              <w:t>.</w:t>
+              <w:rPr>
+                <w:rFonts w:ascii="Lexend" w:hAnsi="Lexend" w:eastAsia="Lexend" w:cs="Lexend"/>
+                <w:sz w:val="24"/>
+                <w:szCs w:val="24"/>
+              </w:rPr>
+            </w:r>
+            <w:pPr>
+              <w:rPr>
+                <w:rFonts w:ascii="Lexend" w:hAnsi="Lexend" w:eastAsia="Lexend" w:cs="Lexend"/>
+                <w:sz w:val="24"/>
+                <w:szCs w:val="24"/>
+              </w:rPr>
+            </w:pPr>
           </w:p>
         </w:tc>
       </w:tr>
     </w:tbl>
+    <w:p>
+      <w:pPr>
+        <w:rPr>
+          <w:rFonts w:ascii="Lexend" w:hAnsi="Lexend" w:eastAsia="Lexend" w:cs="Lexend"/>
+          <w:sz w:val="24"/>
+          <w:szCs w:val="24"/>
+        </w:rPr>
+      </w:pPr>
+    </w:p>
     <w:sectPr>
-      <w:pgSz w:h="16838" w:w="11906" w:orient="portrait"/>
-      <w:pgMar w:bottom="1134" w:top="1134" w:left="1134" w:right="1134" w:header="720" w:footer="720"/>
+      <w:pgSz w:w="11906" w:h="16838"/>
+      <w:pgMar w:top="1134" w:right="1134" w:bottom="1134" w:left="1134" w:header="720" w:footer="720" w:gutter="0"/>
       <w:pgNumType w:start="1"/>
+      <w:cols w:space="720"/>
     </w:sectPr>
   </w:body>
 </w:document>
 </file>
 
 <file path=word/numbering.xml><?xml version="1.0" encoding="utf-8"?>
-<w:numbering xmlns:mc="http://schemas.openxmlformats.org/markup-compatibility/2006" xmlns:o="urn:schemas-microsoft-com:office:office" xmlns:r="http://schemas.openxmlformats.org/officeDocument/2006/relationships" xmlns:m="http://schemas.openxmlformats.org/officeDocument/2006/math" xmlns:v="urn:schemas-microsoft-com:vml" xmlns:wp="http://schemas.openxmlformats.org/drawingml/2006/wordprocessingDrawing" xmlns:w10="urn:schemas-microsoft-com:office:word" xmlns:w="http://schemas.openxmlformats.org/wordprocessingml/2006/main" xmlns:wne="http://schemas.microsoft.com/office/word/2006/wordml" xmlns:sl="http://schemas.openxmlformats.org/schemaLibrary/2006/main" xmlns:a="http://schemas.openxmlformats.org/drawingml/2006/main" xmlns:pic="http://schemas.openxmlformats.org/drawingml/2006/picture" xmlns:c="http://schemas.openxmlformats.org/drawingml/2006/chart" xmlns:lc="http://schemas.openxmlformats.org/drawingml/2006/lockedCanvas" xmlns:dgm="http://schemas.openxmlformats.org/drawingml/2006/diagram" xmlns:wps="http://schemas.microsoft.com/office/word/2010/wordprocessingShape" xmlns:wpg="http://schemas.microsoft.com/office/word/2010/wordprocessingGroup" xmlns:w14="http://schemas.microsoft.com/office/word/2010/wordml" xmlns:w15="http://schemas.microsoft.com/office/word/2012/wordml" xmlns:w16="http://schemas.microsoft.com/office/word/2018/wordml" xmlns:w16cex="http://schemas.microsoft.com/office/word/2018/wordml/cex" xmlns:w16cid="http://schemas.microsoft.com/office/word/2016/wordml/cid" xmlns="http://schemas.microsoft.com/office/tasks/2019/documenttasks" xmlns:cr="http://schemas.microsoft.com/office/comments/2020/reactions">
-  <w:abstractNum w:abstractNumId="1">
+<w:numbering xmlns:wpc="http://schemas.microsoft.com/office/word/2010/wordprocessingCanvas" xmlns:cx="http://schemas.microsoft.com/office/drawing/2014/chartex" xmlns:cx1="http://schemas.microsoft.com/office/drawing/2015/9/8/chartex" xmlns:cx2="http://schemas.microsoft.com/office/drawing/2015/10/21/chartex" xmlns:cx3="http://schemas.microsoft.com/office/drawing/2016/5/9/chartex" xmlns:cx4="http://schemas.microsoft.com/office/drawing/2016/5/10/chartex" xmlns:cx5="http://schemas.microsoft.com/office/drawing/2016/5/11/chartex" xmlns:cx6="http://schemas.microsoft.com/office/drawing/2016/5/12/chartex" xmlns:cx7="http://schemas.microsoft.com/office/drawing/2016/5/13/chartex" xmlns:cx8="http://schemas.microsoft.com/office/drawing/2016/5/14/chartex" xmlns:mc="http://schemas.openxmlformats.org/markup-compatibility/2006" xmlns:aink="http://schemas.microsoft.com/office/drawing/2016/ink" xmlns:am3d="http://schemas.microsoft.com/office/drawing/2017/model3d" xmlns:o="urn:schemas-microsoft-com:office:office" xmlns:oel="http://schemas.microsoft.com/office/2019/extlst" xmlns:r="http://schemas.openxmlformats.org/officeDocument/2006/relationships" xmlns:m="http://schemas.openxmlformats.org/officeDocument/2006/math" xmlns:v="urn:schemas-microsoft-com:vml" xmlns:wp14="http://schemas.microsoft.com/office/word/2010/wordprocessingDrawing" xmlns:wp="http://schemas.openxmlformats.org/drawingml/2006/wordprocessingDrawing" xmlns:w10="urn:schemas-microsoft-com:office:word" xmlns:w="http://schemas.openxmlformats.org/wordprocessingml/2006/main" xmlns:w14="http://schemas.microsoft.com/office/word/2010/wordml" xmlns:w15="http://schemas.microsoft.com/office/word/2012/wordml" xmlns:w16cex="http://schemas.microsoft.com/office/word/2018/wordml/cex" xmlns:w16cid="http://schemas.microsoft.com/office/word/2016/wordml/cid" xmlns:w16="http://schemas.microsoft.com/office/word/2018/wordml" xmlns:w16du="http://schemas.microsoft.com/office/word/2023/wordml/word16du" xmlns:w16sdtdh="http://schemas.microsoft.com/office/word/2020/wordml/sdtdatahash" xmlns:w16sdtfl="http://schemas.microsoft.com/office/word/2024/wordml/sdtformatlock" xmlns:w16se="http://schemas.microsoft.com/office/word/2015/wordml/symex" xmlns:wpg="http://schemas.microsoft.com/office/word/2010/wordprocessingGroup" xmlns:wpi="http://schemas.microsoft.com/office/word/2010/wordprocessingInk" xmlns:wne="http://schemas.microsoft.com/office/word/2006/wordml" xmlns:wps="http://schemas.microsoft.com/office/word/2010/wordprocessingShape" mc:Ignorable="w14 w15 w16se w16cid w16 w16cex w16sdtdh w16sdtfl w16du wp14">
+  <w:abstractNum w:abstractNumId="0" w15:restartNumberingAfterBreak="0">
+    <w:nsid w:val="03DF29D9"/>
+    <w:multiLevelType w:val="multilevel"/>
+    <w:tmpl w:val="44EEB8F0"/>
     <w:lvl w:ilvl="0">
       <w:start w:val="1"/>
       <w:numFmt w:val="decimal"/>
@@ -1102,14 +4271,17 @@
       </w:rPr>
     </w:lvl>
   </w:abstractNum>
-  <w:abstractNum w:abstractNumId="2">
+  <w:abstractNum w:abstractNumId="1" w15:restartNumberingAfterBreak="0">
+    <w:nsid w:val="2CE758FA"/>
+    <w:multiLevelType w:val="multilevel"/>
+    <w:tmpl w:val="8E6EA830"/>
     <w:lvl w:ilvl="0">
       <w:start w:val="1"/>
-      <w:numFmt w:val="upperLetter"/>
+      <w:numFmt w:val="decimal"/>
       <w:lvlText w:val="%1."/>
       <w:lvlJc w:val="left"/>
       <w:pPr>
-        <w:ind w:left="720" w:hanging="360"/>
+        <w:ind w:left="1440" w:hanging="360"/>
       </w:pPr>
       <w:rPr>
         <w:u w:val="none"/>
@@ -1121,7 +4293,7 @@
       <w:lvlText w:val="%2."/>
       <w:lvlJc w:val="left"/>
       <w:pPr>
-        <w:ind w:left="1440" w:hanging="360"/>
+        <w:ind w:left="2160" w:hanging="360"/>
       </w:pPr>
       <w:rPr>
         <w:u w:val="none"/>
@@ -1133,7 +4305,7 @@
       <w:lvlText w:val="%3."/>
       <w:lvlJc w:val="right"/>
       <w:pPr>
-        <w:ind w:left="2160" w:hanging="360"/>
+        <w:ind w:left="2880" w:hanging="360"/>
       </w:pPr>
       <w:rPr>
         <w:u w:val="none"/>
@@ -1145,7 +4317,7 @@
       <w:lvlText w:val="%4."/>
       <w:lvlJc w:val="left"/>
       <w:pPr>
-        <w:ind w:left="2880" w:hanging="360"/>
+        <w:ind w:left="3600" w:hanging="360"/>
       </w:pPr>
       <w:rPr>
         <w:u w:val="none"/>
@@ -1157,7 +4329,7 @@
       <w:lvlText w:val="%5."/>
       <w:lvlJc w:val="left"/>
       <w:pPr>
-        <w:ind w:left="3600" w:hanging="360"/>
+        <w:ind w:left="4320" w:hanging="360"/>
       </w:pPr>
       <w:rPr>
         <w:u w:val="none"/>
@@ -1169,7 +4341,7 @@
       <w:lvlText w:val="%6."/>
       <w:lvlJc w:val="right"/>
       <w:pPr>
-        <w:ind w:left="4320" w:hanging="360"/>
+        <w:ind w:left="5040" w:hanging="360"/>
       </w:pPr>
       <w:rPr>
         <w:u w:val="none"/>
@@ -1181,7 +4353,7 @@
       <w:lvlText w:val="%7."/>
       <w:lvlJc w:val="left"/>
       <w:pPr>
-        <w:ind w:left="5040" w:hanging="360"/>
+        <w:ind w:left="5760" w:hanging="360"/>
       </w:pPr>
       <w:rPr>
         <w:u w:val="none"/>
@@ -1193,7 +4365,7 @@
       <w:lvlText w:val="%8."/>
       <w:lvlJc w:val="left"/>
       <w:pPr>
-        <w:ind w:left="5760" w:hanging="360"/>
+        <w:ind w:left="6480" w:hanging="360"/>
       </w:pPr>
       <w:rPr>
         <w:u w:val="none"/>
@@ -1205,21 +4377,24 @@
       <w:lvlText w:val="%9."/>
       <w:lvlJc w:val="right"/>
       <w:pPr>
-        <w:ind w:left="6480" w:hanging="360"/>
+        <w:ind w:left="7200" w:hanging="360"/>
       </w:pPr>
       <w:rPr>
         <w:u w:val="none"/>
       </w:rPr>
     </w:lvl>
   </w:abstractNum>
-  <w:abstractNum w:abstractNumId="3">
+  <w:abstractNum w:abstractNumId="2" w15:restartNumberingAfterBreak="0">
+    <w:nsid w:val="3C27645A"/>
+    <w:multiLevelType w:val="multilevel"/>
+    <w:tmpl w:val="5C0C908E"/>
     <w:lvl w:ilvl="0">
       <w:start w:val="1"/>
-      <w:numFmt w:val="decimal"/>
+      <w:numFmt w:val="upperLetter"/>
       <w:lvlText w:val="%1."/>
       <w:lvlJc w:val="left"/>
       <w:pPr>
-        <w:ind w:left="1440" w:hanging="360"/>
+        <w:ind w:left="720" w:hanging="360"/>
       </w:pPr>
       <w:rPr>
         <w:u w:val="none"/>
@@ -1231,7 +4406,7 @@
       <w:lvlText w:val="%2."/>
       <w:lvlJc w:val="left"/>
       <w:pPr>
-        <w:ind w:left="2160" w:hanging="360"/>
+        <w:ind w:left="1440" w:hanging="360"/>
       </w:pPr>
       <w:rPr>
         <w:u w:val="none"/>
@@ -1243,7 +4418,7 @@
       <w:lvlText w:val="%3."/>
       <w:lvlJc w:val="right"/>
       <w:pPr>
-        <w:ind w:left="2880" w:hanging="360"/>
+        <w:ind w:left="2160" w:hanging="360"/>
       </w:pPr>
       <w:rPr>
         <w:u w:val="none"/>
@@ -1255,7 +4430,7 @@
       <w:lvlText w:val="%4."/>
       <w:lvlJc w:val="left"/>
       <w:pPr>
-        <w:ind w:left="3600" w:hanging="360"/>
+        <w:ind w:left="2880" w:hanging="360"/>
       </w:pPr>
       <w:rPr>
         <w:u w:val="none"/>
@@ -1267,7 +4442,7 @@
       <w:lvlText w:val="%5."/>
       <w:lvlJc w:val="left"/>
       <w:pPr>
-        <w:ind w:left="4320" w:hanging="360"/>
+        <w:ind w:left="3600" w:hanging="360"/>
       </w:pPr>
       <w:rPr>
         <w:u w:val="none"/>
@@ -1279,7 +4454,7 @@
       <w:lvlText w:val="%6."/>
       <w:lvlJc w:val="right"/>
       <w:pPr>
-        <w:ind w:left="5040" w:hanging="360"/>
+        <w:ind w:left="4320" w:hanging="360"/>
       </w:pPr>
       <w:rPr>
         <w:u w:val="none"/>
@@ -1291,7 +4466,7 @@
       <w:lvlText w:val="%7."/>
       <w:lvlJc w:val="left"/>
       <w:pPr>
-        <w:ind w:left="5760" w:hanging="360"/>
+        <w:ind w:left="5040" w:hanging="360"/>
       </w:pPr>
       <w:rPr>
         <w:u w:val="none"/>
@@ -1303,7 +4478,7 @@
       <w:lvlText w:val="%8."/>
       <w:lvlJc w:val="left"/>
       <w:pPr>
-        <w:ind w:left="6480" w:hanging="360"/>
+        <w:ind w:left="5760" w:hanging="360"/>
       </w:pPr>
       <w:rPr>
         <w:u w:val="none"/>
@@ -1315,14 +4490,17 @@
       <w:lvlText w:val="%9."/>
       <w:lvlJc w:val="right"/>
       <w:pPr>
-        <w:ind w:left="7200" w:hanging="360"/>
+        <w:ind w:left="6480" w:hanging="360"/>
       </w:pPr>
       <w:rPr>
         <w:u w:val="none"/>
       </w:rPr>
     </w:lvl>
   </w:abstractNum>
-  <w:abstractNum w:abstractNumId="4">
+  <w:abstractNum w:abstractNumId="3" w15:restartNumberingAfterBreak="0">
+    <w:nsid w:val="584B6D48"/>
+    <w:multiLevelType w:val="multilevel"/>
+    <w:tmpl w:val="96A4AF4A"/>
     <w:lvl w:ilvl="0">
       <w:start w:val="1"/>
       <w:numFmt w:val="decimal"/>
@@ -1432,30 +4610,30 @@
       </w:rPr>
     </w:lvl>
   </w:abstractNum>
-  <w:num w:numId="1">
-    <w:abstractNumId w:val="1"/>
+  <w:num w:numId="1" w16cid:durableId="1405447019">
+    <w:abstractNumId w:val="3"/>
   </w:num>
-  <w:num w:numId="2">
+  <w:num w:numId="2" w16cid:durableId="1820534965">
     <w:abstractNumId w:val="2"/>
   </w:num>
-  <w:num w:numId="3">
-    <w:abstractNumId w:val="3"/>
+  <w:num w:numId="3" w16cid:durableId="1109155494">
+    <w:abstractNumId w:val="0"/>
   </w:num>
-  <w:num w:numId="4">
-    <w:abstractNumId w:val="4"/>
+  <w:num w:numId="4" w16cid:durableId="552347500">
+    <w:abstractNumId w:val="1"/>
   </w:num>
 </w:numbering>
 </file>
 
 <file path=word/styles.xml><?xml version="1.0" encoding="utf-8"?>
-<w:styles xmlns:mc="http://schemas.openxmlformats.org/markup-compatibility/2006" xmlns:o="urn:schemas-microsoft-com:office:office" xmlns:r="http://schemas.openxmlformats.org/officeDocument/2006/relationships" xmlns:m="http://schemas.openxmlformats.org/officeDocument/2006/math" xmlns:v="urn:schemas-microsoft-com:vml" xmlns:wp="http://schemas.openxmlformats.org/drawingml/2006/wordprocessingDrawing" xmlns:w10="urn:schemas-microsoft-com:office:word" xmlns:w="http://schemas.openxmlformats.org/wordprocessingml/2006/main" xmlns:wne="http://schemas.microsoft.com/office/word/2006/wordml" xmlns:sl="http://schemas.openxmlformats.org/schemaLibrary/2006/main" xmlns:a="http://schemas.openxmlformats.org/drawingml/2006/main" xmlns:pic="http://schemas.openxmlformats.org/drawingml/2006/picture" xmlns:c="http://schemas.openxmlformats.org/drawingml/2006/chart" xmlns:lc="http://schemas.openxmlformats.org/drawingml/2006/lockedCanvas" xmlns:dgm="http://schemas.openxmlformats.org/drawingml/2006/diagram" xmlns:wps="http://schemas.microsoft.com/office/word/2010/wordprocessingShape" xmlns:wpg="http://schemas.microsoft.com/office/word/2010/wordprocessingGroup" xmlns:w14="http://schemas.microsoft.com/office/word/2010/wordml" xmlns:w15="http://schemas.microsoft.com/office/word/2012/wordml" xmlns:w16="http://schemas.microsoft.com/office/word/2018/wordml" xmlns:w16cex="http://schemas.microsoft.com/office/word/2018/wordml/cex" xmlns:w16cid="http://schemas.microsoft.com/office/word/2016/wordml/cid" xmlns="http://schemas.microsoft.com/office/tasks/2019/documenttasks" xmlns:cr="http://schemas.microsoft.com/office/comments/2020/reactions">
+<w:styles xmlns:ns1="http://schemas.openxmlformats.org/markup-compatibility/2006" xmlns:w="http://schemas.openxmlformats.org/wordprocessingml/2006/main" ns1:Ignorable="w14 w15 w16se w16cid w16 w16cex w16sdtdh w16sdtfl w16du">
   <w:docDefaults>
     <w:rPrDefault>
       <w:rPr>
-        <w:rFonts w:ascii="Arial" w:cs="Arial" w:eastAsia="Arial" w:hAnsi="Arial"/>
-        <w:sz w:val="22"/>
-        <w:szCs w:val="22"/>
-        <w:lang w:val="in"/>
+        <w:rFonts w:ascii="Lexend" w:eastAsia="Lexend" w:hAnsi="Lexend" w:cs="Lexend"/>
+        <w:sz w:val="24"/>
+        <w:szCs w:val="24"/>
+        <w:lang w:val="id" w:eastAsia="en-ID" w:bidi="ar-SA"/>
       </w:rPr>
     </w:rPrDefault>
     <w:pPrDefault>
@@ -1464,29 +4642,399 @@
       </w:pPr>
     </w:pPrDefault>
   </w:docDefaults>
-  <w:style w:type="table" w:styleId="TableNormal" w:default="1">
-    <w:name w:val="TableNormal"/>
-    <w:tblPr>
-      <w:tblCellMar>
-        <w:top w:w="100" w:type="dxa"/>
-        <w:left w:w="100" w:type="dxa"/>
-        <w:bottom w:w="100" w:type="dxa"/>
-        <w:right w:w="100" w:type="dxa"/>
-      </w:tblCellMar>
-    </w:tblPr>
-  </w:style>
-  <w:style w:type="paragraph" w:styleId="Normal" w:default="1">
-    <w:name w:val="normal"/>
+  <w:latentStyles w:defLockedState="0" w:defUIPriority="99" w:defSemiHidden="0" w:defUnhideWhenUsed="0" w:defQFormat="0" w:count="376">
+    <w:lsdException w:name="Normal" w:uiPriority="0" w:qFormat="1"/>
+    <w:lsdException w:name="heading 1" w:uiPriority="9" w:qFormat="1"/>
+    <w:lsdException w:name="heading 2" w:semiHidden="1" w:uiPriority="9" w:unhideWhenUsed="1" w:qFormat="1"/>
+    <w:lsdException w:name="heading 3" w:semiHidden="1" w:uiPriority="9" w:unhideWhenUsed="1" w:qFormat="1"/>
+    <w:lsdException w:name="heading 4" w:semiHidden="1" w:uiPriority="9" w:unhideWhenUsed="1" w:qFormat="1"/>
+    <w:lsdException w:name="heading 5" w:semiHidden="1" w:uiPriority="9" w:unhideWhenUsed="1" w:qFormat="1"/>
+    <w:lsdException w:name="heading 6" w:semiHidden="1" w:uiPriority="9" w:unhideWhenUsed="1" w:qFormat="1"/>
+    <w:lsdException w:name="heading 7" w:semiHidden="1" w:uiPriority="9" w:unhideWhenUsed="1" w:qFormat="1"/>
+    <w:lsdException w:name="heading 8" w:semiHidden="1" w:uiPriority="9" w:unhideWhenUsed="1" w:qFormat="1"/>
+    <w:lsdException w:name="heading 9" w:semiHidden="1" w:uiPriority="9" w:unhideWhenUsed="1" w:qFormat="1"/>
+    <w:lsdException w:name="index 1" w:semiHidden="1" w:unhideWhenUsed="1"/>
+    <w:lsdException w:name="index 2" w:semiHidden="1" w:unhideWhenUsed="1"/>
+    <w:lsdException w:name="index 3" w:semiHidden="1" w:unhideWhenUsed="1"/>
+    <w:lsdException w:name="index 4" w:semiHidden="1" w:unhideWhenUsed="1"/>
+    <w:lsdException w:name="index 5" w:semiHidden="1" w:unhideWhenUsed="1"/>
+    <w:lsdException w:name="index 6" w:semiHidden="1" w:unhideWhenUsed="1"/>
+    <w:lsdException w:name="index 7" w:semiHidden="1" w:unhideWhenUsed="1"/>
+    <w:lsdException w:name="index 8" w:semiHidden="1" w:unhideWhenUsed="1"/>
+    <w:lsdException w:name="index 9" w:semiHidden="1" w:unhideWhenUsed="1"/>
+    <w:lsdException w:name="toc 1" w:semiHidden="1" w:uiPriority="39" w:unhideWhenUsed="1"/>
+    <w:lsdException w:name="toc 2" w:semiHidden="1" w:uiPriority="39" w:unhideWhenUsed="1"/>
+    <w:lsdException w:name="toc 3" w:semiHidden="1" w:uiPriority="39" w:unhideWhenUsed="1"/>
+    <w:lsdException w:name="toc 4" w:semiHidden="1" w:uiPriority="39" w:unhideWhenUsed="1"/>
+    <w:lsdException w:name="toc 5" w:semiHidden="1" w:uiPriority="39" w:unhideWhenUsed="1"/>
+    <w:lsdException w:name="toc 6" w:semiHidden="1" w:uiPriority="39" w:unhideWhenUsed="1"/>
+    <w:lsdException w:name="toc 7" w:semiHidden="1" w:uiPriority="39" w:unhideWhenUsed="1"/>
+    <w:lsdException w:name="toc 8" w:semiHidden="1" w:uiPriority="39" w:unhideWhenUsed="1"/>
+    <w:lsdException w:name="toc 9" w:semiHidden="1" w:uiPriority="39" w:unhideWhenUsed="1"/>
+    <w:lsdException w:name="Normal Indent" w:semiHidden="1" w:unhideWhenUsed="1"/>
+    <w:lsdException w:name="footnote text" w:semiHidden="1" w:unhideWhenUsed="1"/>
+    <w:lsdException w:name="annotation text" w:semiHidden="1" w:unhideWhenUsed="1"/>
+    <w:lsdException w:name="header" w:semiHidden="1" w:unhideWhenUsed="1"/>
+    <w:lsdException w:name="footer" w:semiHidden="1" w:unhideWhenUsed="1"/>
+    <w:lsdException w:name="index heading" w:semiHidden="1" w:unhideWhenUsed="1"/>
+    <w:lsdException w:name="caption" w:semiHidden="1" w:uiPriority="35" w:unhideWhenUsed="1" w:qFormat="1"/>
+    <w:lsdException w:name="table of figures" w:semiHidden="1" w:unhideWhenUsed="1"/>
+    <w:lsdException w:name="envelope address" w:semiHidden="1" w:unhideWhenUsed="1"/>
+    <w:lsdException w:name="envelope return" w:semiHidden="1" w:unhideWhenUsed="1"/>
+    <w:lsdException w:name="footnote reference" w:semiHidden="1" w:unhideWhenUsed="1"/>
+    <w:lsdException w:name="annotation reference" w:semiHidden="1" w:unhideWhenUsed="1"/>
+    <w:lsdException w:name="line number" w:semiHidden="1" w:unhideWhenUsed="1"/>
+    <w:lsdException w:name="page number" w:semiHidden="1" w:unhideWhenUsed="1"/>
+    <w:lsdException w:name="endnote reference" w:semiHidden="1" w:unhideWhenUsed="1"/>
+    <w:lsdException w:name="endnote text" w:semiHidden="1" w:unhideWhenUsed="1"/>
+    <w:lsdException w:name="table of authorities" w:semiHidden="1" w:unhideWhenUsed="1"/>
+    <w:lsdException w:name="macro" w:semiHidden="1" w:unhideWhenUsed="1"/>
+    <w:lsdException w:name="toa heading" w:semiHidden="1" w:unhideWhenUsed="1"/>
+    <w:lsdException w:name="List" w:semiHidden="1" w:unhideWhenUsed="1"/>
+    <w:lsdException w:name="List Bullet" w:semiHidden="1" w:unhideWhenUsed="1"/>
+    <w:lsdException w:name="List Number" w:semiHidden="1" w:unhideWhenUsed="1"/>
+    <w:lsdException w:name="List 2" w:semiHidden="1" w:unhideWhenUsed="1"/>
+    <w:lsdException w:name="List 3" w:semiHidden="1" w:unhideWhenUsed="1"/>
+    <w:lsdException w:name="List 4" w:semiHidden="1" w:unhideWhenUsed="1"/>
+    <w:lsdException w:name="List 5" w:semiHidden="1" w:unhideWhenUsed="1"/>
+    <w:lsdException w:name="List Bullet 2" w:semiHidden="1" w:unhideWhenUsed="1"/>
+    <w:lsdException w:name="List Bullet 3" w:semiHidden="1" w:unhideWhenUsed="1"/>
+    <w:lsdException w:name="List Bullet 4" w:semiHidden="1" w:unhideWhenUsed="1"/>
+    <w:lsdException w:name="List Bullet 5" w:semiHidden="1" w:unhideWhenUsed="1"/>
+    <w:lsdException w:name="List Number 2" w:semiHidden="1" w:unhideWhenUsed="1"/>
+    <w:lsdException w:name="List Number 3" w:semiHidden="1" w:unhideWhenUsed="1"/>
+    <w:lsdException w:name="List Number 4" w:semiHidden="1" w:unhideWhenUsed="1"/>
+    <w:lsdException w:name="List Number 5" w:semiHidden="1" w:unhideWhenUsed="1"/>
+    <w:lsdException w:name="Title" w:uiPriority="10" w:qFormat="1"/>
+    <w:lsdException w:name="Closing" w:semiHidden="1" w:unhideWhenUsed="1"/>
+    <w:lsdException w:name="Signature" w:semiHidden="1" w:unhideWhenUsed="1"/>
+    <w:lsdException w:name="Default Paragraph Font" w:semiHidden="1" w:uiPriority="1" w:unhideWhenUsed="1"/>
+    <w:lsdException w:name="Body Text" w:semiHidden="1" w:unhideWhenUsed="1"/>
+    <w:lsdException w:name="Body Text Indent" w:semiHidden="1" w:unhideWhenUsed="1"/>
+    <w:lsdException w:name="List Continue" w:semiHidden="1" w:unhideWhenUsed="1"/>
+    <w:lsdException w:name="List Continue 2" w:semiHidden="1" w:unhideWhenUsed="1"/>
+    <w:lsdException w:name="List Continue 3" w:semiHidden="1" w:unhideWhenUsed="1"/>
+    <w:lsdException w:name="List Continue 4" w:semiHidden="1" w:unhideWhenUsed="1"/>
+    <w:lsdException w:name="List Continue 5" w:semiHidden="1" w:unhideWhenUsed="1"/>
+    <w:lsdException w:name="Message Header" w:semiHidden="1" w:unhideWhenUsed="1"/>
+    <w:lsdException w:name="Subtitle" w:uiPriority="11" w:qFormat="1"/>
+    <w:lsdException w:name="Salutation" w:semiHidden="1" w:unhideWhenUsed="1"/>
+    <w:lsdException w:name="Date" w:semiHidden="1" w:unhideWhenUsed="1"/>
+    <w:lsdException w:name="Body Text First Indent" w:semiHidden="1" w:unhideWhenUsed="1"/>
+    <w:lsdException w:name="Body Text First Indent 2" w:semiHidden="1" w:unhideWhenUsed="1"/>
+    <w:lsdException w:name="Note Heading" w:semiHidden="1" w:unhideWhenUsed="1"/>
+    <w:lsdException w:name="Body Text 2" w:semiHidden="1" w:unhideWhenUsed="1"/>
+    <w:lsdException w:name="Body Text 3" w:semiHidden="1" w:unhideWhenUsed="1"/>
+    <w:lsdException w:name="Body Text Indent 2" w:semiHidden="1" w:unhideWhenUsed="1"/>
+    <w:lsdException w:name="Body Text Indent 3" w:semiHidden="1" w:unhideWhenUsed="1"/>
+    <w:lsdException w:name="Block Text" w:semiHidden="1" w:unhideWhenUsed="1"/>
+    <w:lsdException w:name="Hyperlink" w:semiHidden="1" w:unhideWhenUsed="1"/>
+    <w:lsdException w:name="FollowedHyperlink" w:semiHidden="1" w:unhideWhenUsed="1"/>
+    <w:lsdException w:name="Strong" w:uiPriority="22" w:qFormat="1"/>
+    <w:lsdException w:name="Emphasis" w:uiPriority="20" w:qFormat="1"/>
+    <w:lsdException w:name="Document Map" w:semiHidden="1" w:unhideWhenUsed="1"/>
+    <w:lsdException w:name="Plain Text" w:semiHidden="1" w:unhideWhenUsed="1"/>
+    <w:lsdException w:name="E-mail Signature" w:semiHidden="1" w:unhideWhenUsed="1"/>
+    <w:lsdException w:name="HTML Top of Form" w:semiHidden="1" w:unhideWhenUsed="1"/>
+    <w:lsdException w:name="HTML Bottom of Form" w:semiHidden="1" w:unhideWhenUsed="1"/>
+    <w:lsdException w:name="Normal (Web)" w:semiHidden="1" w:unhideWhenUsed="1"/>
+    <w:lsdException w:name="HTML Acronym" w:semiHidden="1" w:unhideWhenUsed="1"/>
+    <w:lsdException w:name="HTML Address" w:semiHidden="1" w:unhideWhenUsed="1"/>
+    <w:lsdException w:name="HTML Cite" w:semiHidden="1" w:unhideWhenUsed="1"/>
+    <w:lsdException w:name="HTML Code" w:semiHidden="1" w:unhideWhenUsed="1"/>
+    <w:lsdException w:name="HTML Definition" w:semiHidden="1" w:unhideWhenUsed="1"/>
+    <w:lsdException w:name="HTML Keyboard" w:semiHidden="1" w:unhideWhenUsed="1"/>
+    <w:lsdException w:name="HTML Preformatted" w:semiHidden="1" w:unhideWhenUsed="1"/>
+    <w:lsdException w:name="HTML Sample" w:semiHidden="1" w:unhideWhenUsed="1"/>
+    <w:lsdException w:name="HTML Typewriter" w:semiHidden="1" w:unhideWhenUsed="1"/>
+    <w:lsdException w:name="HTML Variable" w:semiHidden="1" w:unhideWhenUsed="1"/>
+    <w:lsdException w:name="Normal Table" w:semiHidden="1" w:unhideWhenUsed="1"/>
+    <w:lsdException w:name="annotation subject" w:semiHidden="1" w:unhideWhenUsed="1"/>
+    <w:lsdException w:name="No List" w:semiHidden="1" w:unhideWhenUsed="1"/>
+    <w:lsdException w:name="Outline List 1" w:semiHidden="1" w:unhideWhenUsed="1"/>
+    <w:lsdException w:name="Outline List 2" w:semiHidden="1" w:unhideWhenUsed="1"/>
+    <w:lsdException w:name="Outline List 3" w:semiHidden="1" w:unhideWhenUsed="1"/>
+    <w:lsdException w:name="Table Simple 1" w:semiHidden="1" w:unhideWhenUsed="1"/>
+    <w:lsdException w:name="Table Simple 2" w:semiHidden="1" w:unhideWhenUsed="1"/>
+    <w:lsdException w:name="Table Simple 3" w:semiHidden="1" w:unhideWhenUsed="1"/>
+    <w:lsdException w:name="Table Classic 1" w:semiHidden="1" w:unhideWhenUsed="1"/>
+    <w:lsdException w:name="Table Classic 2" w:semiHidden="1" w:unhideWhenUsed="1"/>
+    <w:lsdException w:name="Table Classic 3" w:semiHidden="1" w:unhideWhenUsed="1"/>
+    <w:lsdException w:name="Table Classic 4" w:semiHidden="1" w:unhideWhenUsed="1"/>
+    <w:lsdException w:name="Table Colorful 1" w:semiHidden="1" w:unhideWhenUsed="1"/>
+    <w:lsdException w:name="Table Colorful 2" w:semiHidden="1" w:unhideWhenUsed="1"/>
+    <w:lsdException w:name="Table Colorful 3" w:semiHidden="1" w:unhideWhenUsed="1"/>
+    <w:lsdException w:name="Table Columns 1" w:semiHidden="1" w:unhideWhenUsed="1"/>
+    <w:lsdException w:name="Table Columns 2" w:semiHidden="1" w:unhideWhenUsed="1"/>
+    <w:lsdException w:name="Table Columns 3" w:semiHidden="1" w:unhideWhenUsed="1"/>
+    <w:lsdException w:name="Table Columns 4" w:semiHidden="1" w:unhideWhenUsed="1"/>
+    <w:lsdException w:name="Table Columns 5" w:semiHidden="1" w:unhideWhenUsed="1"/>
+    <w:lsdException w:name="Table Grid 1" w:semiHidden="1" w:unhideWhenUsed="1"/>
+    <w:lsdException w:name="Table Grid 2" w:semiHidden="1" w:unhideWhenUsed="1"/>
+    <w:lsdException w:name="Table Grid 3" w:semiHidden="1" w:unhideWhenUsed="1"/>
+    <w:lsdException w:name="Table Grid 4" w:semiHidden="1" w:unhideWhenUsed="1"/>
+    <w:lsdException w:name="Table Grid 5" w:semiHidden="1" w:unhideWhenUsed="1"/>
+    <w:lsdException w:name="Table Grid 6" w:semiHidden="1" w:unhideWhenUsed="1"/>
+    <w:lsdException w:name="Table Grid 7" w:semiHidden="1" w:unhideWhenUsed="1"/>
+    <w:lsdException w:name="Table Grid 8" w:semiHidden="1" w:unhideWhenUsed="1"/>
+    <w:lsdException w:name="Table List 1" w:semiHidden="1" w:unhideWhenUsed="1"/>
+    <w:lsdException w:name="Table List 2" w:semiHidden="1" w:unhideWhenUsed="1"/>
+    <w:lsdException w:name="Table List 3" w:semiHidden="1" w:unhideWhenUsed="1"/>
+    <w:lsdException w:name="Table List 4" w:semiHidden="1" w:unhideWhenUsed="1"/>
+    <w:lsdException w:name="Table List 5" w:semiHidden="1" w:unhideWhenUsed="1"/>
+    <w:lsdException w:name="Table List 6" w:semiHidden="1" w:unhideWhenUsed="1"/>
+    <w:lsdException w:name="Table List 7" w:semiHidden="1" w:unhideWhenUsed="1"/>
+    <w:lsdException w:name="Table List 8" w:semiHidden="1" w:unhideWhenUsed="1"/>
+    <w:lsdException w:name="Table 3D effects 1" w:semiHidden="1" w:unhideWhenUsed="1"/>
+    <w:lsdException w:name="Table 3D effects 2" w:semiHidden="1" w:unhideWhenUsed="1"/>
+    <w:lsdException w:name="Table 3D effects 3" w:semiHidden="1" w:unhideWhenUsed="1"/>
+    <w:lsdException w:name="Table Contemporary" w:semiHidden="1" w:unhideWhenUsed="1"/>
+    <w:lsdException w:name="Table Elegant" w:semiHidden="1" w:unhideWhenUsed="1"/>
+    <w:lsdException w:name="Table Professional" w:semiHidden="1" w:unhideWhenUsed="1"/>
+    <w:lsdException w:name="Table Subtle 1" w:semiHidden="1" w:unhideWhenUsed="1"/>
+    <w:lsdException w:name="Table Subtle 2" w:semiHidden="1" w:unhideWhenUsed="1"/>
+    <w:lsdException w:name="Table Web 1" w:semiHidden="1" w:unhideWhenUsed="1"/>
+    <w:lsdException w:name="Table Web 2" w:semiHidden="1" w:unhideWhenUsed="1"/>
+    <w:lsdException w:name="Table Web 3" w:semiHidden="1" w:unhideWhenUsed="1"/>
+    <w:lsdException w:name="Balloon Text" w:semiHidden="1" w:unhideWhenUsed="1"/>
+    <w:lsdException w:name="Table Grid" w:uiPriority="39"/>
+    <w:lsdException w:name="Table Theme" w:semiHidden="1" w:unhideWhenUsed="1"/>
+    <w:lsdException w:name="Placeholder Text" w:semiHidden="1"/>
+    <w:lsdException w:name="No Spacing" w:uiPriority="1" w:qFormat="1"/>
+    <w:lsdException w:name="Light Shading" w:uiPriority="60"/>
+    <w:lsdException w:name="Light List" w:uiPriority="61"/>
+    <w:lsdException w:name="Light Grid" w:uiPriority="62"/>
+    <w:lsdException w:name="Medium Shading 1" w:uiPriority="63"/>
+    <w:lsdException w:name="Medium Shading 2" w:uiPriority="64"/>
+    <w:lsdException w:name="Medium List 1" w:uiPriority="65"/>
+    <w:lsdException w:name="Medium List 2" w:uiPriority="66"/>
+    <w:lsdException w:name="Medium Grid 1" w:uiPriority="67"/>
+    <w:lsdException w:name="Medium Grid 2" w:uiPriority="68"/>
+    <w:lsdException w:name="Medium Grid 3" w:uiPriority="69"/>
+    <w:lsdException w:name="Dark List" w:uiPriority="70"/>
+    <w:lsdException w:name="Colorful Shading" w:uiPriority="71"/>
+    <w:lsdException w:name="Colorful List" w:uiPriority="72"/>
+    <w:lsdException w:name="Colorful Grid" w:uiPriority="73"/>
+    <w:lsdException w:name="Light Shading Accent 1" w:uiPriority="60"/>
+    <w:lsdException w:name="Light List Accent 1" w:uiPriority="61"/>
+    <w:lsdException w:name="Light Grid Accent 1" w:uiPriority="62"/>
+    <w:lsdException w:name="Medium Shading 1 Accent 1" w:uiPriority="63"/>
+    <w:lsdException w:name="Medium Shading 2 Accent 1" w:uiPriority="64"/>
+    <w:lsdException w:name="Medium List 1 Accent 1" w:uiPriority="65"/>
+    <w:lsdException w:name="Revision" w:semiHidden="1"/>
+    <w:lsdException w:name="List Paragraph" w:uiPriority="34" w:qFormat="1"/>
+    <w:lsdException w:name="Quote" w:uiPriority="29" w:qFormat="1"/>
+    <w:lsdException w:name="Intense Quote" w:uiPriority="30" w:qFormat="1"/>
+    <w:lsdException w:name="Medium List 2 Accent 1" w:uiPriority="66"/>
+    <w:lsdException w:name="Medium Grid 1 Accent 1" w:uiPriority="67"/>
+    <w:lsdException w:name="Medium Grid 2 Accent 1" w:uiPriority="68"/>
+    <w:lsdException w:name="Medium Grid 3 Accent 1" w:uiPriority="69"/>
+    <w:lsdException w:name="Dark List Accent 1" w:uiPriority="70"/>
+    <w:lsdException w:name="Colorful Shading Accent 1" w:uiPriority="71"/>
+    <w:lsdException w:name="Colorful List Accent 1" w:uiPriority="72"/>
+    <w:lsdException w:name="Colorful Grid Accent 1" w:uiPriority="73"/>
+    <w:lsdException w:name="Light Shading Accent 2" w:uiPriority="60"/>
+    <w:lsdException w:name="Light List Accent 2" w:uiPriority="61"/>
+    <w:lsdException w:name="Light Grid Accent 2" w:uiPriority="62"/>
+    <w:lsdException w:name="Medium Shading 1 Accent 2" w:uiPriority="63"/>
+    <w:lsdException w:name="Medium Shading 2 Accent 2" w:uiPriority="64"/>
+    <w:lsdException w:name="Medium List 1 Accent 2" w:uiPriority="65"/>
+    <w:lsdException w:name="Medium List 2 Accent 2" w:uiPriority="66"/>
+    <w:lsdException w:name="Medium Grid 1 Accent 2" w:uiPriority="67"/>
+    <w:lsdException w:name="Medium Grid 2 Accent 2" w:uiPriority="68"/>
+    <w:lsdException w:name="Medium Grid 3 Accent 2" w:uiPriority="69"/>
+    <w:lsdException w:name="Dark List Accent 2" w:uiPriority="70"/>
+    <w:lsdException w:name="Colorful Shading Accent 2" w:uiPriority="71"/>
+    <w:lsdException w:name="Colorful List Accent 2" w:uiPriority="72"/>
+    <w:lsdException w:name="Colorful Grid Accent 2" w:uiPriority="73"/>
+    <w:lsdException w:name="Light Shading Accent 3" w:uiPriority="60"/>
+    <w:lsdException w:name="Light List Accent 3" w:uiPriority="61"/>
+    <w:lsdException w:name="Light Grid Accent 3" w:uiPriority="62"/>
+    <w:lsdException w:name="Medium Shading 1 Accent 3" w:uiPriority="63"/>
+    <w:lsdException w:name="Medium Shading 2 Accent 3" w:uiPriority="64"/>
+    <w:lsdException w:name="Medium List 1 Accent 3" w:uiPriority="65"/>
+    <w:lsdException w:name="Medium List 2 Accent 3" w:uiPriority="66"/>
+    <w:lsdException w:name="Medium Grid 1 Accent 3" w:uiPriority="67"/>
+    <w:lsdException w:name="Medium Grid 2 Accent 3" w:uiPriority="68"/>
+    <w:lsdException w:name="Medium Grid 3 Accent 3" w:uiPriority="69"/>
+    <w:lsdException w:name="Dark List Accent 3" w:uiPriority="70"/>
+    <w:lsdException w:name="Colorful Shading Accent 3" w:uiPriority="71"/>
+    <w:lsdException w:name="Colorful List Accent 3" w:uiPriority="72"/>
+    <w:lsdException w:name="Colorful Grid Accent 3" w:uiPriority="73"/>
+    <w:lsdException w:name="Light Shading Accent 4" w:uiPriority="60"/>
+    <w:lsdException w:name="Light List Accent 4" w:uiPriority="61"/>
+    <w:lsdException w:name="Light Grid Accent 4" w:uiPriority="62"/>
+    <w:lsdException w:name="Medium Shading 1 Accent 4" w:uiPriority="63"/>
+    <w:lsdException w:name="Medium Shading 2 Accent 4" w:uiPriority="64"/>
+    <w:lsdException w:name="Medium List 1 Accent 4" w:uiPriority="65"/>
+    <w:lsdException w:name="Medium List 2 Accent 4" w:uiPriority="66"/>
+    <w:lsdException w:name="Medium Grid 1 Accent 4" w:uiPriority="67"/>
+    <w:lsdException w:name="Medium Grid 2 Accent 4" w:uiPriority="68"/>
+    <w:lsdException w:name="Medium Grid 3 Accent 4" w:uiPriority="69"/>
+    <w:lsdException w:name="Dark List Accent 4" w:uiPriority="70"/>
+    <w:lsdException w:name="Colorful Shading Accent 4" w:uiPriority="71"/>
+    <w:lsdException w:name="Colorful List Accent 4" w:uiPriority="72"/>
+    <w:lsdException w:name="Colorful Grid Accent 4" w:uiPriority="73"/>
+    <w:lsdException w:name="Light Shading Accent 5" w:uiPriority="60"/>
+    <w:lsdException w:name="Light List Accent 5" w:uiPriority="61"/>
+    <w:lsdException w:name="Light Grid Accent 5" w:uiPriority="62"/>
+    <w:lsdException w:name="Medium Shading 1 Accent 5" w:uiPriority="63"/>
+    <w:lsdException w:name="Medium Shading 2 Accent 5" w:uiPriority="64"/>
+    <w:lsdException w:name="Medium List 1 Accent 5" w:uiPriority="65"/>
+    <w:lsdException w:name="Medium List 2 Accent 5" w:uiPriority="66"/>
+    <w:lsdException w:name="Medium Grid 1 Accent 5" w:uiPriority="67"/>
+    <w:lsdException w:name="Medium Grid 2 Accent 5" w:uiPriority="68"/>
+    <w:lsdException w:name="Medium Grid 3 Accent 5" w:uiPriority="69"/>
+    <w:lsdException w:name="Dark List Accent 5" w:uiPriority="70"/>
+    <w:lsdException w:name="Colorful Shading Accent 5" w:uiPriority="71"/>
+    <w:lsdException w:name="Colorful List Accent 5" w:uiPriority="72"/>
+    <w:lsdException w:name="Colorful Grid Accent 5" w:uiPriority="73"/>
+    <w:lsdException w:name="Light Shading Accent 6" w:uiPriority="60"/>
+    <w:lsdException w:name="Light List Accent 6" w:uiPriority="61"/>
+    <w:lsdException w:name="Light Grid Accent 6" w:uiPriority="62"/>
+    <w:lsdException w:name="Medium Shading 1 Accent 6" w:uiPriority="63"/>
+    <w:lsdException w:name="Medium Shading 2 Accent 6" w:uiPriority="64"/>
+    <w:lsdException w:name="Medium List 1 Accent 6" w:uiPriority="65"/>
+    <w:lsdException w:name="Medium List 2 Accent 6" w:uiPriority="66"/>
+    <w:lsdException w:name="Medium Grid 1 Accent 6" w:uiPriority="67"/>
+    <w:lsdException w:name="Medium Grid 2 Accent 6" w:uiPriority="68"/>
+    <w:lsdException w:name="Medium Grid 3 Accent 6" w:uiPriority="69"/>
+    <w:lsdException w:name="Dark List Accent 6" w:uiPriority="70"/>
+    <w:lsdException w:name="Colorful Shading Accent 6" w:uiPriority="71"/>
+    <w:lsdException w:name="Colorful List Accent 6" w:uiPriority="72"/>
+    <w:lsdException w:name="Colorful Grid Accent 6" w:uiPriority="73"/>
+    <w:lsdException w:name="Subtle Emphasis" w:uiPriority="19" w:qFormat="1"/>
+    <w:lsdException w:name="Intense Emphasis" w:uiPriority="21" w:qFormat="1"/>
+    <w:lsdException w:name="Subtle Reference" w:uiPriority="31" w:qFormat="1"/>
+    <w:lsdException w:name="Intense Reference" w:uiPriority="32" w:qFormat="1"/>
+    <w:lsdException w:name="Book Title" w:uiPriority="33" w:qFormat="1"/>
+    <w:lsdException w:name="Bibliography" w:semiHidden="1" w:uiPriority="37" w:unhideWhenUsed="1"/>
+    <w:lsdException w:name="TOC Heading" w:semiHidden="1" w:uiPriority="39" w:unhideWhenUsed="1" w:qFormat="1"/>
+    <w:lsdException w:name="Plain Table 1" w:uiPriority="41"/>
+    <w:lsdException w:name="Plain Table 2" w:uiPriority="42"/>
+    <w:lsdException w:name="Plain Table 3" w:uiPriority="43"/>
+    <w:lsdException w:name="Plain Table 4" w:uiPriority="44"/>
+    <w:lsdException w:name="Plain Table 5" w:uiPriority="45"/>
+    <w:lsdException w:name="Grid Table Light" w:uiPriority="40"/>
+    <w:lsdException w:name="Grid Table 1 Light" w:uiPriority="46"/>
+    <w:lsdException w:name="Grid Table 2" w:uiPriority="47"/>
+    <w:lsdException w:name="Grid Table 3" w:uiPriority="48"/>
+    <w:lsdException w:name="Grid Table 4" w:uiPriority="49"/>
+    <w:lsdException w:name="Grid Table 5 Dark" w:uiPriority="50"/>
+    <w:lsdException w:name="Grid Table 6 Colorful" w:uiPriority="51"/>
+    <w:lsdException w:name="Grid Table 7 Colorful" w:uiPriority="52"/>
+    <w:lsdException w:name="Grid Table 1 Light Accent 1" w:uiPriority="46"/>
+    <w:lsdException w:name="Grid Table 2 Accent 1" w:uiPriority="47"/>
+    <w:lsdException w:name="Grid Table 3 Accent 1" w:uiPriority="48"/>
+    <w:lsdException w:name="Grid Table 4 Accent 1" w:uiPriority="49"/>
+    <w:lsdException w:name="Grid Table 5 Dark Accent 1" w:uiPriority="50"/>
+    <w:lsdException w:name="Grid Table 6 Colorful Accent 1" w:uiPriority="51"/>
+    <w:lsdException w:name="Grid Table 7 Colorful Accent 1" w:uiPriority="52"/>
+    <w:lsdException w:name="Grid Table 1 Light Accent 2" w:uiPriority="46"/>
+    <w:lsdException w:name="Grid Table 2 Accent 2" w:uiPriority="47"/>
+    <w:lsdException w:name="Grid Table 3 Accent 2" w:uiPriority="48"/>
+    <w:lsdException w:name="Grid Table 4 Accent 2" w:uiPriority="49"/>
+    <w:lsdException w:name="Grid Table 5 Dark Accent 2" w:uiPriority="50"/>
+    <w:lsdException w:name="Grid Table 6 Colorful Accent 2" w:uiPriority="51"/>
+    <w:lsdException w:name="Grid Table 7 Colorful Accent 2" w:uiPriority="52"/>
+    <w:lsdException w:name="Grid Table 1 Light Accent 3" w:uiPriority="46"/>
+    <w:lsdException w:name="Grid Table 2 Accent 3" w:uiPriority="47"/>
+    <w:lsdException w:name="Grid Table 3 Accent 3" w:uiPriority="48"/>
+    <w:lsdException w:name="Grid Table 4 Accent 3" w:uiPriority="49"/>
+    <w:lsdException w:name="Grid Table 5 Dark Accent 3" w:uiPriority="50"/>
+    <w:lsdException w:name="Grid Table 6 Colorful Accent 3" w:uiPriority="51"/>
+    <w:lsdException w:name="Grid Table 7 Colorful Accent 3" w:uiPriority="52"/>
+    <w:lsdException w:name="Grid Table 1 Light Accent 4" w:uiPriority="46"/>
+    <w:lsdException w:name="Grid Table 2 Accent 4" w:uiPriority="47"/>
+    <w:lsdException w:name="Grid Table 3 Accent 4" w:uiPriority="48"/>
+    <w:lsdException w:name="Grid Table 4 Accent 4" w:uiPriority="49"/>
+    <w:lsdException w:name="Grid Table 5 Dark Accent 4" w:uiPriority="50"/>
+    <w:lsdException w:name="Grid Table 6 Colorful Accent 4" w:uiPriority="51"/>
+    <w:lsdException w:name="Grid Table 7 Colorful Accent 4" w:uiPriority="52"/>
+    <w:lsdException w:name="Grid Table 1 Light Accent 5" w:uiPriority="46"/>
+    <w:lsdException w:name="Grid Table 2 Accent 5" w:uiPriority="47"/>
+    <w:lsdException w:name="Grid Table 3 Accent 5" w:uiPriority="48"/>
+    <w:lsdException w:name="Grid Table 4 Accent 5" w:uiPriority="49"/>
+    <w:lsdException w:name="Grid Table 5 Dark Accent 5" w:uiPriority="50"/>
+    <w:lsdException w:name="Grid Table 6 Colorful Accent 5" w:uiPriority="51"/>
+    <w:lsdException w:name="Grid Table 7 Colorful Accent 5" w:uiPriority="52"/>
+    <w:lsdException w:name="Grid Table 1 Light Accent 6" w:uiPriority="46"/>
+    <w:lsdException w:name="Grid Table 2 Accent 6" w:uiPriority="47"/>
+    <w:lsdException w:name="Grid Table 3 Accent 6" w:uiPriority="48"/>
+    <w:lsdException w:name="Grid Table 4 Accent 6" w:uiPriority="49"/>
+    <w:lsdException w:name="Grid Table 5 Dark Accent 6" w:uiPriority="50"/>
+    <w:lsdException w:name="Grid Table 6 Colorful Accent 6" w:uiPriority="51"/>
+    <w:lsdException w:name="Grid Table 7 Colorful Accent 6" w:uiPriority="52"/>
+    <w:lsdException w:name="List Table 1 Light" w:uiPriority="46"/>
+    <w:lsdException w:name="List Table 2" w:uiPriority="47"/>
+    <w:lsdException w:name="List Table 3" w:uiPriority="48"/>
+    <w:lsdException w:name="List Table 4" w:uiPriority="49"/>
+    <w:lsdException w:name="List Table 5 Dark" w:uiPriority="50"/>
+    <w:lsdException w:name="List Table 6 Colorful" w:uiPriority="51"/>
+    <w:lsdException w:name="List Table 7 Colorful" w:uiPriority="52"/>
+    <w:lsdException w:name="List Table 1 Light Accent 1" w:uiPriority="46"/>
+    <w:lsdException w:name="List Table 2 Accent 1" w:uiPriority="47"/>
+    <w:lsdException w:name="List Table 3 Accent 1" w:uiPriority="48"/>
+    <w:lsdException w:name="List Table 4 Accent 1" w:uiPriority="49"/>
+    <w:lsdException w:name="List Table 5 Dark Accent 1" w:uiPriority="50"/>
+    <w:lsdException w:name="List Table 6 Colorful Accent 1" w:uiPriority="51"/>
+    <w:lsdException w:name="List Table 7 Colorful Accent 1" w:uiPriority="52"/>
+    <w:lsdException w:name="List Table 1 Light Accent 2" w:uiPriority="46"/>
+    <w:lsdException w:name="List Table 2 Accent 2" w:uiPriority="47"/>
+    <w:lsdException w:name="List Table 3 Accent 2" w:uiPriority="48"/>
+    <w:lsdException w:name="List Table 4 Accent 2" w:uiPriority="49"/>
+    <w:lsdException w:name="List Table 5 Dark Accent 2" w:uiPriority="50"/>
+    <w:lsdException w:name="List Table 6 Colorful Accent 2" w:uiPriority="51"/>
+    <w:lsdException w:name="List Table 7 Colorful Accent 2" w:uiPriority="52"/>
+    <w:lsdException w:name="List Table 1 Light Accent 3" w:uiPriority="46"/>
+    <w:lsdException w:name="List Table 2 Accent 3" w:uiPriority="47"/>
+    <w:lsdException w:name="List Table 3 Accent 3" w:uiPriority="48"/>
+    <w:lsdException w:name="List Table 4 Accent 3" w:uiPriority="49"/>
+    <w:lsdException w:name="List Table 5 Dark Accent 3" w:uiPriority="50"/>
+    <w:lsdException w:name="List Table 6 Colorful Accent 3" w:uiPriority="51"/>
+    <w:lsdException w:name="List Table 7 Colorful Accent 3" w:uiPriority="52"/>
+    <w:lsdException w:name="List Table 1 Light Accent 4" w:uiPriority="46"/>
+    <w:lsdException w:name="List Table 2 Accent 4" w:uiPriority="47"/>
+    <w:lsdException w:name="List Table 3 Accent 4" w:uiPriority="48"/>
+    <w:lsdException w:name="List Table 4 Accent 4" w:uiPriority="49"/>
+    <w:lsdException w:name="List Table 5 Dark Accent 4" w:uiPriority="50"/>
+    <w:lsdException w:name="List Table 6 Colorful Accent 4" w:uiPriority="51"/>
+    <w:lsdException w:name="List Table 7 Colorful Accent 4" w:uiPriority="52"/>
+    <w:lsdException w:name="List Table 1 Light Accent 5" w:uiPriority="46"/>
+    <w:lsdException w:name="List Table 2 Accent 5" w:uiPriority="47"/>
+    <w:lsdException w:name="List Table 3 Accent 5" w:uiPriority="48"/>
+    <w:lsdException w:name="List Table 4 Accent 5" w:uiPriority="49"/>
+    <w:lsdException w:name="List Table 5 Dark Accent 5" w:uiPriority="50"/>
+    <w:lsdException w:name="List Table 6 Colorful Accent 5" w:uiPriority="51"/>
+    <w:lsdException w:name="List Table 7 Colorful Accent 5" w:uiPriority="52"/>
+    <w:lsdException w:name="List Table 1 Light Accent 6" w:uiPriority="46"/>
+    <w:lsdException w:name="List Table 2 Accent 6" w:uiPriority="47"/>
+    <w:lsdException w:name="List Table 3 Accent 6" w:uiPriority="48"/>
+    <w:lsdException w:name="List Table 4 Accent 6" w:uiPriority="49"/>
+    <w:lsdException w:name="List Table 5 Dark Accent 6" w:uiPriority="50"/>
+    <w:lsdException w:name="List Table 6 Colorful Accent 6" w:uiPriority="51"/>
+    <w:lsdException w:name="List Table 7 Colorful Accent 6" w:uiPriority="52"/>
+    <w:lsdException w:name="Mention" w:semiHidden="1" w:unhideWhenUsed="1"/>
+    <w:lsdException w:name="Smart Hyperlink" w:semiHidden="1" w:unhideWhenUsed="1"/>
+    <w:lsdException w:name="Hashtag" w:semiHidden="1" w:unhideWhenUsed="1"/>
+    <w:lsdException w:name="Unresolved Mention" w:semiHidden="1" w:unhideWhenUsed="1"/>
+    <w:lsdException w:name="Smart Link" w:semiHidden="1" w:unhideWhenUsed="1"/>
+  </w:latentStyles>
+  <w:style w:type="paragraph" w:default="1" w:styleId="Normal">
+    <w:name w:val="Normal"/>
+    <w:qFormat/>
   </w:style>
   <w:style w:type="paragraph" w:styleId="Heading1">
     <w:name w:val="heading 1"/>
     <w:basedOn w:val="Normal"/>
     <w:next w:val="Normal"/>
+    <w:uiPriority w:val="9"/>
+    <w:qFormat/>
     <w:pPr>
-      <w:keepNext w:val="1"/>
-      <w:keepLines w:val="1"/>
-      <w:pageBreakBefore w:val="0"/>
-      <w:spacing w:after="120" w:before="400" w:lineRule="auto"/>
+      <w:keepNext/>
+      <w:keepLines/>
+      <w:spacing w:before="400" w:after="120"/>
+      <w:outlineLvl w:val="0"/>
     </w:pPr>
     <w:rPr>
       <w:sz w:val="40"/>
@@ -1497,15 +5045,17 @@
     <w:name w:val="heading 2"/>
     <w:basedOn w:val="Normal"/>
     <w:next w:val="Normal"/>
+    <w:uiPriority w:val="9"/>
+    <w:semiHidden/>
+    <w:unhideWhenUsed/>
+    <w:qFormat/>
     <w:pPr>
-      <w:keepNext w:val="1"/>
-      <w:keepLines w:val="1"/>
-      <w:pageBreakBefore w:val="0"/>
-      <w:spacing w:after="120" w:before="360" w:lineRule="auto"/>
+      <w:keepNext/>
+      <w:keepLines/>
+      <w:spacing w:before="360" w:after="120"/>
+      <w:outlineLvl w:val="1"/>
     </w:pPr>
     <w:rPr>
-      <w:b w:val="0"/>
-      <w:bCs w:val="0"/>
       <w:sz w:val="32"/>
       <w:szCs w:val="32"/>
     </w:rPr>
@@ -1514,15 +5064,17 @@
     <w:name w:val="heading 3"/>
     <w:basedOn w:val="Normal"/>
     <w:next w:val="Normal"/>
+    <w:uiPriority w:val="9"/>
+    <w:semiHidden/>
+    <w:unhideWhenUsed/>
+    <w:qFormat/>
     <w:pPr>
-      <w:keepNext w:val="1"/>
-      <w:keepLines w:val="1"/>
-      <w:pageBreakBefore w:val="0"/>
-      <w:spacing w:after="80" w:before="320" w:lineRule="auto"/>
+      <w:keepNext/>
+      <w:keepLines/>
+      <w:spacing w:before="320" w:after="80"/>
+      <w:outlineLvl w:val="2"/>
     </w:pPr>
     <w:rPr>
-      <w:b w:val="0"/>
-      <w:bCs w:val="0"/>
       <w:color w:val="434343"/>
       <w:sz w:val="28"/>
       <w:szCs w:val="28"/>
@@ -1532,11 +5084,15 @@
     <w:name w:val="heading 4"/>
     <w:basedOn w:val="Normal"/>
     <w:next w:val="Normal"/>
+    <w:uiPriority w:val="9"/>
+    <w:semiHidden/>
+    <w:unhideWhenUsed/>
+    <w:qFormat/>
     <w:pPr>
-      <w:keepNext w:val="1"/>
-      <w:keepLines w:val="1"/>
-      <w:pageBreakBefore w:val="0"/>
-      <w:spacing w:after="80" w:before="280" w:lineRule="auto"/>
+      <w:keepNext/>
+      <w:keepLines/>
+      <w:spacing w:before="280" w:after="80"/>
+      <w:outlineLvl w:val="3"/>
     </w:pPr>
     <w:rPr>
       <w:color w:val="666666"/>
@@ -1548,45 +5104,88 @@
     <w:name w:val="heading 5"/>
     <w:basedOn w:val="Normal"/>
     <w:next w:val="Normal"/>
+    <w:uiPriority w:val="9"/>
+    <w:semiHidden/>
+    <w:unhideWhenUsed/>
+    <w:qFormat/>
     <w:pPr>
-      <w:keepNext w:val="1"/>
-      <w:keepLines w:val="1"/>
-      <w:pageBreakBefore w:val="0"/>
-      <w:spacing w:after="80" w:before="240" w:lineRule="auto"/>
+      <w:keepNext/>
+      <w:keepLines/>
+      <w:spacing w:before="240" w:after="80"/>
+      <w:outlineLvl w:val="4"/>
     </w:pPr>
     <w:rPr>
       <w:color w:val="666666"/>
-      <w:sz w:val="22"/>
-      <w:szCs w:val="22"/>
     </w:rPr>
   </w:style>
   <w:style w:type="paragraph" w:styleId="Heading6">
     <w:name w:val="heading 6"/>
     <w:basedOn w:val="Normal"/>
     <w:next w:val="Normal"/>
+    <w:uiPriority w:val="9"/>
+    <w:semiHidden/>
+    <w:unhideWhenUsed/>
+    <w:qFormat/>
     <w:pPr>
-      <w:keepNext w:val="1"/>
-      <w:keepLines w:val="1"/>
-      <w:pageBreakBefore w:val="0"/>
-      <w:spacing w:after="80" w:before="240" w:lineRule="auto"/>
+      <w:keepNext/>
+      <w:keepLines/>
+      <w:spacing w:before="240" w:after="80"/>
+      <w:outlineLvl w:val="5"/>
     </w:pPr>
     <w:rPr>
-      <w:i w:val="1"/>
-      <w:iCs w:val="1"/>
+      <w:i/>
+      <w:iCs/>
       <w:color w:val="666666"/>
-      <w:sz w:val="22"/>
-      <w:szCs w:val="22"/>
     </w:rPr>
+  </w:style>
+  <w:style w:type="character" w:default="1" w:styleId="DefaultParagraphFont">
+    <w:name w:val="Default Paragraph Font"/>
+    <w:uiPriority w:val="1"/>
+    <w:semiHidden/>
+    <w:unhideWhenUsed/>
+  </w:style>
+  <w:style w:type="table" w:default="1" w:styleId="TableNormal">
+    <w:name w:val="Normal Table"/>
+    <w:uiPriority w:val="99"/>
+    <w:semiHidden/>
+    <w:unhideWhenUsed/>
+    <w:tblPr>
+      <w:tblInd w:w="0" w:type="dxa"/>
+      <w:tblCellMar>
+        <w:top w:w="0" w:type="dxa"/>
+        <w:left w:w="108" w:type="dxa"/>
+        <w:bottom w:w="0" w:type="dxa"/>
+        <w:right w:w="108" w:type="dxa"/>
+      </w:tblCellMar>
+    </w:tblPr>
+  </w:style>
+  <w:style w:type="numbering" w:default="1" w:styleId="NoList">
+    <w:name w:val="No List"/>
+    <w:uiPriority w:val="99"/>
+    <w:semiHidden/>
+    <w:unhideWhenUsed/>
+  </w:style>
+  <w:style w:type="table" w:customStyle="1" w:styleId="TableNormal0">
+    <w:name w:val="TableNormal"/>
+    <w:tblPr>
+      <w:tblCellMar>
+        <w:top w:w="100" w:type="dxa"/>
+        <w:left w:w="100" w:type="dxa"/>
+        <w:bottom w:w="100" w:type="dxa"/>
+        <w:right w:w="100" w:type="dxa"/>
+      </w:tblCellMar>
+    </w:tblPr>
   </w:style>
   <w:style w:type="paragraph" w:styleId="Title">
     <w:name w:val="Title"/>
     <w:basedOn w:val="Normal"/>
     <w:next w:val="Normal"/>
+    <w:uiPriority w:val="10"/>
+    <w:qFormat/>
     <w:pPr>
-      <w:keepNext w:val="1"/>
-      <w:keepLines w:val="1"/>
-      <w:pageBreakBefore w:val="0"/>
-      <w:spacing w:after="60" w:before="0" w:lineRule="auto"/>
+      <w:keepNext/>
+      <w:keepLines/>
+      <w:spacing w:after="60"/>
     </w:pPr>
     <w:rPr>
       <w:sz w:val="52"/>
@@ -1597,16 +5196,14 @@
     <w:name w:val="Subtitle"/>
     <w:basedOn w:val="Normal"/>
     <w:next w:val="Normal"/>
+    <w:uiPriority w:val="11"/>
+    <w:qFormat/>
     <w:pPr>
-      <w:keepNext w:val="1"/>
-      <w:keepLines w:val="1"/>
-      <w:pageBreakBefore w:val="0"/>
-      <w:spacing w:after="320" w:before="0" w:lineRule="auto"/>
+      <w:keepNext/>
+      <w:keepLines/>
+      <w:spacing w:after="320"/>
     </w:pPr>
     <w:rPr>
-      <w:rFonts w:ascii="Arial" w:cs="Arial" w:eastAsia="Arial" w:hAnsi="Arial"/>
-      <w:i w:val="0"/>
-      <w:iCs w:val="0"/>
       <w:color w:val="666666"/>
       <w:sz w:val="30"/>
       <w:szCs w:val="30"/>
